--- a/06-学生侧材料/讲义/2026-06-23-氧族与氮族元素.docx
+++ b/06-学生侧材料/讲义/2026-06-23-氧族与氮族元素.docx
@@ -322,6 +322,12 @@
       <m:oMathPara>
         <m:oMathParaPr>
           <m:jc m:val="center"/>
+          <m:ctrlPr>
+            <w:rPr>
+              <w:sz w:val="28"/>
+              <w:szCs w:val="28"/>
+            </w:rPr>
+          </m:ctrlPr>
         </m:oMathParaPr>
         <m:oMath>
           <m:r>
@@ -526,8 +532,14 @@
     <w:p>
       <w:pPr>
         <w:pStyle w:val="FirstParagraph"/>
+        <w:jc w:val="center"/>
       </w:pPr>
       <w:r>
+        <w:rPr>
+          <w:b w:val="0"/>
+          <w:i w:val="0"/>
+          <w:sz w:val="21"/>
+        </w:rPr>
         <w:drawing>
           <wp:inline>
             <wp:extent cx="5334000" cy="5781367"/>
@@ -570,92 +582,137 @@
         </w:drawing>
       </w:r>
       <w:r>
-        <w:t xml:space="preserve"> </w:t>
-      </w:r>
-      <w:r>
-        <w:rPr>
-          <w:rFonts w:hint="eastAsia" w:eastAsia="SimSun" w:ascii="Times New Roman" w:hAnsi="Times New Roman"/>
-          <w:i/>
+        <w:rPr>
+          <w:b w:val="0"/>
+          <w:i w:val="0"/>
+          <w:sz w:val="21"/>
+        </w:rPr>
+        <w:t xml:space="preserve"> </w:t>
+      </w:r>
+      <w:r>
+        <w:rPr>
+          <w:rFonts w:hint="eastAsia" w:eastAsia="FangSong" w:ascii="Times New Roman" w:hAnsi="Times New Roman"/>
+          <w:b w:val="0"/>
+          <w:i w:val="0"/>
           <w:iCs/>
+          <w:sz w:val="21"/>
         </w:rPr>
         <w:t xml:space="preserve">图</w:t>
       </w:r>
       <w:r>
         <w:rPr>
-          <w:i/>
+          <w:b w:val="0"/>
+          <w:i w:val="0"/>
           <w:iCs/>
+          <w:sz w:val="21"/>
         </w:rPr>
         <w:t xml:space="preserve"> O₂ </w:t>
       </w:r>
       <w:r>
         <w:rPr>
-          <w:rFonts w:hint="eastAsia" w:eastAsia="SimSun" w:ascii="Times New Roman" w:hAnsi="Times New Roman"/>
-          <w:i/>
+          <w:rFonts w:hint="eastAsia" w:eastAsia="FangSong" w:ascii="Times New Roman" w:hAnsi="Times New Roman"/>
+          <w:b w:val="0"/>
+          <w:i w:val="0"/>
           <w:iCs/>
+          <w:sz w:val="21"/>
         </w:rPr>
         <w:t xml:space="preserve">的分子轨道图（Weller</w:t>
       </w:r>
       <w:r>
         <w:rPr>
-          <w:i/>
+          <w:b w:val="0"/>
+          <w:i w:val="0"/>
           <w:iCs/>
-        </w:rPr>
-        <w:t xml:space="preserve"> </w:t>
-      </w:r>
-      <w:r>
-        <w:rPr>
-          <w:rFonts w:hint="eastAsia" w:eastAsia="SimSun" w:ascii="Times New Roman" w:hAnsi="Times New Roman"/>
-          <w:i/>
+          <w:sz w:val="21"/>
+        </w:rPr>
+        <w:t xml:space="preserve"> </w:t>
+      </w:r>
+      <w:r>
+        <w:rPr>
+          <w:rFonts w:hint="eastAsia" w:eastAsia="FangSong" w:ascii="Times New Roman" w:hAnsi="Times New Roman"/>
+          <w:b w:val="0"/>
+          <w:i w:val="0"/>
           <w:iCs/>
+          <w:sz w:val="21"/>
         </w:rPr>
         <w:t xml:space="preserve">图16.1）—</w:t>
       </w:r>
       <w:r>
         <w:rPr>
-          <w:i/>
+          <w:b w:val="0"/>
+          <w:i w:val="0"/>
           <w:iCs/>
-        </w:rPr>
-        <w:t xml:space="preserve"> </w:t>
-      </w:r>
-      <w:r>
-        <w:rPr>
-          <w:rFonts w:hint="eastAsia" w:eastAsia="SimSun" w:ascii="Times New Roman" w:hAnsi="Times New Roman"/>
-          <w:i/>
+          <w:sz w:val="21"/>
+        </w:rPr>
+        <w:t xml:space="preserve"> </w:t>
+      </w:r>
+      <w:r>
+        <w:rPr>
+          <w:rFonts w:hint="eastAsia" w:eastAsia="FangSong" w:ascii="Times New Roman" w:hAnsi="Times New Roman"/>
+          <w:b w:val="0"/>
+          <w:i w:val="0"/>
           <w:iCs/>
+          <w:sz w:val="21"/>
         </w:rPr>
         <w:t xml:space="preserve">显示</w:t>
       </w:r>
       <w:r>
         <w:rPr>
-          <w:i/>
+          <w:b w:val="0"/>
+          <w:i w:val="0"/>
           <w:iCs/>
+          <w:sz w:val="21"/>
         </w:rPr>
         <w:t xml:space="preserve"> π₂p</w:t>
       </w:r>
       <w:r>
-        <w:t xml:space="preserve"> </w:t>
-      </w:r>
-      <w:r>
-        <w:rPr>
-          <w:rFonts w:hint="eastAsia" w:eastAsia="SimSun" w:ascii="Times New Roman" w:hAnsi="Times New Roman"/>
+        <w:rPr>
+          <w:b w:val="0"/>
+          <w:i w:val="0"/>
+          <w:sz w:val="21"/>
+        </w:rPr>
+        <w:t xml:space="preserve"> </w:t>
+      </w:r>
+      <w:r>
+        <w:rPr>
+          <w:rFonts w:hint="eastAsia" w:eastAsia="FangSong" w:ascii="Times New Roman" w:hAnsi="Times New Roman"/>
+          <w:b w:val="0"/>
+          <w:i w:val="0"/>
+          <w:sz w:val="21"/>
         </w:rPr>
         <w:t xml:space="preserve">反键轨道中有两个未成对电子，解释了</w:t>
       </w:r>
       <w:r>
+        <w:rPr>
+          <w:b w:val="0"/>
+          <w:i w:val="0"/>
+          <w:sz w:val="21"/>
+        </w:rPr>
         <w:t xml:space="preserve"> O₂ </w:t>
       </w:r>
       <w:r>
         <w:rPr>
-          <w:rFonts w:hint="eastAsia" w:eastAsia="SimSun" w:ascii="Times New Roman" w:hAnsi="Times New Roman"/>
+          <w:rFonts w:hint="eastAsia" w:eastAsia="FangSong" w:ascii="Times New Roman" w:hAnsi="Times New Roman"/>
+          <w:b w:val="0"/>
+          <w:i w:val="0"/>
+          <w:sz w:val="21"/>
         </w:rPr>
         <w:t xml:space="preserve">的顺磁性。这是竞赛中判定</w:t>
       </w:r>
       <w:r>
+        <w:rPr>
+          <w:b w:val="0"/>
+          <w:i w:val="0"/>
+          <w:sz w:val="21"/>
+        </w:rPr>
         <w:t xml:space="preserve"> O₂ </w:t>
       </w:r>
       <w:r>
         <w:rPr>
-          <w:rFonts w:hint="eastAsia" w:eastAsia="SimSun" w:ascii="Times New Roman" w:hAnsi="Times New Roman"/>
+          <w:rFonts w:hint="eastAsia" w:eastAsia="FangSong" w:ascii="Times New Roman" w:hAnsi="Times New Roman"/>
+          <w:b w:val="0"/>
+          <w:i w:val="0"/>
+          <w:sz w:val="21"/>
         </w:rPr>
         <w:t xml:space="preserve">三线态的基础依据*</w:t>
       </w:r>
@@ -896,7 +953,7 @@
           <w:p>
             <w:pPr>
               <w:pStyle w:val="Compact"/>
-              <w:jc w:val="left"/>
+              <w:jc w:val="center"/>
             </w:pPr>
             <w:r>
               <w:rPr>
@@ -912,7 +969,7 @@
           <w:p>
             <w:pPr>
               <w:pStyle w:val="Compact"/>
-              <w:jc w:val="left"/>
+              <w:jc w:val="center"/>
             </w:pPr>
             <w:r>
               <w:rPr>
@@ -962,7 +1019,7 @@
           <w:p>
             <w:pPr>
               <w:pStyle w:val="Compact"/>
-              <w:jc w:val="left"/>
+              <w:jc w:val="center"/>
             </w:pPr>
             <w:r>
               <w:rPr>
@@ -989,7 +1046,7 @@
           <w:p>
             <w:pPr>
               <w:pStyle w:val="Compact"/>
-              <w:jc w:val="left"/>
+              <w:jc w:val="center"/>
             </w:pPr>
             <w:r>
               <w:rPr>
@@ -1054,7 +1111,7 @@
           <w:p>
             <w:pPr>
               <w:pStyle w:val="Compact"/>
-              <w:jc w:val="left"/>
+              <w:jc w:val="center"/>
             </w:pPr>
             <w:r>
               <w:rPr>
@@ -1081,7 +1138,7 @@
           <w:p>
             <w:pPr>
               <w:pStyle w:val="Compact"/>
-              <w:jc w:val="left"/>
+              <w:jc w:val="center"/>
             </w:pPr>
             <w:r>
               <w:rPr>
@@ -1138,7 +1195,14 @@
           <w:b/>
           <w:bCs/>
         </w:rPr>
-        <w:t xml:space="preserve">&gt; 💡</w:t>
+        <w:t xml:space="preserve">&gt;</w:t>
+      </w:r>
+      <w:r>
+        <w:rPr>
+          <w:b/>
+          <w:bCs/>
+        </w:rPr>
+        <w:t xml:space="preserve"> </w:t>
       </w:r>
       <w:r>
         <w:t xml:space="preserve"> </w:t>
@@ -1419,8 +1483,14 @@
     <w:p>
       <w:pPr>
         <w:pStyle w:val="BodyText"/>
+        <w:jc w:val="center"/>
       </w:pPr>
       <w:r>
+        <w:rPr>
+          <w:b w:val="0"/>
+          <w:i w:val="0"/>
+          <w:sz w:val="21"/>
+        </w:rPr>
         <w:drawing>
           <wp:inline>
             <wp:extent cx="5232400" cy="1422400"/>
@@ -1463,118 +1533,153 @@
         </w:drawing>
       </w:r>
       <w:r>
-        <w:t xml:space="preserve"> </w:t>
-      </w:r>
-      <w:r>
-        <w:rPr>
-          <w:rFonts w:hint="eastAsia" w:eastAsia="SimSun" w:ascii="Times New Roman" w:hAnsi="Times New Roman"/>
-          <w:i/>
+        <w:rPr>
+          <w:b w:val="0"/>
+          <w:i w:val="0"/>
+          <w:sz w:val="21"/>
+        </w:rPr>
+        <w:t xml:space="preserve"> </w:t>
+      </w:r>
+      <w:r>
+        <w:rPr>
+          <w:rFonts w:hint="eastAsia" w:eastAsia="FangSong" w:ascii="Times New Roman" w:hAnsi="Times New Roman"/>
+          <w:b w:val="0"/>
+          <w:i w:val="0"/>
           <w:iCs/>
+          <w:sz w:val="21"/>
         </w:rPr>
         <w:t xml:space="preserve">图</w:t>
       </w:r>
       <w:r>
         <w:rPr>
-          <w:i/>
+          <w:b w:val="0"/>
+          <w:i w:val="0"/>
           <w:iCs/>
+          <w:sz w:val="21"/>
         </w:rPr>
         <w:t xml:space="preserve"> O₃ </w:t>
       </w:r>
       <w:r>
         <w:rPr>
-          <w:rFonts w:hint="eastAsia" w:eastAsia="SimSun" w:ascii="Times New Roman" w:hAnsi="Times New Roman"/>
-          <w:i/>
+          <w:rFonts w:hint="eastAsia" w:eastAsia="FangSong" w:ascii="Times New Roman" w:hAnsi="Times New Roman"/>
+          <w:b w:val="0"/>
+          <w:i w:val="0"/>
           <w:iCs/>
+          <w:sz w:val="21"/>
         </w:rPr>
         <w:t xml:space="preserve">臭氧的分子结构</w:t>
       </w:r>
       <w:r>
         <w:rPr>
-          <w:i/>
+          <w:b w:val="0"/>
+          <w:i w:val="0"/>
           <w:iCs/>
+          <w:sz w:val="21"/>
         </w:rPr>
         <w:t xml:space="preserve"> — </w:t>
       </w:r>
       <w:r>
         <w:rPr>
-          <w:rFonts w:hint="eastAsia" w:eastAsia="SimSun" w:ascii="Times New Roman" w:hAnsi="Times New Roman"/>
-          <w:i/>
+          <w:rFonts w:hint="eastAsia" w:eastAsia="FangSong" w:ascii="Times New Roman" w:hAnsi="Times New Roman"/>
+          <w:b w:val="0"/>
+          <w:i w:val="0"/>
           <w:iCs/>
+          <w:sz w:val="21"/>
         </w:rPr>
         <w:t xml:space="preserve">中心</w:t>
       </w:r>
       <w:r>
         <w:rPr>
-          <w:i/>
+          <w:b w:val="0"/>
+          <w:i w:val="0"/>
           <w:iCs/>
+          <w:sz w:val="21"/>
         </w:rPr>
         <w:t xml:space="preserve"> O </w:t>
       </w:r>
       <w:r>
         <w:rPr>
-          <w:rFonts w:hint="eastAsia" w:eastAsia="SimSun" w:ascii="Times New Roman" w:hAnsi="Times New Roman"/>
-          <w:i/>
+          <w:rFonts w:hint="eastAsia" w:eastAsia="FangSong" w:ascii="Times New Roman" w:hAnsi="Times New Roman"/>
+          <w:b w:val="0"/>
+          <w:i w:val="0"/>
           <w:iCs/>
+          <w:sz w:val="21"/>
         </w:rPr>
         <w:t xml:space="preserve">为</w:t>
       </w:r>
       <w:r>
         <w:rPr>
-          <w:i/>
+          <w:b w:val="0"/>
+          <w:i w:val="0"/>
           <w:iCs/>
+          <w:sz w:val="21"/>
         </w:rPr>
         <w:t xml:space="preserve"> sp² </w:t>
       </w:r>
       <w:r>
         <w:rPr>
-          <w:rFonts w:hint="eastAsia" w:eastAsia="SimSun" w:ascii="Times New Roman" w:hAnsi="Times New Roman"/>
-          <w:i/>
+          <w:rFonts w:hint="eastAsia" w:eastAsia="FangSong" w:ascii="Times New Roman" w:hAnsi="Times New Roman"/>
+          <w:b w:val="0"/>
+          <w:i w:val="0"/>
           <w:iCs/>
+          <w:sz w:val="21"/>
         </w:rPr>
         <w:t xml:space="preserve">杂化，折线形分子，存在</w:t>
       </w:r>
       <w:r>
         <w:rPr>
-          <w:i/>
+          <w:b w:val="0"/>
+          <w:i w:val="0"/>
           <w:iCs/>
+          <w:sz w:val="21"/>
         </w:rPr>
         <w:t xml:space="preserve"> Π₃⁴ </w:t>
       </w:r>
       <w:r>
         <w:rPr>
-          <w:rFonts w:hint="eastAsia" w:eastAsia="SimSun" w:ascii="Times New Roman" w:hAnsi="Times New Roman"/>
-          <w:i/>
+          <w:rFonts w:hint="eastAsia" w:eastAsia="FangSong" w:ascii="Times New Roman" w:hAnsi="Times New Roman"/>
+          <w:b w:val="0"/>
+          <w:i w:val="0"/>
           <w:iCs/>
+          <w:sz w:val="21"/>
         </w:rPr>
         <w:t xml:space="preserve">离域</w:t>
       </w:r>
       <w:r>
         <w:rPr>
-          <w:i/>
+          <w:b w:val="0"/>
+          <w:i w:val="0"/>
           <w:iCs/>
+          <w:sz w:val="21"/>
         </w:rPr>
         <w:t xml:space="preserve"> π </w:t>
       </w:r>
       <w:r>
         <w:rPr>
-          <w:rFonts w:hint="eastAsia" w:eastAsia="SimSun" w:ascii="Times New Roman" w:hAnsi="Times New Roman"/>
-          <w:i/>
+          <w:rFonts w:hint="eastAsia" w:eastAsia="FangSong" w:ascii="Times New Roman" w:hAnsi="Times New Roman"/>
+          <w:b w:val="0"/>
+          <w:i w:val="0"/>
           <w:iCs/>
+          <w:sz w:val="21"/>
         </w:rPr>
         <w:t xml:space="preserve">键，具有偶极矩（Weller</w:t>
       </w:r>
       <w:r>
         <w:rPr>
-          <w:i/>
+          <w:b w:val="0"/>
+          <w:i w:val="0"/>
           <w:iCs/>
-        </w:rPr>
-        <w:t xml:space="preserve"> </w:t>
-      </w:r>
-      <w:r>
-        <w:rPr>
-          <w:rFonts w:hint="eastAsia" w:eastAsia="SimSun" w:ascii="Times New Roman" w:hAnsi="Times New Roman"/>
-          <w:i/>
+          <w:sz w:val="21"/>
+        </w:rPr>
+        <w:t xml:space="preserve"> </w:t>
+      </w:r>
+      <w:r>
+        <w:rPr>
+          <w:rFonts w:hint="eastAsia" w:eastAsia="FangSong" w:ascii="Times New Roman" w:hAnsi="Times New Roman"/>
+          <w:b w:val="0"/>
+          <w:i w:val="0"/>
           <w:iCs/>
+          <w:sz w:val="21"/>
         </w:rPr>
         <w:t xml:space="preserve">图16.4附近）</w:t>
       </w:r>
@@ -1584,54 +1689,52 @@
         <w:pStyle w:val="BlockText"/>
       </w:pPr>
       <w:r>
-        <w:t xml:space="preserve">[!warning]</w:t>
-      </w:r>
-      <w:r>
-        <w:t xml:space="preserve"> </w:t>
-      </w:r>
-      <w:r>
-        <w:rPr>
-          <w:b/>
-          <w:bCs/>
-        </w:rPr>
-        <w:t xml:space="preserve">⚠️ </w:t>
-      </w:r>
-      <w:r>
-        <w:rPr>
-          <w:rFonts w:hint="eastAsia" w:eastAsia="SimSun" w:ascii="Times New Roman" w:hAnsi="Times New Roman"/>
-          <w:b/>
-          <w:bCs/>
+        <w:t xml:space="preserve">[!warning] ** </w:t>
+      </w:r>
+      <w:r>
+        <w:rPr>
+          <w:rFonts w:hint="eastAsia" w:eastAsia="SimSun" w:ascii="Times New Roman" w:hAnsi="Times New Roman"/>
         </w:rPr>
         <w:t xml:space="preserve">易错点”单质都是非极性”</w:t>
       </w:r>
       <w:r>
-        <w:t xml:space="preserve"> </w:t>
-      </w:r>
-      <w:r>
-        <w:rPr>
-          <w:rFonts w:hint="eastAsia" w:eastAsia="SimSun" w:ascii="Times New Roman" w:hAnsi="Times New Roman"/>
+        <w:rPr>
+          <w:b/>
+          <w:bCs/>
+        </w:rPr>
+        <w:t xml:space="preserve"> </w:t>
+      </w:r>
+      <w:r>
+        <w:rPr>
+          <w:rFonts w:hint="eastAsia" w:eastAsia="SimSun" w:ascii="Times New Roman" w:hAnsi="Times New Roman"/>
+          <w:b/>
+          <w:bCs/>
         </w:rPr>
         <w:t xml:space="preserve">学生常认为单质分子都是非极性——但</w:t>
       </w:r>
       <w:r>
+        <w:rPr>
+          <w:b/>
+          <w:bCs/>
+        </w:rPr>
         <w:t xml:space="preserve"> O₃ </w:t>
       </w:r>
       <w:r>
         <w:rPr>
           <w:rFonts w:hint="eastAsia" w:eastAsia="SimSun" w:ascii="Times New Roman" w:hAnsi="Times New Roman"/>
+          <w:b/>
+          <w:bCs/>
         </w:rPr>
         <w:t xml:space="preserve">是</w:t>
       </w:r>
       <w:r>
         <w:rPr>
           <w:rFonts w:hint="eastAsia" w:eastAsia="SimSun" w:ascii="Times New Roman" w:hAnsi="Times New Roman"/>
-          <w:b/>
-          <w:bCs/>
-        </w:rPr>
-        <w:t xml:space="preserve">极性单质</w:t>
-      </w:r>
-      <w:r>
-        <w:t xml:space="preserve">。N₂、O₂、Cl₂ </w:t>
+        </w:rPr>
+        <w:t xml:space="preserve">极性单质**。N₂、O₂、Cl₂</w:t>
+      </w:r>
+      <w:r>
+        <w:t xml:space="preserve"> </w:t>
       </w:r>
       <w:r>
         <w:rPr>
@@ -2007,7 +2110,7 @@
           <w:b/>
           <w:bCs/>
         </w:rPr>
-        <w:t xml:space="preserve">&gt; 💡 </w:t>
+        <w:t xml:space="preserve">&gt; </w:t>
       </w:r>
       <w:r>
         <w:rPr>
@@ -2526,7 +2629,7 @@
           <w:p>
             <w:pPr>
               <w:pStyle w:val="Compact"/>
-              <w:jc w:val="left"/>
+              <w:jc w:val="center"/>
             </w:pPr>
             <w:r>
               <w:rPr>
@@ -2606,7 +2709,7 @@
           <w:p>
             <w:pPr>
               <w:pStyle w:val="Compact"/>
-              <w:jc w:val="left"/>
+              <w:jc w:val="center"/>
             </w:pPr>
             <w:r>
               <w:rPr>
@@ -2624,7 +2727,7 @@
           <w:p>
             <w:pPr>
               <w:pStyle w:val="Compact"/>
-              <w:jc w:val="left"/>
+              <w:jc w:val="center"/>
             </w:pPr>
             <w:r>
               <w:rPr>
@@ -2705,7 +2808,7 @@
           <w:p>
             <w:pPr>
               <w:pStyle w:val="Compact"/>
-              <w:jc w:val="left"/>
+              <w:jc w:val="center"/>
             </w:pPr>
             <w:r>
               <w:rPr>
@@ -2728,7 +2831,7 @@
           <w:p>
             <w:pPr>
               <w:pStyle w:val="Compact"/>
-              <w:jc w:val="left"/>
+              <w:jc w:val="center"/>
             </w:pPr>
             <w:r>
               <w:rPr>
@@ -2809,7 +2912,7 @@
           <w:p>
             <w:pPr>
               <w:pStyle w:val="Compact"/>
-              <w:jc w:val="left"/>
+              <w:jc w:val="center"/>
             </w:pPr>
             <w:r>
               <w:rPr>
@@ -2832,7 +2935,7 @@
           <w:p>
             <w:pPr>
               <w:pStyle w:val="Compact"/>
-              <w:jc w:val="left"/>
+              <w:jc w:val="center"/>
             </w:pPr>
             <w:r>
               <w:rPr>
@@ -2907,7 +3010,7 @@
           <w:p>
             <w:pPr>
               <w:pStyle w:val="Compact"/>
-              <w:jc w:val="left"/>
+              <w:jc w:val="center"/>
             </w:pPr>
             <w:r>
               <w:rPr>
@@ -2930,7 +3033,7 @@
           <w:p>
             <w:pPr>
               <w:pStyle w:val="Compact"/>
-              <w:jc w:val="left"/>
+              <w:jc w:val="center"/>
             </w:pPr>
             <w:r>
               <w:rPr>
@@ -3017,7 +3120,7 @@
           <w:p>
             <w:pPr>
               <w:pStyle w:val="Compact"/>
-              <w:jc w:val="left"/>
+              <w:jc w:val="center"/>
             </w:pPr>
             <w:r>
               <w:rPr>
@@ -3220,7 +3323,7 @@
           <w:p>
             <w:pPr>
               <w:pStyle w:val="Compact"/>
-              <w:jc w:val="left"/>
+              <w:jc w:val="center"/>
             </w:pPr>
             <w:r>
               <w:rPr>
@@ -3259,7 +3362,7 @@
           <w:p>
             <w:pPr>
               <w:pStyle w:val="Compact"/>
-              <w:jc w:val="left"/>
+              <w:jc w:val="center"/>
             </w:pPr>
             <w:r>
               <w:rPr>
@@ -3277,7 +3380,7 @@
           <w:p>
             <w:pPr>
               <w:pStyle w:val="Compact"/>
-              <w:jc w:val="left"/>
+              <w:jc w:val="center"/>
             </w:pPr>
             <w:r>
               <w:rPr>
@@ -3313,7 +3416,7 @@
           <w:p>
             <w:pPr>
               <w:pStyle w:val="Compact"/>
-              <w:jc w:val="left"/>
+              <w:jc w:val="center"/>
             </w:pPr>
             <w:r>
               <w:rPr>
@@ -3348,7 +3451,7 @@
           <w:p>
             <w:pPr>
               <w:pStyle w:val="Compact"/>
-              <w:jc w:val="left"/>
+              <w:jc w:val="center"/>
             </w:pPr>
             <w:r>
               <w:rPr>
@@ -3384,6 +3487,7 @@
           <w:p>
             <w:pPr>
               <w:pStyle w:val="Compact"/>
+              <w:jc w:val="center"/>
             </w:pPr>
           </w:p>
         </w:tc>
@@ -3394,7 +3498,7 @@
           <w:p>
             <w:pPr>
               <w:pStyle w:val="Compact"/>
-              <w:jc w:val="left"/>
+              <w:jc w:val="center"/>
             </w:pPr>
             <w:r>
               <w:rPr>
@@ -3430,7 +3534,7 @@
           <w:p>
             <w:pPr>
               <w:pStyle w:val="Compact"/>
-              <w:jc w:val="left"/>
+              <w:jc w:val="center"/>
             </w:pPr>
             <w:r>
               <w:rPr>
@@ -3475,7 +3579,7 @@
           <w:p>
             <w:pPr>
               <w:pStyle w:val="Compact"/>
-              <w:jc w:val="left"/>
+              <w:jc w:val="center"/>
             </w:pPr>
             <w:r>
               <w:rPr>
@@ -3511,6 +3615,7 @@
           <w:p>
             <w:pPr>
               <w:pStyle w:val="Compact"/>
+              <w:jc w:val="center"/>
             </w:pPr>
           </w:p>
         </w:tc>
@@ -3593,8 +3698,14 @@
     <w:p>
       <w:pPr>
         <w:pStyle w:val="FirstParagraph"/>
+        <w:jc w:val="center"/>
       </w:pPr>
       <w:r>
+        <w:rPr>
+          <w:b w:val="0"/>
+          <w:i w:val="0"/>
+          <w:sz w:val="21"/>
+        </w:rPr>
         <w:drawing>
           <wp:inline>
             <wp:extent cx="4559300" cy="3505200"/>
@@ -3637,148 +3748,191 @@
         </w:drawing>
       </w:r>
       <w:r>
-        <w:t xml:space="preserve"> </w:t>
-      </w:r>
-      <w:r>
-        <w:rPr>
-          <w:rFonts w:hint="eastAsia" w:eastAsia="SimSun" w:ascii="Times New Roman" w:hAnsi="Times New Roman"/>
-          <w:i/>
+        <w:rPr>
+          <w:b w:val="0"/>
+          <w:i w:val="0"/>
+          <w:sz w:val="21"/>
+        </w:rPr>
+        <w:t xml:space="preserve"> </w:t>
+      </w:r>
+      <w:r>
+        <w:rPr>
+          <w:rFonts w:hint="eastAsia" w:eastAsia="FangSong" w:ascii="Times New Roman" w:hAnsi="Times New Roman"/>
+          <w:b w:val="0"/>
+          <w:i w:val="0"/>
           <w:iCs/>
+          <w:sz w:val="21"/>
         </w:rPr>
         <w:t xml:space="preserve">图</w:t>
       </w:r>
       <w:r>
         <w:rPr>
-          <w:i/>
+          <w:b w:val="0"/>
+          <w:i w:val="0"/>
           <w:iCs/>
+          <w:sz w:val="21"/>
         </w:rPr>
         <w:t xml:space="preserve"> S₈ </w:t>
       </w:r>
       <w:r>
         <w:rPr>
-          <w:rFonts w:hint="eastAsia" w:eastAsia="SimSun" w:ascii="Times New Roman" w:hAnsi="Times New Roman"/>
-          <w:i/>
+          <w:rFonts w:hint="eastAsia" w:eastAsia="FangSong" w:ascii="Times New Roman" w:hAnsi="Times New Roman"/>
+          <w:b w:val="0"/>
+          <w:i w:val="0"/>
           <w:iCs/>
+          <w:sz w:val="21"/>
         </w:rPr>
         <w:t xml:space="preserve">皇冠状环状结构</w:t>
       </w:r>
       <w:r>
         <w:rPr>
-          <w:i/>
+          <w:b w:val="0"/>
+          <w:i w:val="0"/>
           <w:iCs/>
+          <w:sz w:val="21"/>
         </w:rPr>
         <w:t xml:space="preserve"> — </w:t>
       </w:r>
       <w:r>
         <w:rPr>
-          <w:rFonts w:hint="eastAsia" w:eastAsia="SimSun" w:ascii="Times New Roman" w:hAnsi="Times New Roman"/>
-          <w:i/>
+          <w:rFonts w:hint="eastAsia" w:eastAsia="FangSong" w:ascii="Times New Roman" w:hAnsi="Times New Roman"/>
+          <w:b w:val="0"/>
+          <w:i w:val="0"/>
           <w:iCs/>
+          <w:sz w:val="21"/>
         </w:rPr>
         <w:t xml:space="preserve">硫以单键</w:t>
       </w:r>
       <w:r>
         <w:rPr>
-          <w:i/>
+          <w:b w:val="0"/>
+          <w:i w:val="0"/>
           <w:iCs/>
+          <w:sz w:val="21"/>
         </w:rPr>
         <w:t xml:space="preserve"> S—S </w:t>
       </w:r>
       <w:r>
         <w:rPr>
-          <w:rFonts w:hint="eastAsia" w:eastAsia="SimSun" w:ascii="Times New Roman" w:hAnsi="Times New Roman"/>
-          <w:i/>
+          <w:rFonts w:hint="eastAsia" w:eastAsia="FangSong" w:ascii="Times New Roman" w:hAnsi="Times New Roman"/>
+          <w:b w:val="0"/>
+          <w:i w:val="0"/>
           <w:iCs/>
+          <w:sz w:val="21"/>
         </w:rPr>
         <w:t xml:space="preserve">连接成八元环，每个</w:t>
       </w:r>
       <w:r>
         <w:rPr>
-          <w:i/>
+          <w:b w:val="0"/>
+          <w:i w:val="0"/>
           <w:iCs/>
+          <w:sz w:val="21"/>
         </w:rPr>
         <w:t xml:space="preserve"> S </w:t>
       </w:r>
       <w:r>
         <w:rPr>
-          <w:rFonts w:hint="eastAsia" w:eastAsia="SimSun" w:ascii="Times New Roman" w:hAnsi="Times New Roman"/>
-          <w:i/>
+          <w:rFonts w:hint="eastAsia" w:eastAsia="FangSong" w:ascii="Times New Roman" w:hAnsi="Times New Roman"/>
+          <w:b w:val="0"/>
+          <w:i w:val="0"/>
           <w:iCs/>
+          <w:sz w:val="21"/>
         </w:rPr>
         <w:t xml:space="preserve">采用</w:t>
       </w:r>
       <w:r>
         <w:rPr>
-          <w:i/>
+          <w:b w:val="0"/>
+          <w:i w:val="0"/>
           <w:iCs/>
+          <w:sz w:val="21"/>
         </w:rPr>
         <w:t xml:space="preserve"> sp³ </w:t>
       </w:r>
       <w:r>
         <w:rPr>
-          <w:rFonts w:hint="eastAsia" w:eastAsia="SimSun" w:ascii="Times New Roman" w:hAnsi="Times New Roman"/>
-          <w:i/>
+          <w:rFonts w:hint="eastAsia" w:eastAsia="FangSong" w:ascii="Times New Roman" w:hAnsi="Times New Roman"/>
+          <w:b w:val="0"/>
+          <w:i w:val="0"/>
           <w:iCs/>
+          <w:sz w:val="21"/>
         </w:rPr>
         <w:t xml:space="preserve">杂化，键角约</w:t>
       </w:r>
       <w:r>
         <w:rPr>
-          <w:i/>
+          <w:b w:val="0"/>
+          <w:i w:val="0"/>
           <w:iCs/>
-        </w:rPr>
-        <w:t xml:space="preserve"> </w:t>
-      </w:r>
-      <w:r>
-        <w:rPr>
-          <w:rFonts w:hint="eastAsia" w:eastAsia="SimSun" w:ascii="Times New Roman" w:hAnsi="Times New Roman"/>
-          <w:i/>
+          <w:sz w:val="21"/>
+        </w:rPr>
+        <w:t xml:space="preserve"> </w:t>
+      </w:r>
+      <w:r>
+        <w:rPr>
+          <w:rFonts w:hint="eastAsia" w:eastAsia="FangSong" w:ascii="Times New Roman" w:hAnsi="Times New Roman"/>
+          <w:b w:val="0"/>
+          <w:i w:val="0"/>
           <w:iCs/>
+          <w:sz w:val="21"/>
         </w:rPr>
         <w:t xml:space="preserve">108°，与</w:t>
       </w:r>
       <w:r>
         <w:rPr>
-          <w:i/>
+          <w:b w:val="0"/>
+          <w:i w:val="0"/>
           <w:iCs/>
+          <w:sz w:val="21"/>
         </w:rPr>
         <w:t xml:space="preserve"> O₂ </w:t>
       </w:r>
       <w:r>
         <w:rPr>
-          <w:rFonts w:hint="eastAsia" w:eastAsia="SimSun" w:ascii="Times New Roman" w:hAnsi="Times New Roman"/>
-          <w:i/>
+          <w:rFonts w:hint="eastAsia" w:eastAsia="FangSong" w:ascii="Times New Roman" w:hAnsi="Times New Roman"/>
+          <w:b w:val="0"/>
+          <w:i w:val="0"/>
           <w:iCs/>
+          <w:sz w:val="21"/>
         </w:rPr>
         <w:t xml:space="preserve">的</w:t>
       </w:r>
       <w:r>
         <w:rPr>
-          <w:i/>
+          <w:b w:val="0"/>
+          <w:i w:val="0"/>
           <w:iCs/>
+          <w:sz w:val="21"/>
         </w:rPr>
         <w:t xml:space="preserve"> O=O </w:t>
       </w:r>
       <w:r>
         <w:rPr>
-          <w:rFonts w:hint="eastAsia" w:eastAsia="SimSun" w:ascii="Times New Roman" w:hAnsi="Times New Roman"/>
-          <w:i/>
+          <w:rFonts w:hint="eastAsia" w:eastAsia="FangSong" w:ascii="Times New Roman" w:hAnsi="Times New Roman"/>
+          <w:b w:val="0"/>
+          <w:i w:val="0"/>
           <w:iCs/>
+          <w:sz w:val="21"/>
         </w:rPr>
         <w:t xml:space="preserve">双键形成鲜明对比（Weller</w:t>
       </w:r>
       <w:r>
         <w:rPr>
-          <w:i/>
+          <w:b w:val="0"/>
+          <w:i w:val="0"/>
           <w:iCs/>
-        </w:rPr>
-        <w:t xml:space="preserve"> </w:t>
-      </w:r>
-      <w:r>
-        <w:rPr>
-          <w:rFonts w:hint="eastAsia" w:eastAsia="SimSun" w:ascii="Times New Roman" w:hAnsi="Times New Roman"/>
-          <w:i/>
+          <w:sz w:val="21"/>
+        </w:rPr>
+        <w:t xml:space="preserve"> </w:t>
+      </w:r>
+      <w:r>
+        <w:rPr>
+          <w:rFonts w:hint="eastAsia" w:eastAsia="FangSong" w:ascii="Times New Roman" w:hAnsi="Times New Roman"/>
+          <w:b w:val="0"/>
+          <w:i w:val="0"/>
           <w:iCs/>
+          <w:sz w:val="21"/>
         </w:rPr>
         <w:t xml:space="preserve">图16.6）</w:t>
       </w:r>
@@ -3847,7 +4001,7 @@
           <w:p>
             <w:pPr>
               <w:pStyle w:val="Compact"/>
-              <w:jc w:val="left"/>
+              <w:jc w:val="center"/>
             </w:pPr>
             <w:r>
               <w:rPr>
@@ -3863,7 +4017,7 @@
           <w:p>
             <w:pPr>
               <w:pStyle w:val="Compact"/>
-              <w:jc w:val="left"/>
+              <w:jc w:val="center"/>
             </w:pPr>
             <w:r>
               <w:rPr>
@@ -3902,7 +4056,7 @@
           <w:p>
             <w:pPr>
               <w:pStyle w:val="Compact"/>
-              <w:jc w:val="left"/>
+              <w:jc w:val="center"/>
             </w:pPr>
             <w:r>
               <w:rPr>
@@ -3920,7 +4074,7 @@
           <w:p>
             <w:pPr>
               <w:pStyle w:val="Compact"/>
-              <w:jc w:val="left"/>
+              <w:jc w:val="center"/>
             </w:pPr>
             <w:r>
               <w:rPr>
@@ -3935,7 +4089,7 @@
           <w:p>
             <w:pPr>
               <w:pStyle w:val="Compact"/>
-              <w:jc w:val="left"/>
+              <w:jc w:val="center"/>
             </w:pPr>
             <w:r>
               <w:rPr>
@@ -3965,7 +4119,7 @@
           <w:p>
             <w:pPr>
               <w:pStyle w:val="Compact"/>
-              <w:jc w:val="left"/>
+              <w:jc w:val="center"/>
             </w:pPr>
             <w:r>
               <w:rPr>
@@ -3982,7 +4136,7 @@
           <w:p>
             <w:pPr>
               <w:pStyle w:val="Compact"/>
-              <w:jc w:val="left"/>
+              <w:jc w:val="center"/>
             </w:pPr>
             <w:r>
               <w:rPr>
@@ -4009,7 +4163,7 @@
           <w:p>
             <w:pPr>
               <w:pStyle w:val="Compact"/>
-              <w:jc w:val="left"/>
+              <w:jc w:val="center"/>
             </w:pPr>
             <w:r>
               <w:rPr>
@@ -4039,7 +4193,7 @@
           <w:p>
             <w:pPr>
               <w:pStyle w:val="Compact"/>
-              <w:jc w:val="left"/>
+              <w:jc w:val="center"/>
             </w:pPr>
             <w:r>
               <w:rPr>
@@ -4086,7 +4240,7 @@
           <w:p>
             <w:pPr>
               <w:pStyle w:val="Compact"/>
-              <w:jc w:val="left"/>
+              <w:jc w:val="center"/>
             </w:pPr>
             <w:r>
               <w:rPr>
@@ -4101,7 +4255,7 @@
           <w:p>
             <w:pPr>
               <w:pStyle w:val="Compact"/>
-              <w:jc w:val="left"/>
+              <w:jc w:val="center"/>
             </w:pPr>
             <w:r>
               <w:rPr>
@@ -4131,7 +4285,7 @@
           <w:p>
             <w:pPr>
               <w:pStyle w:val="Compact"/>
-              <w:jc w:val="left"/>
+              <w:jc w:val="center"/>
             </w:pPr>
             <w:r>
               <w:rPr>
@@ -4443,7 +4597,7 @@
           <w:b/>
           <w:bCs/>
         </w:rPr>
-        <w:t xml:space="preserve">&gt; ⚠️ </w:t>
+        <w:t xml:space="preserve">&gt; </w:t>
       </w:r>
       <w:r>
         <w:rPr>
@@ -4577,7 +4731,7 @@
           <w:p>
             <w:pPr>
               <w:pStyle w:val="Compact"/>
-              <w:jc w:val="left"/>
+              <w:jc w:val="center"/>
             </w:pPr>
             <w:r>
               <w:rPr>
@@ -4593,7 +4747,7 @@
           <w:p>
             <w:pPr>
               <w:pStyle w:val="Compact"/>
-              <w:jc w:val="left"/>
+              <w:jc w:val="center"/>
             </w:pPr>
             <w:r>
               <w:rPr>
@@ -4632,7 +4786,7 @@
           <w:p>
             <w:pPr>
               <w:pStyle w:val="Compact"/>
-              <w:jc w:val="left"/>
+              <w:jc w:val="center"/>
             </w:pPr>
             <w:r>
               <w:rPr>
@@ -4648,7 +4802,7 @@
           <w:p>
             <w:pPr>
               <w:pStyle w:val="Compact"/>
-              <w:jc w:val="left"/>
+              <w:jc w:val="center"/>
             </w:pPr>
             <w:r>
               <w:rPr>
@@ -4666,7 +4820,7 @@
           <w:p>
             <w:pPr>
               <w:pStyle w:val="Compact"/>
-              <w:jc w:val="left"/>
+              <w:jc w:val="center"/>
             </w:pPr>
             <w:r>
               <w:rPr>
@@ -4681,7 +4835,7 @@
           <w:p>
             <w:pPr>
               <w:pStyle w:val="Compact"/>
-              <w:jc w:val="left"/>
+              <w:jc w:val="center"/>
             </w:pPr>
             <w:r>
               <w:rPr>
@@ -4711,7 +4865,7 @@
           <w:p>
             <w:pPr>
               <w:pStyle w:val="Compact"/>
-              <w:jc w:val="left"/>
+              <w:jc w:val="center"/>
             </w:pPr>
             <w:r>
               <w:rPr>
@@ -4738,7 +4892,7 @@
           <w:p>
             <w:pPr>
               <w:pStyle w:val="Compact"/>
-              <w:jc w:val="left"/>
+              <w:jc w:val="center"/>
             </w:pPr>
             <w:r>
               <w:rPr>
@@ -4755,7 +4909,7 @@
           <w:p>
             <w:pPr>
               <w:pStyle w:val="Compact"/>
-              <w:jc w:val="left"/>
+              <w:jc w:val="center"/>
             </w:pPr>
             <w:r>
               <w:rPr>
@@ -4770,7 +4924,7 @@
           <w:p>
             <w:pPr>
               <w:pStyle w:val="Compact"/>
-              <w:jc w:val="left"/>
+              <w:jc w:val="center"/>
             </w:pPr>
             <w:r>
               <w:rPr>
@@ -4800,7 +4954,7 @@
           <w:p>
             <w:pPr>
               <w:pStyle w:val="Compact"/>
-              <w:jc w:val="left"/>
+              <w:jc w:val="center"/>
             </w:pPr>
             <w:r>
               <w:rPr>
@@ -4821,7 +4975,7 @@
           <w:p>
             <w:pPr>
               <w:pStyle w:val="Compact"/>
-              <w:jc w:val="left"/>
+              <w:jc w:val="center"/>
             </w:pPr>
             <w:r>
               <w:rPr>
@@ -4838,7 +4992,7 @@
           <w:p>
             <w:pPr>
               <w:pStyle w:val="Compact"/>
-              <w:jc w:val="left"/>
+              <w:jc w:val="center"/>
             </w:pPr>
             <w:r>
               <w:rPr>
@@ -4853,7 +5007,7 @@
           <w:p>
             <w:pPr>
               <w:pStyle w:val="Compact"/>
-              <w:jc w:val="left"/>
+              <w:jc w:val="center"/>
             </w:pPr>
             <w:r>
               <w:rPr>
@@ -4883,7 +5037,7 @@
           <w:p>
             <w:pPr>
               <w:pStyle w:val="Compact"/>
-              <w:jc w:val="left"/>
+              <w:jc w:val="center"/>
             </w:pPr>
             <w:r>
               <w:rPr>
@@ -4920,7 +5074,7 @@
           <w:p>
             <w:pPr>
               <w:pStyle w:val="Compact"/>
-              <w:jc w:val="left"/>
+              <w:jc w:val="center"/>
             </w:pPr>
             <w:r>
               <w:rPr>
@@ -4937,7 +5091,7 @@
           <w:p>
             <w:pPr>
               <w:pStyle w:val="Compact"/>
-              <w:jc w:val="left"/>
+              <w:jc w:val="center"/>
             </w:pPr>
             <w:r>
               <w:rPr>
@@ -4952,7 +5106,7 @@
           <w:p>
             <w:pPr>
               <w:pStyle w:val="Compact"/>
-              <w:jc w:val="left"/>
+              <w:jc w:val="center"/>
             </w:pPr>
             <w:r>
               <w:rPr>
@@ -4994,7 +5148,7 @@
           <w:p>
             <w:pPr>
               <w:pStyle w:val="Compact"/>
-              <w:jc w:val="left"/>
+              <w:jc w:val="center"/>
             </w:pPr>
             <w:r>
               <w:rPr>
@@ -5045,7 +5199,7 @@
           <w:p>
             <w:pPr>
               <w:pStyle w:val="Compact"/>
-              <w:jc w:val="left"/>
+              <w:jc w:val="center"/>
             </w:pPr>
             <w:r>
               <w:rPr>
@@ -5062,7 +5216,7 @@
           <w:p>
             <w:pPr>
               <w:pStyle w:val="Compact"/>
-              <w:jc w:val="left"/>
+              <w:jc w:val="center"/>
             </w:pPr>
             <w:r>
               <w:rPr>
@@ -5077,7 +5231,7 @@
           <w:p>
             <w:pPr>
               <w:pStyle w:val="Compact"/>
-              <w:jc w:val="left"/>
+              <w:jc w:val="center"/>
             </w:pPr>
             <w:r>
               <w:rPr>
@@ -5119,7 +5273,7 @@
           <w:p>
             <w:pPr>
               <w:pStyle w:val="Compact"/>
-              <w:jc w:val="left"/>
+              <w:jc w:val="center"/>
             </w:pPr>
             <w:r>
               <w:rPr>
@@ -5160,7 +5314,7 @@
           <w:p>
             <w:pPr>
               <w:pStyle w:val="Compact"/>
-              <w:jc w:val="left"/>
+              <w:jc w:val="center"/>
             </w:pPr>
             <w:r>
               <w:rPr>
@@ -5177,7 +5331,7 @@
           <w:p>
             <w:pPr>
               <w:pStyle w:val="Compact"/>
-              <w:jc w:val="left"/>
+              <w:jc w:val="center"/>
             </w:pPr>
             <w:r>
               <w:rPr>
@@ -5192,7 +5346,7 @@
           <w:p>
             <w:pPr>
               <w:pStyle w:val="Compact"/>
-              <w:jc w:val="left"/>
+              <w:jc w:val="center"/>
             </w:pPr>
             <w:r>
               <w:rPr>
@@ -5234,7 +5388,7 @@
           <w:p>
             <w:pPr>
               <w:pStyle w:val="Compact"/>
-              <w:jc w:val="left"/>
+              <w:jc w:val="center"/>
             </w:pPr>
             <w:r>
               <w:rPr>
@@ -5261,7 +5415,7 @@
           <w:p>
             <w:pPr>
               <w:pStyle w:val="Compact"/>
-              <w:jc w:val="left"/>
+              <w:jc w:val="center"/>
             </w:pPr>
             <w:r>
               <w:rPr>
@@ -5282,7 +5436,7 @@
           <w:b/>
           <w:bCs/>
         </w:rPr>
-        <w:t xml:space="preserve">&gt; 💡 </w:t>
+        <w:t xml:space="preserve">&gt; </w:t>
       </w:r>
       <w:r>
         <w:rPr>
@@ -5480,8 +5634,14 @@
     <w:p>
       <w:pPr>
         <w:pStyle w:val="BodyText"/>
+        <w:jc w:val="center"/>
       </w:pPr>
       <w:r>
+        <w:rPr>
+          <w:b w:val="0"/>
+          <w:i w:val="0"/>
+          <w:sz w:val="21"/>
+        </w:rPr>
         <w:drawing>
           <wp:inline>
             <wp:extent cx="2768600" cy="2413000"/>
@@ -5524,9 +5684,19 @@
         </w:drawing>
       </w:r>
       <w:r>
+        <w:rPr>
+          <w:b w:val="0"/>
+          <w:i w:val="0"/>
+          <w:sz w:val="21"/>
+        </w:rPr>
         <w:t xml:space="preserve">　　</w:t>
       </w:r>
       <w:r>
+        <w:rPr>
+          <w:b w:val="0"/>
+          <w:i w:val="0"/>
+          <w:sz w:val="21"/>
+        </w:rPr>
         <w:drawing>
           <wp:inline>
             <wp:extent cx="2540000" cy="1422400"/>
@@ -5569,103 +5739,134 @@
         </w:drawing>
       </w:r>
       <w:r>
-        <w:t xml:space="preserve"> </w:t>
-      </w:r>
-      <w:r>
-        <w:rPr>
-          <w:rFonts w:hint="eastAsia" w:eastAsia="SimSun" w:ascii="Times New Roman" w:hAnsi="Times New Roman"/>
-          <w:i/>
+        <w:rPr>
+          <w:b w:val="0"/>
+          <w:i w:val="0"/>
+          <w:sz w:val="21"/>
+        </w:rPr>
+        <w:t xml:space="preserve"> </w:t>
+      </w:r>
+      <w:r>
+        <w:rPr>
+          <w:rFonts w:hint="eastAsia" w:eastAsia="FangSong" w:ascii="Times New Roman" w:hAnsi="Times New Roman"/>
+          <w:b w:val="0"/>
+          <w:i w:val="0"/>
           <w:iCs/>
+          <w:sz w:val="21"/>
         </w:rPr>
         <w:t xml:space="preserve">图</w:t>
       </w:r>
       <w:r>
         <w:rPr>
-          <w:i/>
+          <w:b w:val="0"/>
+          <w:i w:val="0"/>
           <w:iCs/>
-        </w:rPr>
-        <w:t xml:space="preserve"> </w:t>
-      </w:r>
-      <w:r>
-        <w:rPr>
-          <w:rFonts w:hint="eastAsia" w:eastAsia="SimSun" w:ascii="Times New Roman" w:hAnsi="Times New Roman"/>
-          <w:i/>
+          <w:sz w:val="21"/>
+        </w:rPr>
+        <w:t xml:space="preserve"> </w:t>
+      </w:r>
+      <w:r>
+        <w:rPr>
+          <w:rFonts w:hint="eastAsia" w:eastAsia="FangSong" w:ascii="Times New Roman" w:hAnsi="Times New Roman"/>
+          <w:b w:val="0"/>
+          <w:i w:val="0"/>
           <w:iCs/>
+          <w:sz w:val="21"/>
         </w:rPr>
         <w:t xml:space="preserve">SO₃（平面三角形，sp²）和</w:t>
       </w:r>
       <w:r>
         <w:rPr>
-          <w:i/>
+          <w:b w:val="0"/>
+          <w:i w:val="0"/>
           <w:iCs/>
-        </w:rPr>
-        <w:t xml:space="preserve"> </w:t>
-      </w:r>
-      <w:r>
-        <w:rPr>
-          <w:rFonts w:hint="eastAsia" w:eastAsia="SimSun" w:ascii="Times New Roman" w:hAnsi="Times New Roman"/>
-          <w:i/>
+          <w:sz w:val="21"/>
+        </w:rPr>
+        <w:t xml:space="preserve"> </w:t>
+      </w:r>
+      <w:r>
+        <w:rPr>
+          <w:rFonts w:hint="eastAsia" w:eastAsia="FangSong" w:ascii="Times New Roman" w:hAnsi="Times New Roman"/>
+          <w:b w:val="0"/>
+          <w:i w:val="0"/>
           <w:iCs/>
+          <w:sz w:val="21"/>
         </w:rPr>
         <w:t xml:space="preserve">SO₂（折线形，sp²）的结构</w:t>
       </w:r>
       <w:r>
         <w:rPr>
-          <w:i/>
+          <w:b w:val="0"/>
+          <w:i w:val="0"/>
           <w:iCs/>
+          <w:sz w:val="21"/>
         </w:rPr>
         <w:t xml:space="preserve"> — </w:t>
       </w:r>
       <w:r>
         <w:rPr>
-          <w:rFonts w:hint="eastAsia" w:eastAsia="SimSun" w:ascii="Times New Roman" w:hAnsi="Times New Roman"/>
-          <w:i/>
+          <w:rFonts w:hint="eastAsia" w:eastAsia="FangSong" w:ascii="Times New Roman" w:hAnsi="Times New Roman"/>
+          <w:b w:val="0"/>
+          <w:i w:val="0"/>
           <w:iCs/>
+          <w:sz w:val="21"/>
         </w:rPr>
         <w:t xml:space="preserve">硫含氧酸根的结构多样性源于</w:t>
       </w:r>
       <w:r>
         <w:rPr>
-          <w:i/>
+          <w:b w:val="0"/>
+          <w:i w:val="0"/>
           <w:iCs/>
+          <w:sz w:val="21"/>
         </w:rPr>
         <w:t xml:space="preserve"> S </w:t>
       </w:r>
       <w:r>
         <w:rPr>
-          <w:rFonts w:hint="eastAsia" w:eastAsia="SimSun" w:ascii="Times New Roman" w:hAnsi="Times New Roman"/>
-          <w:i/>
+          <w:rFonts w:hint="eastAsia" w:eastAsia="FangSong" w:ascii="Times New Roman" w:hAnsi="Times New Roman"/>
+          <w:b w:val="0"/>
+          <w:i w:val="0"/>
           <w:iCs/>
+          <w:sz w:val="21"/>
         </w:rPr>
         <w:t xml:space="preserve">可利用</w:t>
       </w:r>
       <w:r>
         <w:rPr>
-          <w:i/>
+          <w:b w:val="0"/>
+          <w:i w:val="0"/>
           <w:iCs/>
+          <w:sz w:val="21"/>
         </w:rPr>
         <w:t xml:space="preserve"> 3d </w:t>
       </w:r>
       <w:r>
         <w:rPr>
-          <w:rFonts w:hint="eastAsia" w:eastAsia="SimSun" w:ascii="Times New Roman" w:hAnsi="Times New Roman"/>
-          <w:i/>
+          <w:rFonts w:hint="eastAsia" w:eastAsia="FangSong" w:ascii="Times New Roman" w:hAnsi="Times New Roman"/>
+          <w:b w:val="0"/>
+          <w:i w:val="0"/>
           <w:iCs/>
+          <w:sz w:val="21"/>
         </w:rPr>
         <w:t xml:space="preserve">轨道扩展八隅体（Weller</w:t>
       </w:r>
       <w:r>
         <w:rPr>
-          <w:i/>
+          <w:b w:val="0"/>
+          <w:i w:val="0"/>
           <w:iCs/>
-        </w:rPr>
-        <w:t xml:space="preserve"> </w:t>
-      </w:r>
-      <w:r>
-        <w:rPr>
-          <w:rFonts w:hint="eastAsia" w:eastAsia="SimSun" w:ascii="Times New Roman" w:hAnsi="Times New Roman"/>
-          <w:i/>
+          <w:sz w:val="21"/>
+        </w:rPr>
+        <w:t xml:space="preserve"> </w:t>
+      </w:r>
+      <w:r>
+        <w:rPr>
+          <w:rFonts w:hint="eastAsia" w:eastAsia="FangSong" w:ascii="Times New Roman" w:hAnsi="Times New Roman"/>
+          <w:b w:val="0"/>
+          <w:i w:val="0"/>
           <w:iCs/>
+          <w:sz w:val="21"/>
         </w:rPr>
         <w:t xml:space="preserve">图16.2附近）</w:t>
       </w:r>
@@ -5690,7 +5891,7 @@
           <w:p>
             <w:pPr>
               <w:pStyle w:val="Compact"/>
-              <w:jc w:val="left"/>
+              <w:jc w:val="center"/>
             </w:pPr>
             <w:r>
               <w:rPr>
@@ -5706,7 +5907,7 @@
           <w:p>
             <w:pPr>
               <w:pStyle w:val="Compact"/>
-              <w:jc w:val="left"/>
+              <w:jc w:val="center"/>
             </w:pPr>
             <w:r>
               <w:rPr>
@@ -5722,7 +5923,7 @@
           <w:p>
             <w:pPr>
               <w:pStyle w:val="Compact"/>
-              <w:jc w:val="left"/>
+              <w:jc w:val="center"/>
             </w:pPr>
             <w:r>
               <w:rPr>
@@ -5740,7 +5941,7 @@
           <w:p>
             <w:pPr>
               <w:pStyle w:val="Compact"/>
-              <w:jc w:val="left"/>
+              <w:jc w:val="center"/>
             </w:pPr>
             <w:r>
               <w:rPr>
@@ -5755,7 +5956,7 @@
           <w:p>
             <w:pPr>
               <w:pStyle w:val="Compact"/>
-              <w:jc w:val="left"/>
+              <w:jc w:val="center"/>
             </w:pPr>
             <w:r>
               <w:rPr>
@@ -5778,7 +5979,7 @@
           <w:p>
             <w:pPr>
               <w:pStyle w:val="Compact"/>
-              <w:jc w:val="left"/>
+              <w:jc w:val="center"/>
             </w:pPr>
             <w:r>
               <w:rPr>
@@ -5803,7 +6004,7 @@
           <w:p>
             <w:pPr>
               <w:pStyle w:val="Compact"/>
-              <w:jc w:val="left"/>
+              <w:jc w:val="center"/>
             </w:pPr>
             <w:r>
               <w:rPr>
@@ -5830,7 +6031,7 @@
           <w:p>
             <w:pPr>
               <w:pStyle w:val="Compact"/>
-              <w:jc w:val="left"/>
+              <w:jc w:val="center"/>
             </w:pPr>
             <w:r>
               <w:rPr>
@@ -5845,7 +6046,7 @@
           <w:p>
             <w:pPr>
               <w:pStyle w:val="Compact"/>
-              <w:jc w:val="left"/>
+              <w:jc w:val="center"/>
             </w:pPr>
             <w:r>
               <w:rPr>
@@ -5862,7 +6063,7 @@
           <w:p>
             <w:pPr>
               <w:pStyle w:val="Compact"/>
-              <w:jc w:val="left"/>
+              <w:jc w:val="center"/>
             </w:pPr>
             <w:r>
               <w:rPr>
@@ -5877,7 +6078,7 @@
           <w:p>
             <w:pPr>
               <w:pStyle w:val="Compact"/>
-              <w:jc w:val="left"/>
+              <w:jc w:val="center"/>
             </w:pPr>
             <w:r>
               <w:rPr>
@@ -5912,7 +6113,7 @@
           <w:p>
             <w:pPr>
               <w:pStyle w:val="Compact"/>
-              <w:jc w:val="left"/>
+              <w:jc w:val="center"/>
             </w:pPr>
             <w:r>
               <w:rPr>
@@ -5929,7 +6130,7 @@
           <w:p>
             <w:pPr>
               <w:pStyle w:val="Compact"/>
-              <w:jc w:val="left"/>
+              <w:jc w:val="center"/>
             </w:pPr>
             <w:r>
               <w:rPr>
@@ -5944,7 +6145,7 @@
           <w:p>
             <w:pPr>
               <w:pStyle w:val="Compact"/>
-              <w:jc w:val="left"/>
+              <w:jc w:val="center"/>
             </w:pPr>
             <w:r>
               <w:rPr>
@@ -5959,7 +6160,7 @@
           <w:p>
             <w:pPr>
               <w:pStyle w:val="Compact"/>
-              <w:jc w:val="left"/>
+              <w:jc w:val="center"/>
             </w:pPr>
             <w:r>
               <w:rPr>
@@ -6164,8 +6365,14 @@
     <w:p>
       <w:pPr>
         <w:pStyle w:val="BodyText"/>
+        <w:jc w:val="center"/>
       </w:pPr>
       <w:r>
+        <w:rPr>
+          <w:b w:val="0"/>
+          <w:i w:val="0"/>
+          <w:sz w:val="21"/>
+        </w:rPr>
         <w:drawing>
           <wp:inline>
             <wp:extent cx="2933700" cy="2794000"/>
@@ -6208,163 +6415,210 @@
         </w:drawing>
       </w:r>
       <w:r>
-        <w:t xml:space="preserve"> </w:t>
-      </w:r>
-      <w:r>
-        <w:rPr>
-          <w:rFonts w:hint="eastAsia" w:eastAsia="SimSun" w:ascii="Times New Roman" w:hAnsi="Times New Roman"/>
-          <w:i/>
+        <w:rPr>
+          <w:b w:val="0"/>
+          <w:i w:val="0"/>
+          <w:sz w:val="21"/>
+        </w:rPr>
+        <w:t xml:space="preserve"> </w:t>
+      </w:r>
+      <w:r>
+        <w:rPr>
+          <w:rFonts w:hint="eastAsia" w:eastAsia="FangSong" w:ascii="Times New Roman" w:hAnsi="Times New Roman"/>
+          <w:b w:val="0"/>
+          <w:i w:val="0"/>
           <w:iCs/>
+          <w:sz w:val="21"/>
         </w:rPr>
         <w:t xml:space="preserve">图</w:t>
       </w:r>
       <w:r>
         <w:rPr>
-          <w:i/>
+          <w:b w:val="0"/>
+          <w:i w:val="0"/>
           <w:iCs/>
-        </w:rPr>
-        <w:t xml:space="preserve"> </w:t>
-      </w:r>
-      <w:r>
-        <w:rPr>
-          <w:rFonts w:hint="eastAsia" w:eastAsia="SimSun" w:ascii="Times New Roman" w:hAnsi="Times New Roman"/>
-          <w:i/>
+          <w:sz w:val="21"/>
+        </w:rPr>
+        <w:t xml:space="preserve"> </w:t>
+      </w:r>
+      <w:r>
+        <w:rPr>
+          <w:rFonts w:hint="eastAsia" w:eastAsia="FangSong" w:ascii="Times New Roman" w:hAnsi="Times New Roman"/>
+          <w:b w:val="0"/>
+          <w:i w:val="0"/>
           <w:iCs/>
+          <w:sz w:val="21"/>
         </w:rPr>
         <w:t xml:space="preserve">过二硫酸</w:t>
       </w:r>
       <w:r>
         <w:rPr>
-          <w:i/>
+          <w:b w:val="0"/>
+          <w:i w:val="0"/>
           <w:iCs/>
+          <w:sz w:val="21"/>
         </w:rPr>
         <w:t xml:space="preserve"> H₂S₂O₈ </w:t>
       </w:r>
       <w:r>
         <w:rPr>
-          <w:rFonts w:hint="eastAsia" w:eastAsia="SimSun" w:ascii="Times New Roman" w:hAnsi="Times New Roman"/>
-          <w:i/>
+          <w:rFonts w:hint="eastAsia" w:eastAsia="FangSong" w:ascii="Times New Roman" w:hAnsi="Times New Roman"/>
+          <w:b w:val="0"/>
+          <w:i w:val="0"/>
           <w:iCs/>
+          <w:sz w:val="21"/>
         </w:rPr>
         <w:t xml:space="preserve">的结构</w:t>
       </w:r>
       <w:r>
         <w:rPr>
-          <w:i/>
+          <w:b w:val="0"/>
+          <w:i w:val="0"/>
           <w:iCs/>
+          <w:sz w:val="21"/>
         </w:rPr>
         <w:t xml:space="preserve"> — </w:t>
       </w:r>
       <w:r>
         <w:rPr>
-          <w:rFonts w:hint="eastAsia" w:eastAsia="SimSun" w:ascii="Times New Roman" w:hAnsi="Times New Roman"/>
-          <w:i/>
+          <w:rFonts w:hint="eastAsia" w:eastAsia="FangSong" w:ascii="Times New Roman" w:hAnsi="Times New Roman"/>
+          <w:b w:val="0"/>
+          <w:i w:val="0"/>
           <w:iCs/>
+          <w:sz w:val="21"/>
         </w:rPr>
         <w:t xml:space="preserve">含过氧键</w:t>
       </w:r>
       <w:r>
         <w:rPr>
-          <w:i/>
+          <w:b w:val="0"/>
+          <w:i w:val="0"/>
           <w:iCs/>
-        </w:rPr>
-        <w:t xml:space="preserve"> </w:t>
-      </w:r>
-      <w:r>
-        <w:rPr>
-          <w:rFonts w:hint="eastAsia" w:eastAsia="SimSun" w:ascii="Times New Roman" w:hAnsi="Times New Roman"/>
-          <w:i/>
+          <w:sz w:val="21"/>
+        </w:rPr>
+        <w:t xml:space="preserve"> </w:t>
+      </w:r>
+      <w:r>
+        <w:rPr>
+          <w:rFonts w:hint="eastAsia" w:eastAsia="FangSong" w:ascii="Times New Roman" w:hAnsi="Times New Roman"/>
+          <w:b w:val="0"/>
+          <w:i w:val="0"/>
           <w:iCs/>
+          <w:sz w:val="21"/>
         </w:rPr>
         <w:t xml:space="preserve">—O—O—，其中</w:t>
       </w:r>
       <w:r>
         <w:rPr>
-          <w:i/>
+          <w:b w:val="0"/>
+          <w:i w:val="0"/>
           <w:iCs/>
+          <w:sz w:val="21"/>
         </w:rPr>
         <w:t xml:space="preserve"> O </w:t>
       </w:r>
       <w:r>
         <w:rPr>
-          <w:rFonts w:hint="eastAsia" w:eastAsia="SimSun" w:ascii="Times New Roman" w:hAnsi="Times New Roman"/>
-          <w:i/>
+          <w:rFonts w:hint="eastAsia" w:eastAsia="FangSong" w:ascii="Times New Roman" w:hAnsi="Times New Roman"/>
+          <w:b w:val="0"/>
+          <w:i w:val="0"/>
           <w:iCs/>
+          <w:sz w:val="21"/>
         </w:rPr>
         <w:t xml:space="preserve">为</w:t>
       </w:r>
       <w:r>
         <w:rPr>
-          <w:i/>
+          <w:b w:val="0"/>
+          <w:i w:val="0"/>
           <w:iCs/>
+          <w:sz w:val="21"/>
         </w:rPr>
         <w:t xml:space="preserve"> −1 </w:t>
       </w:r>
       <w:r>
         <w:rPr>
-          <w:rFonts w:hint="eastAsia" w:eastAsia="SimSun" w:ascii="Times New Roman" w:hAnsi="Times New Roman"/>
-          <w:i/>
+          <w:rFonts w:hint="eastAsia" w:eastAsia="FangSong" w:ascii="Times New Roman" w:hAnsi="Times New Roman"/>
+          <w:b w:val="0"/>
+          <w:i w:val="0"/>
           <w:iCs/>
+          <w:sz w:val="21"/>
         </w:rPr>
         <w:t xml:space="preserve">价，因此</w:t>
       </w:r>
       <w:r>
         <w:rPr>
-          <w:i/>
+          <w:b w:val="0"/>
+          <w:i w:val="0"/>
           <w:iCs/>
+          <w:sz w:val="21"/>
         </w:rPr>
         <w:t xml:space="preserve"> S </w:t>
       </w:r>
       <w:r>
         <w:rPr>
-          <w:rFonts w:hint="eastAsia" w:eastAsia="SimSun" w:ascii="Times New Roman" w:hAnsi="Times New Roman"/>
-          <w:i/>
+          <w:rFonts w:hint="eastAsia" w:eastAsia="FangSong" w:ascii="Times New Roman" w:hAnsi="Times New Roman"/>
+          <w:b w:val="0"/>
+          <w:i w:val="0"/>
           <w:iCs/>
+          <w:sz w:val="21"/>
         </w:rPr>
         <w:t xml:space="preserve">的氧化数为</w:t>
       </w:r>
       <w:r>
         <w:rPr>
-          <w:i/>
+          <w:b w:val="0"/>
+          <w:i w:val="0"/>
           <w:iCs/>
+          <w:sz w:val="21"/>
         </w:rPr>
         <w:t xml:space="preserve"> +6 </w:t>
       </w:r>
       <w:r>
         <w:rPr>
-          <w:rFonts w:hint="eastAsia" w:eastAsia="SimSun" w:ascii="Times New Roman" w:hAnsi="Times New Roman"/>
-          <w:i/>
+          <w:rFonts w:hint="eastAsia" w:eastAsia="FangSong" w:ascii="Times New Roman" w:hAnsi="Times New Roman"/>
+          <w:b w:val="0"/>
+          <w:i w:val="0"/>
           <w:iCs/>
+          <w:sz w:val="21"/>
         </w:rPr>
         <w:t xml:space="preserve">而非</w:t>
       </w:r>
       <w:r>
         <w:rPr>
-          <w:i/>
+          <w:b w:val="0"/>
+          <w:i w:val="0"/>
           <w:iCs/>
-        </w:rPr>
-        <w:t xml:space="preserve"> </w:t>
-      </w:r>
-      <w:r>
-        <w:rPr>
-          <w:rFonts w:hint="eastAsia" w:eastAsia="SimSun" w:ascii="Times New Roman" w:hAnsi="Times New Roman"/>
-          <w:i/>
+          <w:sz w:val="21"/>
+        </w:rPr>
+        <w:t xml:space="preserve"> </w:t>
+      </w:r>
+      <w:r>
+        <w:rPr>
+          <w:rFonts w:hint="eastAsia" w:eastAsia="FangSong" w:ascii="Times New Roman" w:hAnsi="Times New Roman"/>
+          <w:b w:val="0"/>
+          <w:i w:val="0"/>
           <w:iCs/>
+          <w:sz w:val="21"/>
         </w:rPr>
         <w:t xml:space="preserve">+7（Weller</w:t>
       </w:r>
       <w:r>
         <w:rPr>
-          <w:i/>
+          <w:b w:val="0"/>
+          <w:i w:val="0"/>
           <w:iCs/>
-        </w:rPr>
-        <w:t xml:space="preserve"> </w:t>
-      </w:r>
-      <w:r>
-        <w:rPr>
-          <w:rFonts w:hint="eastAsia" w:eastAsia="SimSun" w:ascii="Times New Roman" w:hAnsi="Times New Roman"/>
-          <w:i/>
+          <w:sz w:val="21"/>
+        </w:rPr>
+        <w:t xml:space="preserve"> </w:t>
+      </w:r>
+      <w:r>
+        <w:rPr>
+          <w:rFonts w:hint="eastAsia" w:eastAsia="FangSong" w:ascii="Times New Roman" w:hAnsi="Times New Roman"/>
+          <w:b w:val="0"/>
+          <w:i w:val="0"/>
           <w:iCs/>
+          <w:sz w:val="21"/>
         </w:rPr>
         <w:t xml:space="preserve">图16.13附近）</w:t>
       </w:r>
@@ -6402,6 +6656,12 @@
       <m:oMathPara>
         <m:oMathParaPr>
           <m:jc m:val="center"/>
+          <m:ctrlPr>
+            <w:rPr>
+              <w:sz w:val="28"/>
+              <w:szCs w:val="28"/>
+            </w:rPr>
+          </m:ctrlPr>
         </m:oMathParaPr>
         <m:oMath>
           <m:sSub>
@@ -6725,8 +6985,14 @@
     <w:p>
       <w:pPr>
         <w:pStyle w:val="BodyText"/>
+        <w:jc w:val="center"/>
       </w:pPr>
       <w:r>
+        <w:rPr>
+          <w:b w:val="0"/>
+          <w:i w:val="0"/>
+          <w:sz w:val="21"/>
+        </w:rPr>
         <w:drawing>
           <wp:inline>
             <wp:extent cx="3390900" cy="3035300"/>
@@ -6769,118 +7035,153 @@
         </w:drawing>
       </w:r>
       <w:r>
-        <w:t xml:space="preserve"> </w:t>
-      </w:r>
-      <w:r>
-        <w:rPr>
-          <w:rFonts w:hint="eastAsia" w:eastAsia="SimSun" w:ascii="Times New Roman" w:hAnsi="Times New Roman"/>
-          <w:i/>
+        <w:rPr>
+          <w:b w:val="0"/>
+          <w:i w:val="0"/>
+          <w:sz w:val="21"/>
+        </w:rPr>
+        <w:t xml:space="preserve"> </w:t>
+      </w:r>
+      <w:r>
+        <w:rPr>
+          <w:rFonts w:hint="eastAsia" w:eastAsia="FangSong" w:ascii="Times New Roman" w:hAnsi="Times New Roman"/>
+          <w:b w:val="0"/>
+          <w:i w:val="0"/>
           <w:iCs/>
+          <w:sz w:val="21"/>
         </w:rPr>
         <w:t xml:space="preserve">图</w:t>
       </w:r>
       <w:r>
         <w:rPr>
-          <w:i/>
+          <w:b w:val="0"/>
+          <w:i w:val="0"/>
           <w:iCs/>
+          <w:sz w:val="21"/>
         </w:rPr>
         <w:t xml:space="preserve"> S₂O₃²⁻ </w:t>
       </w:r>
       <w:r>
         <w:rPr>
-          <w:rFonts w:hint="eastAsia" w:eastAsia="SimSun" w:ascii="Times New Roman" w:hAnsi="Times New Roman"/>
-          <w:i/>
+          <w:rFonts w:hint="eastAsia" w:eastAsia="FangSong" w:ascii="Times New Roman" w:hAnsi="Times New Roman"/>
+          <w:b w:val="0"/>
+          <w:i w:val="0"/>
           <w:iCs/>
+          <w:sz w:val="21"/>
         </w:rPr>
         <w:t xml:space="preserve">硫代硫酸根的结构</w:t>
       </w:r>
       <w:r>
         <w:rPr>
-          <w:i/>
+          <w:b w:val="0"/>
+          <w:i w:val="0"/>
           <w:iCs/>
+          <w:sz w:val="21"/>
         </w:rPr>
         <w:t xml:space="preserve"> — </w:t>
       </w:r>
       <w:r>
         <w:rPr>
-          <w:rFonts w:hint="eastAsia" w:eastAsia="SimSun" w:ascii="Times New Roman" w:hAnsi="Times New Roman"/>
-          <w:i/>
+          <w:rFonts w:hint="eastAsia" w:eastAsia="FangSong" w:ascii="Times New Roman" w:hAnsi="Times New Roman"/>
+          <w:b w:val="0"/>
+          <w:i w:val="0"/>
           <w:iCs/>
+          <w:sz w:val="21"/>
         </w:rPr>
         <w:t xml:space="preserve">中心</w:t>
       </w:r>
       <w:r>
         <w:rPr>
-          <w:i/>
+          <w:b w:val="0"/>
+          <w:i w:val="0"/>
           <w:iCs/>
+          <w:sz w:val="21"/>
         </w:rPr>
         <w:t xml:space="preserve"> S(+6) </w:t>
       </w:r>
       <w:r>
         <w:rPr>
-          <w:rFonts w:hint="eastAsia" w:eastAsia="SimSun" w:ascii="Times New Roman" w:hAnsi="Times New Roman"/>
-          <w:i/>
+          <w:rFonts w:hint="eastAsia" w:eastAsia="FangSong" w:ascii="Times New Roman" w:hAnsi="Times New Roman"/>
+          <w:b w:val="0"/>
+          <w:i w:val="0"/>
           <w:iCs/>
+          <w:sz w:val="21"/>
         </w:rPr>
         <w:t xml:space="preserve">采用四面体配位，端</w:t>
       </w:r>
       <w:r>
         <w:rPr>
-          <w:i/>
+          <w:b w:val="0"/>
+          <w:i w:val="0"/>
           <w:iCs/>
+          <w:sz w:val="21"/>
         </w:rPr>
         <w:t xml:space="preserve"> S(−2) </w:t>
       </w:r>
       <w:r>
         <w:rPr>
-          <w:rFonts w:hint="eastAsia" w:eastAsia="SimSun" w:ascii="Times New Roman" w:hAnsi="Times New Roman"/>
-          <w:i/>
+          <w:rFonts w:hint="eastAsia" w:eastAsia="FangSong" w:ascii="Times New Roman" w:hAnsi="Times New Roman"/>
+          <w:b w:val="0"/>
+          <w:i w:val="0"/>
           <w:iCs/>
+          <w:sz w:val="21"/>
         </w:rPr>
         <w:t xml:space="preserve">替换了一个</w:t>
       </w:r>
       <w:r>
         <w:rPr>
-          <w:i/>
+          <w:b w:val="0"/>
+          <w:i w:val="0"/>
           <w:iCs/>
+          <w:sz w:val="21"/>
         </w:rPr>
         <w:t xml:space="preserve"> O </w:t>
       </w:r>
       <w:r>
         <w:rPr>
-          <w:rFonts w:hint="eastAsia" w:eastAsia="SimSun" w:ascii="Times New Roman" w:hAnsi="Times New Roman"/>
-          <w:i/>
+          <w:rFonts w:hint="eastAsia" w:eastAsia="FangSong" w:ascii="Times New Roman" w:hAnsi="Times New Roman"/>
+          <w:b w:val="0"/>
+          <w:i w:val="0"/>
           <w:iCs/>
+          <w:sz w:val="21"/>
         </w:rPr>
         <w:t xml:space="preserve">的位置，两种</w:t>
       </w:r>
       <w:r>
         <w:rPr>
-          <w:i/>
+          <w:b w:val="0"/>
+          <w:i w:val="0"/>
           <w:iCs/>
+          <w:sz w:val="21"/>
         </w:rPr>
         <w:t xml:space="preserve"> S </w:t>
       </w:r>
       <w:r>
         <w:rPr>
-          <w:rFonts w:hint="eastAsia" w:eastAsia="SimSun" w:ascii="Times New Roman" w:hAnsi="Times New Roman"/>
-          <w:i/>
+          <w:rFonts w:hint="eastAsia" w:eastAsia="FangSong" w:ascii="Times New Roman" w:hAnsi="Times New Roman"/>
+          <w:b w:val="0"/>
+          <w:i w:val="0"/>
           <w:iCs/>
+          <w:sz w:val="21"/>
         </w:rPr>
         <w:t xml:space="preserve">的化学环境截然不同（Weller</w:t>
       </w:r>
       <w:r>
         <w:rPr>
-          <w:i/>
+          <w:b w:val="0"/>
+          <w:i w:val="0"/>
           <w:iCs/>
-        </w:rPr>
-        <w:t xml:space="preserve"> </w:t>
-      </w:r>
-      <w:r>
-        <w:rPr>
-          <w:rFonts w:hint="eastAsia" w:eastAsia="SimSun" w:ascii="Times New Roman" w:hAnsi="Times New Roman"/>
-          <w:i/>
+          <w:sz w:val="21"/>
+        </w:rPr>
+        <w:t xml:space="preserve"> </w:t>
+      </w:r>
+      <w:r>
+        <w:rPr>
+          <w:rFonts w:hint="eastAsia" w:eastAsia="FangSong" w:ascii="Times New Roman" w:hAnsi="Times New Roman"/>
+          <w:b w:val="0"/>
+          <w:i w:val="0"/>
           <w:iCs/>
+          <w:sz w:val="21"/>
         </w:rPr>
         <w:t xml:space="preserve">图16.13附近）</w:t>
       </w:r>
@@ -6890,153 +7191,214 @@
         <w:pStyle w:val="BlockText"/>
       </w:pPr>
       <w:r>
-        <w:t xml:space="preserve">[!warning]</w:t>
-      </w:r>
-      <w:r>
-        <w:t xml:space="preserve"> </w:t>
-      </w:r>
-      <w:r>
-        <w:rPr>
-          <w:b/>
-          <w:bCs/>
-        </w:rPr>
-        <w:t xml:space="preserve">⚠️ </w:t>
-      </w:r>
-      <w:r>
-        <w:rPr>
-          <w:rFonts w:hint="eastAsia" w:eastAsia="SimSun" w:ascii="Times New Roman" w:hAnsi="Times New Roman"/>
-          <w:b/>
-          <w:bCs/>
+        <w:t xml:space="preserve">[!warning] ** </w:t>
+      </w:r>
+      <w:r>
+        <w:rPr>
+          <w:rFonts w:hint="eastAsia" w:eastAsia="SimSun" w:ascii="Times New Roman" w:hAnsi="Times New Roman"/>
         </w:rPr>
         <w:t xml:space="preserve">易错点</w:t>
       </w:r>
       <w:r>
-        <w:t xml:space="preserve"> </w:t>
-      </w:r>
-      <w:r>
-        <w:rPr>
-          <w:rFonts w:hint="eastAsia" w:eastAsia="SimSun" w:ascii="Times New Roman" w:hAnsi="Times New Roman"/>
+        <w:rPr>
+          <w:b/>
+          <w:bCs/>
+        </w:rPr>
+        <w:t xml:space="preserve"> </w:t>
+      </w:r>
+      <w:r>
+        <w:rPr>
+          <w:rFonts w:hint="eastAsia" w:eastAsia="SimSun" w:ascii="Times New Roman" w:hAnsi="Times New Roman"/>
+          <w:b/>
+          <w:bCs/>
         </w:rPr>
         <w:t xml:space="preserve">学生常误以为</w:t>
       </w:r>
       <w:r>
+        <w:rPr>
+          <w:b/>
+          <w:bCs/>
+        </w:rPr>
         <w:t xml:space="preserve"> S₂O₃²⁻ </w:t>
       </w:r>
       <w:r>
         <w:rPr>
           <w:rFonts w:hint="eastAsia" w:eastAsia="SimSun" w:ascii="Times New Roman" w:hAnsi="Times New Roman"/>
+          <w:b/>
+          <w:bCs/>
         </w:rPr>
         <w:t xml:space="preserve">中两个</w:t>
       </w:r>
       <w:r>
+        <w:rPr>
+          <w:b/>
+          <w:bCs/>
+        </w:rPr>
         <w:t xml:space="preserve"> S </w:t>
       </w:r>
       <w:r>
         <w:rPr>
           <w:rFonts w:hint="eastAsia" w:eastAsia="SimSun" w:ascii="Times New Roman" w:hAnsi="Times New Roman"/>
+          <w:b/>
+          <w:bCs/>
         </w:rPr>
         <w:t xml:space="preserve">氧化数相同（平均法得出</w:t>
       </w:r>
       <w:r>
-        <w:t xml:space="preserve"> </w:t>
-      </w:r>
-      <w:r>
-        <w:rPr>
-          <w:rFonts w:hint="eastAsia" w:eastAsia="SimSun" w:ascii="Times New Roman" w:hAnsi="Times New Roman"/>
+        <w:rPr>
+          <w:b/>
+          <w:bCs/>
+        </w:rPr>
+        <w:t xml:space="preserve"> </w:t>
+      </w:r>
+      <w:r>
+        <w:rPr>
+          <w:rFonts w:hint="eastAsia" w:eastAsia="SimSun" w:ascii="Times New Roman" w:hAnsi="Times New Roman"/>
+          <w:b/>
+          <w:bCs/>
         </w:rPr>
         <w:t xml:space="preserve">+2）。</w:t>
       </w:r>
       <w:r>
-        <w:t xml:space="preserve"> </w:t>
-      </w:r>
-      <w:r>
-        <w:rPr>
-          <w:rFonts w:hint="eastAsia" w:eastAsia="SimSun" w:ascii="Times New Roman" w:hAnsi="Times New Roman"/>
+        <w:rPr>
+          <w:b/>
+          <w:bCs/>
+        </w:rPr>
+        <w:t xml:space="preserve"> </w:t>
+      </w:r>
+      <w:r>
+        <w:rPr>
+          <w:rFonts w:hint="eastAsia" w:eastAsia="SimSun" w:ascii="Times New Roman" w:hAnsi="Times New Roman"/>
+          <w:b/>
+          <w:bCs/>
         </w:rPr>
         <w:t xml:space="preserve">正确理解：Na₂S₂O₃</w:t>
       </w:r>
       <w:r>
-        <w:t xml:space="preserve"> </w:t>
-      </w:r>
-      <w:r>
-        <w:rPr>
-          <w:rFonts w:hint="eastAsia" w:eastAsia="SimSun" w:ascii="Times New Roman" w:hAnsi="Times New Roman"/>
+        <w:rPr>
+          <w:b/>
+          <w:bCs/>
+        </w:rPr>
+        <w:t xml:space="preserve"> </w:t>
+      </w:r>
+      <w:r>
+        <w:rPr>
+          <w:rFonts w:hint="eastAsia" w:eastAsia="SimSun" w:ascii="Times New Roman" w:hAnsi="Times New Roman"/>
+          <w:b/>
+          <w:bCs/>
         </w:rPr>
         <w:t xml:space="preserve">结构为</w:t>
       </w:r>
       <w:r>
-        <w:t xml:space="preserve"> </w:t>
-      </w:r>
-      <w:r>
-        <w:rPr>
-          <w:rFonts w:hint="eastAsia" w:eastAsia="SimSun" w:ascii="Times New Roman" w:hAnsi="Times New Roman"/>
+        <w:rPr>
+          <w:b/>
+          <w:bCs/>
+        </w:rPr>
+        <w:t xml:space="preserve"> </w:t>
+      </w:r>
+      <w:r>
+        <w:rPr>
+          <w:rFonts w:hint="eastAsia" w:eastAsia="SimSun" w:ascii="Times New Roman" w:hAnsi="Times New Roman"/>
+          <w:b/>
+          <w:bCs/>
         </w:rPr>
         <w:t xml:space="preserve">S—SO₃²⁻——中心</w:t>
       </w:r>
       <w:r>
+        <w:rPr>
+          <w:b/>
+          <w:bCs/>
+        </w:rPr>
         <w:t xml:space="preserve"> S </w:t>
       </w:r>
       <w:r>
         <w:rPr>
           <w:rFonts w:hint="eastAsia" w:eastAsia="SimSun" w:ascii="Times New Roman" w:hAnsi="Times New Roman"/>
+          <w:b/>
+          <w:bCs/>
         </w:rPr>
         <w:t xml:space="preserve">为</w:t>
       </w:r>
       <w:r>
-        <w:t xml:space="preserve"> </w:t>
-      </w:r>
-      <w:r>
-        <w:rPr>
-          <w:rFonts w:hint="eastAsia" w:eastAsia="SimSun" w:ascii="Times New Roman" w:hAnsi="Times New Roman"/>
+        <w:rPr>
+          <w:b/>
+          <w:bCs/>
+        </w:rPr>
+        <w:t xml:space="preserve"> </w:t>
+      </w:r>
+      <w:r>
+        <w:rPr>
+          <w:rFonts w:hint="eastAsia" w:eastAsia="SimSun" w:ascii="Times New Roman" w:hAnsi="Times New Roman"/>
+          <w:b/>
+          <w:bCs/>
         </w:rPr>
         <w:t xml:space="preserve">+6（四面体位），端</w:t>
       </w:r>
       <w:r>
+        <w:rPr>
+          <w:b/>
+          <w:bCs/>
+        </w:rPr>
         <w:t xml:space="preserve"> S </w:t>
       </w:r>
       <w:r>
         <w:rPr>
           <w:rFonts w:hint="eastAsia" w:eastAsia="SimSun" w:ascii="Times New Roman" w:hAnsi="Times New Roman"/>
+          <w:b/>
+          <w:bCs/>
         </w:rPr>
         <w:t xml:space="preserve">为</w:t>
       </w:r>
       <w:r>
-        <w:t xml:space="preserve"> </w:t>
-      </w:r>
-      <w:r>
-        <w:rPr>
-          <w:rFonts w:hint="eastAsia" w:eastAsia="SimSun" w:ascii="Times New Roman" w:hAnsi="Times New Roman"/>
+        <w:rPr>
+          <w:b/>
+          <w:bCs/>
+        </w:rPr>
+        <w:t xml:space="preserve"> </w:t>
+      </w:r>
+      <w:r>
+        <w:rPr>
+          <w:rFonts w:hint="eastAsia" w:eastAsia="SimSun" w:ascii="Times New Roman" w:hAnsi="Times New Roman"/>
+          <w:b/>
+          <w:bCs/>
         </w:rPr>
         <w:t xml:space="preserve">−2（类似</w:t>
       </w:r>
       <w:r>
-        <w:t xml:space="preserve"> </w:t>
-      </w:r>
-      <w:r>
-        <w:rPr>
-          <w:rFonts w:hint="eastAsia" w:eastAsia="SimSun" w:ascii="Times New Roman" w:hAnsi="Times New Roman"/>
+        <w:rPr>
+          <w:b/>
+          <w:bCs/>
+        </w:rPr>
+        <w:t xml:space="preserve"> </w:t>
+      </w:r>
+      <w:r>
+        <w:rPr>
+          <w:rFonts w:hint="eastAsia" w:eastAsia="SimSun" w:ascii="Times New Roman" w:hAnsi="Times New Roman"/>
+          <w:b/>
+          <w:bCs/>
         </w:rPr>
         <w:t xml:space="preserve">S²⁻）。两个</w:t>
       </w:r>
       <w:r>
+        <w:rPr>
+          <w:b/>
+          <w:bCs/>
+        </w:rPr>
         <w:t xml:space="preserve"> S </w:t>
       </w:r>
       <w:r>
         <w:rPr>
           <w:rFonts w:hint="eastAsia" w:eastAsia="SimSun" w:ascii="Times New Roman" w:hAnsi="Times New Roman"/>
+          <w:b/>
+          <w:bCs/>
         </w:rPr>
         <w:t xml:space="preserve">的化学环境</w:t>
       </w:r>
       <w:r>
         <w:rPr>
           <w:rFonts w:hint="eastAsia" w:eastAsia="SimSun" w:ascii="Times New Roman" w:hAnsi="Times New Roman"/>
-          <w:b/>
-          <w:bCs/>
-        </w:rPr>
-        <w:t xml:space="preserve">截然不同</w:t>
-      </w:r>
-      <w:r>
-        <w:t xml:space="preserve">。</w:t>
+        </w:rPr>
+        <w:t xml:space="preserve">截然不同**。</w:t>
       </w:r>
     </w:p>
     <w:p>
@@ -7208,7 +7570,7 @@
           <w:p>
             <w:pPr>
               <w:pStyle w:val="Compact"/>
-              <w:jc w:val="left"/>
+              <w:jc w:val="center"/>
             </w:pPr>
             <w:r>
               <w:rPr>
@@ -7306,7 +7668,7 @@
           <w:p>
             <w:pPr>
               <w:pStyle w:val="Compact"/>
-              <w:jc w:val="left"/>
+              <w:jc w:val="center"/>
             </w:pPr>
             <w:r>
               <w:rPr>
@@ -7406,7 +7768,7 @@
           <w:p>
             <w:pPr>
               <w:pStyle w:val="Compact"/>
-              <w:jc w:val="left"/>
+              <w:jc w:val="center"/>
             </w:pPr>
             <w:r>
               <w:rPr>
@@ -7538,7 +7900,7 @@
           <w:p>
             <w:pPr>
               <w:pStyle w:val="Compact"/>
-              <w:jc w:val="left"/>
+              <w:jc w:val="center"/>
             </w:pPr>
             <w:r>
               <w:rPr>
@@ -7630,7 +7992,7 @@
           <w:p>
             <w:pPr>
               <w:pStyle w:val="Compact"/>
-              <w:jc w:val="left"/>
+              <w:jc w:val="center"/>
             </w:pPr>
             <w:r>
               <w:rPr>
@@ -8347,7 +8709,7 @@
           <w:p>
             <w:pPr>
               <w:pStyle w:val="Compact"/>
-              <w:jc w:val="left"/>
+              <w:jc w:val="center"/>
             </w:pPr>
             <w:r>
               <w:rPr>
@@ -8363,7 +8725,7 @@
           <w:p>
             <w:pPr>
               <w:pStyle w:val="Compact"/>
-              <w:jc w:val="left"/>
+              <w:jc w:val="center"/>
             </w:pPr>
             <w:r>
               <w:rPr>
@@ -8379,7 +8741,7 @@
           <w:p>
             <w:pPr>
               <w:pStyle w:val="Compact"/>
-              <w:jc w:val="left"/>
+              <w:jc w:val="center"/>
             </w:pPr>
             <w:r>
               <w:rPr>
@@ -8395,7 +8757,7 @@
           <w:p>
             <w:pPr>
               <w:pStyle w:val="Compact"/>
-              <w:jc w:val="left"/>
+              <w:jc w:val="center"/>
             </w:pPr>
             <w:r>
               <w:rPr>
@@ -8413,7 +8775,7 @@
           <w:p>
             <w:pPr>
               <w:pStyle w:val="Compact"/>
-              <w:jc w:val="left"/>
+              <w:jc w:val="center"/>
             </w:pPr>
             <w:r>
               <w:rPr>
@@ -8428,7 +8790,7 @@
           <w:p>
             <w:pPr>
               <w:pStyle w:val="Compact"/>
-              <w:jc w:val="left"/>
+              <w:jc w:val="center"/>
             </w:pPr>
             <w:r>
               <w:rPr>
@@ -8463,7 +8825,7 @@
           <w:p>
             <w:pPr>
               <w:pStyle w:val="Compact"/>
-              <w:jc w:val="left"/>
+              <w:jc w:val="center"/>
             </w:pPr>
             <w:r>
               <w:rPr>
@@ -8478,7 +8840,7 @@
           <w:p>
             <w:pPr>
               <w:pStyle w:val="Compact"/>
-              <w:jc w:val="left"/>
+              <w:jc w:val="center"/>
             </w:pPr>
             <w:r>
               <w:rPr>
@@ -8507,7 +8869,7 @@
           <w:p>
             <w:pPr>
               <w:pStyle w:val="Compact"/>
-              <w:jc w:val="left"/>
+              <w:jc w:val="center"/>
             </w:pPr>
             <w:r>
               <w:rPr>
@@ -8522,7 +8884,7 @@
           <w:p>
             <w:pPr>
               <w:pStyle w:val="Compact"/>
-              <w:jc w:val="left"/>
+              <w:jc w:val="center"/>
             </w:pPr>
             <w:r>
               <w:rPr>
@@ -8551,7 +8913,7 @@
           <w:p>
             <w:pPr>
               <w:pStyle w:val="Compact"/>
-              <w:jc w:val="left"/>
+              <w:jc w:val="center"/>
             </w:pPr>
             <w:r>
               <w:rPr>
@@ -8566,7 +8928,7 @@
           <w:p>
             <w:pPr>
               <w:pStyle w:val="Compact"/>
-              <w:jc w:val="left"/>
+              <w:jc w:val="center"/>
             </w:pPr>
             <w:r>
               <w:rPr>
@@ -8583,7 +8945,7 @@
           <w:p>
             <w:pPr>
               <w:pStyle w:val="Compact"/>
-              <w:jc w:val="left"/>
+              <w:jc w:val="center"/>
             </w:pPr>
             <w:r>
               <w:rPr>
@@ -8598,7 +8960,7 @@
           <w:p>
             <w:pPr>
               <w:pStyle w:val="Compact"/>
-              <w:jc w:val="left"/>
+              <w:jc w:val="center"/>
             </w:pPr>
             <w:r>
               <w:rPr>
@@ -8649,7 +9011,7 @@
           <w:p>
             <w:pPr>
               <w:pStyle w:val="Compact"/>
-              <w:jc w:val="left"/>
+              <w:jc w:val="center"/>
             </w:pPr>
             <w:r>
               <w:rPr>
@@ -8664,7 +9026,7 @@
           <w:p>
             <w:pPr>
               <w:pStyle w:val="Compact"/>
-              <w:jc w:val="left"/>
+              <w:jc w:val="center"/>
             </w:pPr>
             <w:r>
               <w:rPr>
@@ -9116,7 +9478,7 @@
           <w:b/>
           <w:bCs/>
         </w:rPr>
-        <w:t xml:space="preserve">&gt; ⚠️ </w:t>
+        <w:t xml:space="preserve">&gt; </w:t>
       </w:r>
       <w:r>
         <w:rPr>
@@ -9223,7 +9585,7 @@
           <w:p>
             <w:pPr>
               <w:pStyle w:val="Compact"/>
-              <w:jc w:val="left"/>
+              <w:jc w:val="center"/>
             </w:pPr>
             <w:r>
               <w:rPr>
@@ -9262,7 +9624,7 @@
           <w:p>
             <w:pPr>
               <w:pStyle w:val="Compact"/>
-              <w:jc w:val="left"/>
+              <w:jc w:val="center"/>
             </w:pPr>
             <w:r>
               <w:rPr>
@@ -9278,7 +9640,7 @@
           <w:p>
             <w:pPr>
               <w:pStyle w:val="Compact"/>
-              <w:jc w:val="left"/>
+              <w:jc w:val="center"/>
             </w:pPr>
             <w:r>
               <w:rPr>
@@ -9294,7 +9656,7 @@
           <w:p>
             <w:pPr>
               <w:pStyle w:val="Compact"/>
-              <w:jc w:val="left"/>
+              <w:jc w:val="center"/>
             </w:pPr>
             <w:r>
               <w:rPr>
@@ -9312,7 +9674,7 @@
           <w:p>
             <w:pPr>
               <w:pStyle w:val="Compact"/>
-              <w:jc w:val="left"/>
+              <w:jc w:val="center"/>
             </w:pPr>
             <w:r>
               <w:rPr>
@@ -9342,7 +9704,7 @@
           <w:p>
             <w:pPr>
               <w:pStyle w:val="Compact"/>
-              <w:jc w:val="left"/>
+              <w:jc w:val="center"/>
             </w:pPr>
             <w:r>
               <w:rPr>
@@ -9357,7 +9719,7 @@
           <w:p>
             <w:pPr>
               <w:pStyle w:val="Compact"/>
-              <w:jc w:val="left"/>
+              <w:jc w:val="center"/>
             </w:pPr>
             <w:r>
               <w:rPr>
@@ -9378,7 +9740,7 @@
           <w:p>
             <w:pPr>
               <w:pStyle w:val="Compact"/>
-              <w:jc w:val="left"/>
+              <w:jc w:val="center"/>
             </w:pPr>
             <w:r>
               <w:rPr>
@@ -9415,7 +9777,7 @@
           <w:p>
             <w:pPr>
               <w:pStyle w:val="Compact"/>
-              <w:jc w:val="left"/>
+              <w:jc w:val="center"/>
             </w:pPr>
             <w:r>
               <w:rPr>
@@ -9445,7 +9807,7 @@
           <w:p>
             <w:pPr>
               <w:pStyle w:val="Compact"/>
-              <w:jc w:val="left"/>
+              <w:jc w:val="center"/>
             </w:pPr>
             <w:r>
               <w:rPr>
@@ -9460,7 +9822,7 @@
           <w:p>
             <w:pPr>
               <w:pStyle w:val="Compact"/>
-              <w:jc w:val="left"/>
+              <w:jc w:val="center"/>
             </w:pPr>
             <w:r>
               <w:rPr>
@@ -9475,7 +9837,7 @@
           <w:p>
             <w:pPr>
               <w:pStyle w:val="Compact"/>
-              <w:jc w:val="left"/>
+              <w:jc w:val="center"/>
             </w:pPr>
             <w:r>
               <w:rPr>
@@ -9504,7 +9866,7 @@
           <w:p>
             <w:pPr>
               <w:pStyle w:val="Compact"/>
-              <w:jc w:val="left"/>
+              <w:jc w:val="center"/>
             </w:pPr>
             <w:r>
               <w:rPr>
@@ -9534,7 +9896,7 @@
           <w:p>
             <w:pPr>
               <w:pStyle w:val="Compact"/>
-              <w:jc w:val="left"/>
+              <w:jc w:val="center"/>
             </w:pPr>
             <w:r>
               <w:rPr>
@@ -9549,7 +9911,7 @@
           <w:p>
             <w:pPr>
               <w:pStyle w:val="Compact"/>
-              <w:jc w:val="left"/>
+              <w:jc w:val="center"/>
             </w:pPr>
             <w:r>
               <w:rPr>
@@ -9570,7 +9932,7 @@
           <w:p>
             <w:pPr>
               <w:pStyle w:val="Compact"/>
-              <w:jc w:val="left"/>
+              <w:jc w:val="center"/>
             </w:pPr>
             <w:r>
               <w:rPr>
@@ -9607,7 +9969,7 @@
           <w:p>
             <w:pPr>
               <w:pStyle w:val="Compact"/>
-              <w:jc w:val="left"/>
+              <w:jc w:val="center"/>
             </w:pPr>
             <w:r>
               <w:rPr>
@@ -9637,7 +9999,7 @@
           <w:p>
             <w:pPr>
               <w:pStyle w:val="Compact"/>
-              <w:jc w:val="left"/>
+              <w:jc w:val="center"/>
             </w:pPr>
             <w:r>
               <w:rPr>
@@ -9654,7 +10016,7 @@
           <w:p>
             <w:pPr>
               <w:pStyle w:val="Compact"/>
-              <w:jc w:val="left"/>
+              <w:jc w:val="center"/>
             </w:pPr>
             <w:r>
               <w:rPr>
@@ -9669,7 +10031,7 @@
           <w:p>
             <w:pPr>
               <w:pStyle w:val="Compact"/>
-              <w:jc w:val="left"/>
+              <w:jc w:val="center"/>
             </w:pPr>
             <w:r>
               <w:rPr>
@@ -9712,7 +10074,7 @@
           <w:p>
             <w:pPr>
               <w:pStyle w:val="Compact"/>
-              <w:jc w:val="left"/>
+              <w:jc w:val="center"/>
             </w:pPr>
             <w:r>
               <w:rPr>
@@ -9742,7 +10104,7 @@
           <w:p>
             <w:pPr>
               <w:pStyle w:val="Compact"/>
-              <w:jc w:val="left"/>
+              <w:jc w:val="center"/>
             </w:pPr>
             <w:r>
               <w:rPr>
@@ -9757,7 +10119,7 @@
           <w:p>
             <w:pPr>
               <w:pStyle w:val="Compact"/>
-              <w:jc w:val="left"/>
+              <w:jc w:val="center"/>
             </w:pPr>
             <w:r>
               <w:rPr>
@@ -9784,7 +10146,7 @@
           <w:p>
             <w:pPr>
               <w:pStyle w:val="Compact"/>
-              <w:jc w:val="left"/>
+              <w:jc w:val="center"/>
             </w:pPr>
             <w:r>
               <w:rPr>
@@ -9819,8 +10181,14 @@
     <w:p>
       <w:pPr>
         <w:pStyle w:val="BodyText"/>
+        <w:jc w:val="center"/>
       </w:pPr>
       <w:r>
+        <w:rPr>
+          <w:b w:val="0"/>
+          <w:i w:val="0"/>
+          <w:sz w:val="21"/>
+        </w:rPr>
         <w:drawing>
           <wp:inline>
             <wp:extent cx="4114800" cy="3644900"/>
@@ -9863,118 +10231,153 @@
         </w:drawing>
       </w:r>
       <w:r>
-        <w:t xml:space="preserve"> </w:t>
-      </w:r>
-      <w:r>
-        <w:rPr>
-          <w:rFonts w:hint="eastAsia" w:eastAsia="SimSun" w:ascii="Times New Roman" w:hAnsi="Times New Roman"/>
-          <w:i/>
+        <w:rPr>
+          <w:b w:val="0"/>
+          <w:i w:val="0"/>
+          <w:sz w:val="21"/>
+        </w:rPr>
+        <w:t xml:space="preserve"> </w:t>
+      </w:r>
+      <w:r>
+        <w:rPr>
+          <w:rFonts w:hint="eastAsia" w:eastAsia="FangSong" w:ascii="Times New Roman" w:hAnsi="Times New Roman"/>
+          <w:b w:val="0"/>
+          <w:i w:val="0"/>
           <w:iCs/>
+          <w:sz w:val="21"/>
         </w:rPr>
         <w:t xml:space="preserve">图</w:t>
       </w:r>
       <w:r>
         <w:rPr>
-          <w:i/>
+          <w:b w:val="0"/>
+          <w:i w:val="0"/>
           <w:iCs/>
-        </w:rPr>
-        <w:t xml:space="preserve"> </w:t>
-      </w:r>
-      <w:r>
-        <w:rPr>
-          <w:rFonts w:hint="eastAsia" w:eastAsia="SimSun" w:ascii="Times New Roman" w:hAnsi="Times New Roman"/>
-          <w:i/>
+          <w:sz w:val="21"/>
+        </w:rPr>
+        <w:t xml:space="preserve"> </w:t>
+      </w:r>
+      <w:r>
+        <w:rPr>
+          <w:rFonts w:hint="eastAsia" w:eastAsia="FangSong" w:ascii="Times New Roman" w:hAnsi="Times New Roman"/>
+          <w:b w:val="0"/>
+          <w:i w:val="0"/>
           <w:iCs/>
+          <w:sz w:val="21"/>
         </w:rPr>
         <w:t xml:space="preserve">N₂O₄（二聚体，低温无色）的分子结构</w:t>
       </w:r>
       <w:r>
         <w:rPr>
-          <w:i/>
+          <w:b w:val="0"/>
+          <w:i w:val="0"/>
           <w:iCs/>
+          <w:sz w:val="21"/>
         </w:rPr>
         <w:t xml:space="preserve"> — </w:t>
       </w:r>
       <w:r>
         <w:rPr>
-          <w:rFonts w:hint="eastAsia" w:eastAsia="SimSun" w:ascii="Times New Roman" w:hAnsi="Times New Roman"/>
-          <w:i/>
+          <w:rFonts w:hint="eastAsia" w:eastAsia="FangSong" w:ascii="Times New Roman" w:hAnsi="Times New Roman"/>
+          <w:b w:val="0"/>
+          <w:i w:val="0"/>
           <w:iCs/>
+          <w:sz w:val="21"/>
         </w:rPr>
         <w:t xml:space="preserve">两个</w:t>
       </w:r>
       <w:r>
         <w:rPr>
-          <w:i/>
+          <w:b w:val="0"/>
+          <w:i w:val="0"/>
           <w:iCs/>
+          <w:sz w:val="21"/>
         </w:rPr>
         <w:t xml:space="preserve"> NO₂ </w:t>
       </w:r>
       <w:r>
         <w:rPr>
-          <w:rFonts w:hint="eastAsia" w:eastAsia="SimSun" w:ascii="Times New Roman" w:hAnsi="Times New Roman"/>
-          <w:i/>
+          <w:rFonts w:hint="eastAsia" w:eastAsia="FangSong" w:ascii="Times New Roman" w:hAnsi="Times New Roman"/>
+          <w:b w:val="0"/>
+          <w:i w:val="0"/>
           <w:iCs/>
+          <w:sz w:val="21"/>
         </w:rPr>
         <w:t xml:space="preserve">通过</w:t>
       </w:r>
       <w:r>
         <w:rPr>
-          <w:i/>
+          <w:b w:val="0"/>
+          <w:i w:val="0"/>
           <w:iCs/>
+          <w:sz w:val="21"/>
         </w:rPr>
         <w:t xml:space="preserve"> N—N </w:t>
       </w:r>
       <w:r>
         <w:rPr>
-          <w:rFonts w:hint="eastAsia" w:eastAsia="SimSun" w:ascii="Times New Roman" w:hAnsi="Times New Roman"/>
-          <w:i/>
+          <w:rFonts w:hint="eastAsia" w:eastAsia="FangSong" w:ascii="Times New Roman" w:hAnsi="Times New Roman"/>
+          <w:b w:val="0"/>
+          <w:i w:val="0"/>
           <w:iCs/>
+          <w:sz w:val="21"/>
         </w:rPr>
         <w:t xml:space="preserve">键连接，低温下</w:t>
       </w:r>
       <w:r>
         <w:rPr>
-          <w:i/>
+          <w:b w:val="0"/>
+          <w:i w:val="0"/>
           <w:iCs/>
+          <w:sz w:val="21"/>
         </w:rPr>
         <w:t xml:space="preserve"> NO₂ </w:t>
       </w:r>
       <w:r>
         <w:rPr>
-          <w:rFonts w:hint="eastAsia" w:eastAsia="SimSun" w:ascii="Times New Roman" w:hAnsi="Times New Roman"/>
-          <w:i/>
+          <w:rFonts w:hint="eastAsia" w:eastAsia="FangSong" w:ascii="Times New Roman" w:hAnsi="Times New Roman"/>
+          <w:b w:val="0"/>
+          <w:i w:val="0"/>
           <w:iCs/>
+          <w:sz w:val="21"/>
         </w:rPr>
         <w:t xml:space="preserve">红棕色气体二聚为无色</w:t>
       </w:r>
       <w:r>
         <w:rPr>
-          <w:i/>
+          <w:b w:val="0"/>
+          <w:i w:val="0"/>
           <w:iCs/>
-        </w:rPr>
-        <w:t xml:space="preserve"> </w:t>
-      </w:r>
-      <w:r>
-        <w:rPr>
-          <w:rFonts w:hint="eastAsia" w:eastAsia="SimSun" w:ascii="Times New Roman" w:hAnsi="Times New Roman"/>
-          <w:i/>
+          <w:sz w:val="21"/>
+        </w:rPr>
+        <w:t xml:space="preserve"> </w:t>
+      </w:r>
+      <w:r>
+        <w:rPr>
+          <w:rFonts w:hint="eastAsia" w:eastAsia="FangSong" w:ascii="Times New Roman" w:hAnsi="Times New Roman"/>
+          <w:b w:val="0"/>
+          <w:i w:val="0"/>
           <w:iCs/>
+          <w:sz w:val="21"/>
         </w:rPr>
         <w:t xml:space="preserve">N₂O₄（Weller</w:t>
       </w:r>
       <w:r>
         <w:rPr>
-          <w:i/>
+          <w:b w:val="0"/>
+          <w:i w:val="0"/>
           <w:iCs/>
-        </w:rPr>
-        <w:t xml:space="preserve"> </w:t>
-      </w:r>
-      <w:r>
-        <w:rPr>
-          <w:rFonts w:hint="eastAsia" w:eastAsia="SimSun" w:ascii="Times New Roman" w:hAnsi="Times New Roman"/>
-          <w:i/>
+          <w:sz w:val="21"/>
+        </w:rPr>
+        <w:t xml:space="preserve"> </w:t>
+      </w:r>
+      <w:r>
+        <w:rPr>
+          <w:rFonts w:hint="eastAsia" w:eastAsia="FangSong" w:ascii="Times New Roman" w:hAnsi="Times New Roman"/>
+          <w:b w:val="0"/>
+          <w:i w:val="0"/>
           <w:iCs/>
+          <w:sz w:val="21"/>
         </w:rPr>
         <w:t xml:space="preserve">图15.13附近）</w:t>
       </w:r>
@@ -10139,7 +10542,7 @@
           <w:b/>
           <w:bCs/>
         </w:rPr>
-        <w:t xml:space="preserve">&gt; 💡 NO </w:t>
+        <w:t xml:space="preserve">&gt; NO </w:t>
       </w:r>
       <w:r>
         <w:rPr>
@@ -10225,8 +10628,14 @@
     <w:p>
       <w:pPr>
         <w:pStyle w:val="BodyText"/>
+        <w:jc w:val="center"/>
       </w:pPr>
       <w:r>
+        <w:rPr>
+          <w:b w:val="0"/>
+          <w:i w:val="0"/>
+          <w:sz w:val="21"/>
+        </w:rPr>
         <w:drawing>
           <wp:inline>
             <wp:extent cx="5334000" cy="5395575"/>
@@ -10269,73 +10678,96 @@
         </w:drawing>
       </w:r>
       <w:r>
-        <w:t xml:space="preserve"> </w:t>
-      </w:r>
-      <w:r>
-        <w:rPr>
-          <w:rFonts w:hint="eastAsia" w:eastAsia="SimSun" w:ascii="Times New Roman" w:hAnsi="Times New Roman"/>
-          <w:i/>
+        <w:rPr>
+          <w:b w:val="0"/>
+          <w:i w:val="0"/>
+          <w:sz w:val="21"/>
+        </w:rPr>
+        <w:t xml:space="preserve"> </w:t>
+      </w:r>
+      <w:r>
+        <w:rPr>
+          <w:rFonts w:hint="eastAsia" w:eastAsia="FangSong" w:ascii="Times New Roman" w:hAnsi="Times New Roman"/>
+          <w:b w:val="0"/>
+          <w:i w:val="0"/>
           <w:iCs/>
+          <w:sz w:val="21"/>
         </w:rPr>
         <w:t xml:space="preserve">图</w:t>
       </w:r>
       <w:r>
         <w:rPr>
-          <w:i/>
+          <w:b w:val="0"/>
+          <w:i w:val="0"/>
           <w:iCs/>
-        </w:rPr>
-        <w:t xml:space="preserve"> </w:t>
-      </w:r>
-      <w:r>
-        <w:rPr>
-          <w:rFonts w:hint="eastAsia" w:eastAsia="SimSun" w:ascii="Times New Roman" w:hAnsi="Times New Roman"/>
-          <w:i/>
+          <w:sz w:val="21"/>
+        </w:rPr>
+        <w:t xml:space="preserve"> </w:t>
+      </w:r>
+      <w:r>
+        <w:rPr>
+          <w:rFonts w:hint="eastAsia" w:eastAsia="FangSong" w:ascii="Times New Roman" w:hAnsi="Times New Roman"/>
+          <w:b w:val="0"/>
+          <w:i w:val="0"/>
           <w:iCs/>
+          <w:sz w:val="21"/>
         </w:rPr>
         <w:t xml:space="preserve">重要氮物种之间的相互转化（Weller</w:t>
       </w:r>
       <w:r>
         <w:rPr>
-          <w:i/>
+          <w:b w:val="0"/>
+          <w:i w:val="0"/>
           <w:iCs/>
-        </w:rPr>
-        <w:t xml:space="preserve"> </w:t>
-      </w:r>
-      <w:r>
-        <w:rPr>
-          <w:rFonts w:hint="eastAsia" w:eastAsia="SimSun" w:ascii="Times New Roman" w:hAnsi="Times New Roman"/>
-          <w:i/>
+          <w:sz w:val="21"/>
+        </w:rPr>
+        <w:t xml:space="preserve"> </w:t>
+      </w:r>
+      <w:r>
+        <w:rPr>
+          <w:rFonts w:hint="eastAsia" w:eastAsia="FangSong" w:ascii="Times New Roman" w:hAnsi="Times New Roman"/>
+          <w:b w:val="0"/>
+          <w:i w:val="0"/>
           <w:iCs/>
+          <w:sz w:val="21"/>
         </w:rPr>
         <w:t xml:space="preserve">图15.7）—</w:t>
       </w:r>
       <w:r>
         <w:rPr>
-          <w:i/>
+          <w:b w:val="0"/>
+          <w:i w:val="0"/>
           <w:iCs/>
-        </w:rPr>
-        <w:t xml:space="preserve"> </w:t>
-      </w:r>
-      <w:r>
-        <w:rPr>
-          <w:rFonts w:hint="eastAsia" w:eastAsia="SimSun" w:ascii="Times New Roman" w:hAnsi="Times New Roman"/>
-          <w:i/>
+          <w:sz w:val="21"/>
+        </w:rPr>
+        <w:t xml:space="preserve"> </w:t>
+      </w:r>
+      <w:r>
+        <w:rPr>
+          <w:rFonts w:hint="eastAsia" w:eastAsia="FangSong" w:ascii="Times New Roman" w:hAnsi="Times New Roman"/>
+          <w:b w:val="0"/>
+          <w:i w:val="0"/>
           <w:iCs/>
+          <w:sz w:val="21"/>
         </w:rPr>
         <w:t xml:space="preserve">展示了</w:t>
       </w:r>
       <w:r>
         <w:rPr>
-          <w:i/>
+          <w:b w:val="0"/>
+          <w:i w:val="0"/>
           <w:iCs/>
+          <w:sz w:val="21"/>
         </w:rPr>
         <w:t xml:space="preserve"> N₂/NH₃/NO/NO₂/HNO₃ </w:t>
       </w:r>
       <w:r>
         <w:rPr>
-          <w:rFonts w:hint="eastAsia" w:eastAsia="SimSun" w:ascii="Times New Roman" w:hAnsi="Times New Roman"/>
-          <w:i/>
+          <w:rFonts w:hint="eastAsia" w:eastAsia="FangSong" w:ascii="Times New Roman" w:hAnsi="Times New Roman"/>
+          <w:b w:val="0"/>
+          <w:i w:val="0"/>
           <w:iCs/>
+          <w:sz w:val="21"/>
         </w:rPr>
         <w:t xml:space="preserve">等物种之间的氧化还原关系和转化路径</w:t>
       </w:r>
@@ -10366,8 +10798,14 @@
     <w:p>
       <w:pPr>
         <w:pStyle w:val="FirstParagraph"/>
+        <w:jc w:val="center"/>
       </w:pPr>
       <w:r>
+        <w:rPr>
+          <w:b w:val="0"/>
+          <w:i w:val="0"/>
+          <w:sz w:val="21"/>
+        </w:rPr>
         <w:drawing>
           <wp:inline>
             <wp:extent cx="3683000" cy="2235200"/>
@@ -10410,73 +10848,96 @@
         </w:drawing>
       </w:r>
       <w:r>
-        <w:t xml:space="preserve"> </w:t>
-      </w:r>
-      <w:r>
-        <w:rPr>
-          <w:rFonts w:hint="eastAsia" w:eastAsia="SimSun" w:ascii="Times New Roman" w:hAnsi="Times New Roman"/>
-          <w:i/>
+        <w:rPr>
+          <w:b w:val="0"/>
+          <w:i w:val="0"/>
+          <w:sz w:val="21"/>
+        </w:rPr>
+        <w:t xml:space="preserve"> </w:t>
+      </w:r>
+      <w:r>
+        <w:rPr>
+          <w:rFonts w:hint="eastAsia" w:eastAsia="FangSong" w:ascii="Times New Roman" w:hAnsi="Times New Roman"/>
+          <w:b w:val="0"/>
+          <w:i w:val="0"/>
           <w:iCs/>
+          <w:sz w:val="21"/>
         </w:rPr>
         <w:t xml:space="preserve">图</w:t>
       </w:r>
       <w:r>
         <w:rPr>
-          <w:i/>
+          <w:b w:val="0"/>
+          <w:i w:val="0"/>
           <w:iCs/>
+          <w:sz w:val="21"/>
         </w:rPr>
         <w:t xml:space="preserve"> NH₃ </w:t>
       </w:r>
       <w:r>
         <w:rPr>
-          <w:rFonts w:hint="eastAsia" w:eastAsia="SimSun" w:ascii="Times New Roman" w:hAnsi="Times New Roman"/>
-          <w:i/>
+          <w:rFonts w:hint="eastAsia" w:eastAsia="FangSong" w:ascii="Times New Roman" w:hAnsi="Times New Roman"/>
+          <w:b w:val="0"/>
+          <w:i w:val="0"/>
           <w:iCs/>
+          <w:sz w:val="21"/>
         </w:rPr>
         <w:t xml:space="preserve">的三角锥结构（C₃ᵥ）—</w:t>
       </w:r>
       <w:r>
         <w:rPr>
-          <w:i/>
+          <w:b w:val="0"/>
+          <w:i w:val="0"/>
           <w:iCs/>
+          <w:sz w:val="21"/>
         </w:rPr>
         <w:t xml:space="preserve"> N </w:t>
       </w:r>
       <w:r>
         <w:rPr>
-          <w:rFonts w:hint="eastAsia" w:eastAsia="SimSun" w:ascii="Times New Roman" w:hAnsi="Times New Roman"/>
-          <w:i/>
+          <w:rFonts w:hint="eastAsia" w:eastAsia="FangSong" w:ascii="Times New Roman" w:hAnsi="Times New Roman"/>
+          <w:b w:val="0"/>
+          <w:i w:val="0"/>
           <w:iCs/>
+          <w:sz w:val="21"/>
         </w:rPr>
         <w:t xml:space="preserve">上有一对孤对电子，决定了</w:t>
       </w:r>
       <w:r>
         <w:rPr>
-          <w:i/>
+          <w:b w:val="0"/>
+          <w:i w:val="0"/>
           <w:iCs/>
+          <w:sz w:val="21"/>
         </w:rPr>
         <w:t xml:space="preserve"> NH₃ </w:t>
       </w:r>
       <w:r>
         <w:rPr>
-          <w:rFonts w:hint="eastAsia" w:eastAsia="SimSun" w:ascii="Times New Roman" w:hAnsi="Times New Roman"/>
-          <w:i/>
+          <w:rFonts w:hint="eastAsia" w:eastAsia="FangSong" w:ascii="Times New Roman" w:hAnsi="Times New Roman"/>
+          <w:b w:val="0"/>
+          <w:i w:val="0"/>
           <w:iCs/>
+          <w:sz w:val="21"/>
         </w:rPr>
         <w:t xml:space="preserve">的碱性和极性（Weller</w:t>
       </w:r>
       <w:r>
         <w:rPr>
-          <w:i/>
+          <w:b w:val="0"/>
+          <w:i w:val="0"/>
           <w:iCs/>
-        </w:rPr>
-        <w:t xml:space="preserve"> </w:t>
-      </w:r>
-      <w:r>
-        <w:rPr>
-          <w:rFonts w:hint="eastAsia" w:eastAsia="SimSun" w:ascii="Times New Roman" w:hAnsi="Times New Roman"/>
-          <w:i/>
+          <w:sz w:val="21"/>
+        </w:rPr>
+        <w:t xml:space="preserve"> </w:t>
+      </w:r>
+      <w:r>
+        <w:rPr>
+          <w:rFonts w:hint="eastAsia" w:eastAsia="FangSong" w:ascii="Times New Roman" w:hAnsi="Times New Roman"/>
+          <w:b w:val="0"/>
+          <w:i w:val="0"/>
           <w:iCs/>
+          <w:sz w:val="21"/>
         </w:rPr>
         <w:t xml:space="preserve">图15.2附近）</w:t>
       </w:r>
@@ -10502,7 +10963,7 @@
           <w:p>
             <w:pPr>
               <w:pStyle w:val="Compact"/>
-              <w:jc w:val="left"/>
+              <w:jc w:val="center"/>
             </w:pPr>
             <w:r>
               <w:rPr>
@@ -10552,7 +11013,7 @@
           <w:p>
             <w:pPr>
               <w:pStyle w:val="Compact"/>
-              <w:jc w:val="left"/>
+              <w:jc w:val="center"/>
             </w:pPr>
             <w:r>
               <w:rPr>
@@ -10603,7 +11064,7 @@
           <w:p>
             <w:pPr>
               <w:pStyle w:val="Compact"/>
-              <w:jc w:val="left"/>
+              <w:jc w:val="center"/>
             </w:pPr>
             <w:r>
               <w:rPr>
@@ -10672,7 +11133,7 @@
           <w:p>
             <w:pPr>
               <w:pStyle w:val="Compact"/>
-              <w:jc w:val="left"/>
+              <w:jc w:val="center"/>
             </w:pPr>
             <w:r>
               <w:rPr>
@@ -10817,7 +11278,7 @@
           <w:p>
             <w:pPr>
               <w:pStyle w:val="Compact"/>
-              <w:jc w:val="left"/>
+              <w:jc w:val="center"/>
             </w:pPr>
             <w:r>
               <w:rPr>
@@ -10892,63 +11353,43 @@
         <w:pStyle w:val="BlockText"/>
       </w:pPr>
       <w:r>
-        <w:t xml:space="preserve">[!warning]</w:t>
-      </w:r>
-      <w:r>
-        <w:t xml:space="preserve"> </w:t>
-      </w:r>
-      <w:r>
-        <w:rPr>
-          <w:b/>
-          <w:bCs/>
-        </w:rPr>
-        <w:t xml:space="preserve">⚠️ </w:t>
-      </w:r>
-      <w:r>
-        <w:rPr>
-          <w:rFonts w:hint="eastAsia" w:eastAsia="SimSun" w:ascii="Times New Roman" w:hAnsi="Times New Roman"/>
-          <w:b/>
-          <w:bCs/>
+        <w:t xml:space="preserve">[!warning] ** </w:t>
+      </w:r>
+      <w:r>
+        <w:rPr>
+          <w:rFonts w:hint="eastAsia" w:eastAsia="SimSun" w:ascii="Times New Roman" w:hAnsi="Times New Roman"/>
         </w:rPr>
         <w:t xml:space="preserve">易错点：电负性大</w:t>
       </w:r>
       <w:r>
-        <w:rPr>
-          <w:b/>
-          <w:bCs/>
-        </w:rPr>
         <w:t xml:space="preserve"> ≠ </w:t>
       </w:r>
       <w:r>
         <w:rPr>
           <w:rFonts w:hint="eastAsia" w:eastAsia="SimSun" w:ascii="Times New Roman" w:hAnsi="Times New Roman"/>
-          <w:b/>
-          <w:bCs/>
         </w:rPr>
         <w:t xml:space="preserve">分子极性大</w:t>
       </w:r>
       <w:r>
-        <w:t xml:space="preserve"> </w:t>
-      </w:r>
-      <w:r>
-        <w:rPr>
-          <w:rFonts w:hint="eastAsia" w:eastAsia="SimSun" w:ascii="Times New Roman" w:hAnsi="Times New Roman"/>
+        <w:rPr>
+          <w:b/>
+          <w:bCs/>
+        </w:rPr>
+        <w:t xml:space="preserve"> </w:t>
+      </w:r>
+      <w:r>
+        <w:rPr>
+          <w:rFonts w:hint="eastAsia" w:eastAsia="SimSun" w:ascii="Times New Roman" w:hAnsi="Times New Roman"/>
+          <w:b/>
+          <w:bCs/>
         </w:rPr>
         <w:t xml:space="preserve">偶极是</w:t>
       </w:r>
       <w:r>
         <w:rPr>
           <w:rFonts w:hint="eastAsia" w:eastAsia="SimSun" w:ascii="Times New Roman" w:hAnsi="Times New Roman"/>
-          <w:b/>
-          <w:bCs/>
-        </w:rPr>
-        <w:t xml:space="preserve">矢量</w:t>
-      </w:r>
-      <w:r>
-        <w:rPr>
-          <w:rFonts w:hint="eastAsia" w:eastAsia="SimSun" w:ascii="Times New Roman" w:hAnsi="Times New Roman"/>
-        </w:rPr>
-        <w:t xml:space="preserve">和——方向相反可能相互抵消。NF₃</w:t>
+        </w:rPr>
+        <w:t xml:space="preserve">矢量**和——方向相反可能相互抵消。NF₃</w:t>
       </w:r>
       <w:r>
         <w:t xml:space="preserve"> </w:t>
@@ -11164,8 +11605,14 @@
     <w:p>
       <w:pPr>
         <w:pStyle w:val="FirstParagraph"/>
+        <w:jc w:val="center"/>
       </w:pPr>
       <w:r>
+        <w:rPr>
+          <w:b w:val="0"/>
+          <w:i w:val="0"/>
+          <w:sz w:val="21"/>
+        </w:rPr>
         <w:drawing>
           <wp:inline>
             <wp:extent cx="3746500" cy="3746500"/>
@@ -11208,151 +11655,220 @@
         </w:drawing>
       </w:r>
       <w:r>
-        <w:t xml:space="preserve"> </w:t>
-      </w:r>
-      <w:r>
-        <w:rPr>
-          <w:rFonts w:hint="eastAsia" w:eastAsia="SimSun" w:ascii="Times New Roman" w:hAnsi="Times New Roman"/>
-          <w:i/>
+        <w:rPr>
+          <w:b w:val="0"/>
+          <w:i w:val="0"/>
+          <w:sz w:val="21"/>
+        </w:rPr>
+        <w:t xml:space="preserve"> </w:t>
+      </w:r>
+      <w:r>
+        <w:rPr>
+          <w:rFonts w:hint="eastAsia" w:eastAsia="FangSong" w:ascii="Times New Roman" w:hAnsi="Times New Roman"/>
+          <w:b w:val="0"/>
+          <w:i w:val="0"/>
           <w:iCs/>
+          <w:sz w:val="21"/>
         </w:rPr>
         <w:t xml:space="preserve">图</w:t>
       </w:r>
       <w:r>
         <w:rPr>
-          <w:i/>
+          <w:b w:val="0"/>
+          <w:i w:val="0"/>
           <w:iCs/>
+          <w:sz w:val="21"/>
         </w:rPr>
         <w:t xml:space="preserve"> P₄ </w:t>
       </w:r>
       <w:r>
         <w:rPr>
-          <w:rFonts w:hint="eastAsia" w:eastAsia="SimSun" w:ascii="Times New Roman" w:hAnsi="Times New Roman"/>
-          <w:i/>
+          <w:rFonts w:hint="eastAsia" w:eastAsia="FangSong" w:ascii="Times New Roman" w:hAnsi="Times New Roman"/>
+          <w:b w:val="0"/>
+          <w:i w:val="0"/>
           <w:iCs/>
+          <w:sz w:val="21"/>
         </w:rPr>
         <w:t xml:space="preserve">正四面体分子结构</w:t>
       </w:r>
       <w:r>
         <w:rPr>
-          <w:i/>
+          <w:b w:val="0"/>
+          <w:i w:val="0"/>
           <w:iCs/>
+          <w:sz w:val="21"/>
         </w:rPr>
         <w:t xml:space="preserve"> — </w:t>
       </w:r>
       <w:r>
         <w:rPr>
-          <w:rFonts w:hint="eastAsia" w:eastAsia="SimSun" w:ascii="Times New Roman" w:hAnsi="Times New Roman"/>
-          <w:i/>
+          <w:rFonts w:hint="eastAsia" w:eastAsia="FangSong" w:ascii="Times New Roman" w:hAnsi="Times New Roman"/>
+          <w:b w:val="0"/>
+          <w:i w:val="0"/>
           <w:iCs/>
+          <w:sz w:val="21"/>
         </w:rPr>
         <w:t xml:space="preserve">每个</w:t>
       </w:r>
       <w:r>
         <w:rPr>
-          <w:i/>
+          <w:b w:val="0"/>
+          <w:i w:val="0"/>
           <w:iCs/>
+          <w:sz w:val="21"/>
         </w:rPr>
         <w:t xml:space="preserve"> P </w:t>
       </w:r>
       <w:r>
         <w:rPr>
-          <w:rFonts w:hint="eastAsia" w:eastAsia="SimSun" w:ascii="Times New Roman" w:hAnsi="Times New Roman"/>
-          <w:i/>
+          <w:rFonts w:hint="eastAsia" w:eastAsia="FangSong" w:ascii="Times New Roman" w:hAnsi="Times New Roman"/>
+          <w:b w:val="0"/>
+          <w:i w:val="0"/>
           <w:iCs/>
+          <w:sz w:val="21"/>
         </w:rPr>
         <w:t xml:space="preserve">原子采用</w:t>
       </w:r>
       <w:r>
         <w:rPr>
-          <w:i/>
+          <w:b w:val="0"/>
+          <w:i w:val="0"/>
           <w:iCs/>
+          <w:sz w:val="21"/>
         </w:rPr>
         <w:t xml:space="preserve"> sp³ </w:t>
       </w:r>
       <w:r>
         <w:rPr>
-          <w:rFonts w:hint="eastAsia" w:eastAsia="SimSun" w:ascii="Times New Roman" w:hAnsi="Times New Roman"/>
-          <w:i/>
+          <w:rFonts w:hint="eastAsia" w:eastAsia="FangSong" w:ascii="Times New Roman" w:hAnsi="Times New Roman"/>
+          <w:b w:val="0"/>
+          <w:i w:val="0"/>
           <w:iCs/>
+          <w:sz w:val="21"/>
         </w:rPr>
         <w:t xml:space="preserve">杂化，P—P—P</w:t>
       </w:r>
       <w:r>
         <w:rPr>
-          <w:i/>
+          <w:b w:val="0"/>
+          <w:i w:val="0"/>
           <w:iCs/>
-        </w:rPr>
-        <w:t xml:space="preserve"> </w:t>
-      </w:r>
-      <w:r>
-        <w:rPr>
-          <w:rFonts w:hint="eastAsia" w:eastAsia="SimSun" w:ascii="Times New Roman" w:hAnsi="Times New Roman"/>
-          <w:i/>
+          <w:sz w:val="21"/>
+        </w:rPr>
+        <w:t xml:space="preserve"> </w:t>
+      </w:r>
+      <w:r>
+        <w:rPr>
+          <w:rFonts w:hint="eastAsia" w:eastAsia="FangSong" w:ascii="Times New Roman" w:hAnsi="Times New Roman"/>
+          <w:b w:val="0"/>
+          <w:i w:val="0"/>
           <w:iCs/>
+          <w:sz w:val="21"/>
         </w:rPr>
         <w:t xml:space="preserve">键角</w:t>
       </w:r>
       <w:r>
         <w:rPr>
-          <w:i/>
+          <w:b w:val="0"/>
+          <w:i w:val="0"/>
           <w:iCs/>
+          <w:sz w:val="21"/>
         </w:rPr>
         <w:t xml:space="preserve"> 60° </w:t>
       </w:r>
       <w:r>
         <w:rPr>
-          <w:rFonts w:hint="eastAsia" w:eastAsia="SimSun" w:ascii="Times New Roman" w:hAnsi="Times New Roman"/>
-          <w:i/>
+          <w:rFonts w:hint="eastAsia" w:eastAsia="FangSong" w:ascii="Times New Roman" w:hAnsi="Times New Roman"/>
+          <w:b w:val="0"/>
+          <w:i w:val="0"/>
           <w:iCs/>
+          <w:sz w:val="21"/>
         </w:rPr>
         <w:t xml:space="preserve">产生极大的环张力，使白磷在空气中自燃（Weller</w:t>
       </w:r>
       <w:r>
         <w:rPr>
-          <w:i/>
+          <w:b w:val="0"/>
+          <w:i w:val="0"/>
           <w:iCs/>
-        </w:rPr>
-        <w:t xml:space="preserve"> </w:t>
-      </w:r>
-      <w:r>
-        <w:rPr>
-          <w:rFonts w:hint="eastAsia" w:eastAsia="SimSun" w:ascii="Times New Roman" w:hAnsi="Times New Roman"/>
-          <w:i/>
+          <w:sz w:val="21"/>
+        </w:rPr>
+        <w:t xml:space="preserve"> </w:t>
+      </w:r>
+      <w:r>
+        <w:rPr>
+          <w:rFonts w:hint="eastAsia" w:eastAsia="FangSong" w:ascii="Times New Roman" w:hAnsi="Times New Roman"/>
+          <w:b w:val="0"/>
+          <w:i w:val="0"/>
           <w:iCs/>
+          <w:sz w:val="21"/>
         </w:rPr>
         <w:t xml:space="preserve">图15.1）</w:t>
       </w:r>
       <w:r>
-        <w:t xml:space="preserve"> </w:t>
-      </w:r>
-      <w:r>
+        <w:rPr>
+          <w:b w:val="0"/>
+          <w:i w:val="0"/>
+          <w:sz w:val="21"/>
+        </w:rPr>
+        <w:t xml:space="preserve"> </w:t>
+      </w:r>
+      <w:r>
+        <w:rPr>
+          <w:b w:val="0"/>
+          <w:i w:val="0"/>
+          <w:sz w:val="21"/>
+        </w:rPr>
         <w:t xml:space="preserve">- P₄ + 5O₂ → </w:t>
       </w:r>
       <w:r>
         <w:rPr>
-          <w:rFonts w:hint="eastAsia" w:eastAsia="SimSun" w:ascii="Times New Roman" w:hAnsi="Times New Roman"/>
+          <w:rFonts w:hint="eastAsia" w:eastAsia="FangSong" w:ascii="Times New Roman" w:hAnsi="Times New Roman"/>
+          <w:b w:val="0"/>
+          <w:i w:val="0"/>
+          <w:sz w:val="21"/>
         </w:rPr>
         <w:t xml:space="preserve">P₄O₁₀（大量放热——白磷在空气中自燃的原因）</w:t>
       </w:r>
       <w:r>
-        <w:t xml:space="preserve"> </w:t>
-      </w:r>
-      <w:r>
+        <w:rPr>
+          <w:b w:val="0"/>
+          <w:i w:val="0"/>
+          <w:sz w:val="21"/>
+        </w:rPr>
+        <w:t xml:space="preserve"> </w:t>
+      </w:r>
+      <w:r>
+        <w:rPr>
+          <w:b w:val="0"/>
+          <w:i w:val="0"/>
+          <w:sz w:val="21"/>
+        </w:rPr>
         <w:t xml:space="preserve">- P₄ + 3OH⁻ + 3H₂O → PH₃↑ + </w:t>
       </w:r>
       <w:r>
         <w:rPr>
-          <w:rFonts w:hint="eastAsia" w:eastAsia="SimSun" w:ascii="Times New Roman" w:hAnsi="Times New Roman"/>
+          <w:rFonts w:hint="eastAsia" w:eastAsia="FangSong" w:ascii="Times New Roman" w:hAnsi="Times New Roman"/>
+          <w:b w:val="0"/>
+          <w:i w:val="0"/>
+          <w:sz w:val="21"/>
         </w:rPr>
         <w:t xml:space="preserve">3H₂PO₂⁻（歧化反应——制备</w:t>
       </w:r>
       <w:r>
-        <w:t xml:space="preserve"> </w:t>
-      </w:r>
-      <w:r>
-        <w:rPr>
-          <w:rFonts w:hint="eastAsia" w:eastAsia="SimSun" w:ascii="Times New Roman" w:hAnsi="Times New Roman"/>
+        <w:rPr>
+          <w:b w:val="0"/>
+          <w:i w:val="0"/>
+          <w:sz w:val="21"/>
+        </w:rPr>
+        <w:t xml:space="preserve"> </w:t>
+      </w:r>
+      <w:r>
+        <w:rPr>
+          <w:rFonts w:hint="eastAsia" w:eastAsia="FangSong" w:ascii="Times New Roman" w:hAnsi="Times New Roman"/>
+          <w:b w:val="0"/>
+          <w:i w:val="0"/>
+          <w:sz w:val="21"/>
         </w:rPr>
         <w:t xml:space="preserve">PH₃）</w:t>
       </w:r>
@@ -11398,7 +11914,7 @@
           <w:p>
             <w:pPr>
               <w:pStyle w:val="Compact"/>
-              <w:jc w:val="left"/>
+              <w:jc w:val="center"/>
             </w:pPr>
             <w:r>
               <w:rPr>
@@ -11414,7 +11930,7 @@
           <w:p>
             <w:pPr>
               <w:pStyle w:val="Compact"/>
-              <w:jc w:val="left"/>
+              <w:jc w:val="center"/>
             </w:pPr>
             <w:r>
               <w:rPr>
@@ -11446,7 +11962,7 @@
           <w:p>
             <w:pPr>
               <w:pStyle w:val="Compact"/>
-              <w:jc w:val="left"/>
+              <w:jc w:val="center"/>
             </w:pPr>
             <w:r>
               <w:rPr>
@@ -11464,7 +11980,7 @@
           <w:p>
             <w:pPr>
               <w:pStyle w:val="Compact"/>
-              <w:jc w:val="left"/>
+              <w:jc w:val="center"/>
             </w:pPr>
             <w:r>
               <w:rPr>
@@ -11479,7 +11995,7 @@
           <w:p>
             <w:pPr>
               <w:pStyle w:val="Compact"/>
-              <w:jc w:val="left"/>
+              <w:jc w:val="center"/>
             </w:pPr>
             <w:r>
               <w:rPr>
@@ -11515,7 +12031,7 @@
           <w:p>
             <w:pPr>
               <w:pStyle w:val="Compact"/>
-              <w:jc w:val="left"/>
+              <w:jc w:val="center"/>
             </w:pPr>
             <w:r>
               <w:rPr>
@@ -11550,7 +12066,7 @@
           <w:p>
             <w:pPr>
               <w:pStyle w:val="Compact"/>
-              <w:jc w:val="left"/>
+              <w:jc w:val="center"/>
             </w:pPr>
             <w:r>
               <w:rPr>
@@ -11565,7 +12081,7 @@
           <w:p>
             <w:pPr>
               <w:pStyle w:val="Compact"/>
-              <w:jc w:val="left"/>
+              <w:jc w:val="center"/>
             </w:pPr>
             <w:r>
               <w:rPr>
@@ -11607,7 +12123,7 @@
           <w:p>
             <w:pPr>
               <w:pStyle w:val="Compact"/>
-              <w:jc w:val="left"/>
+              <w:jc w:val="center"/>
             </w:pPr>
             <w:r>
               <w:rPr>
@@ -11642,7 +12158,7 @@
           <w:p>
             <w:pPr>
               <w:pStyle w:val="Compact"/>
-              <w:jc w:val="left"/>
+              <w:jc w:val="center"/>
             </w:pPr>
             <w:r>
               <w:rPr>
@@ -11657,7 +12173,7 @@
           <w:p>
             <w:pPr>
               <w:pStyle w:val="Compact"/>
-              <w:jc w:val="left"/>
+              <w:jc w:val="center"/>
             </w:pPr>
             <w:r>
               <w:rPr>
@@ -11699,7 +12215,7 @@
           <w:p>
             <w:pPr>
               <w:pStyle w:val="Compact"/>
-              <w:jc w:val="left"/>
+              <w:jc w:val="center"/>
             </w:pPr>
             <w:r>
               <w:rPr>
@@ -11880,8 +12396,14 @@
     <w:p>
       <w:pPr>
         <w:pStyle w:val="BodyText"/>
+        <w:jc w:val="center"/>
       </w:pPr>
       <w:r>
+        <w:rPr>
+          <w:b w:val="0"/>
+          <w:i w:val="0"/>
+          <w:sz w:val="21"/>
+        </w:rPr>
         <w:drawing>
           <wp:inline>
             <wp:extent cx="4914900" cy="4635500"/>
@@ -11924,148 +12446,191 @@
         </w:drawing>
       </w:r>
       <w:r>
-        <w:t xml:space="preserve"> </w:t>
-      </w:r>
-      <w:r>
-        <w:rPr>
-          <w:rFonts w:hint="eastAsia" w:eastAsia="SimSun" w:ascii="Times New Roman" w:hAnsi="Times New Roman"/>
-          <w:i/>
+        <w:rPr>
+          <w:b w:val="0"/>
+          <w:i w:val="0"/>
+          <w:sz w:val="21"/>
+        </w:rPr>
+        <w:t xml:space="preserve"> </w:t>
+      </w:r>
+      <w:r>
+        <w:rPr>
+          <w:rFonts w:hint="eastAsia" w:eastAsia="FangSong" w:ascii="Times New Roman" w:hAnsi="Times New Roman"/>
+          <w:b w:val="0"/>
+          <w:i w:val="0"/>
           <w:iCs/>
+          <w:sz w:val="21"/>
         </w:rPr>
         <w:t xml:space="preserve">图</w:t>
       </w:r>
       <w:r>
         <w:rPr>
-          <w:i/>
+          <w:b w:val="0"/>
+          <w:i w:val="0"/>
           <w:iCs/>
+          <w:sz w:val="21"/>
         </w:rPr>
         <w:t xml:space="preserve"> P₄O₁₀ </w:t>
       </w:r>
       <w:r>
         <w:rPr>
-          <w:rFonts w:hint="eastAsia" w:eastAsia="SimSun" w:ascii="Times New Roman" w:hAnsi="Times New Roman"/>
-          <w:i/>
+          <w:rFonts w:hint="eastAsia" w:eastAsia="FangSong" w:ascii="Times New Roman" w:hAnsi="Times New Roman"/>
+          <w:b w:val="0"/>
+          <w:i w:val="0"/>
           <w:iCs/>
+          <w:sz w:val="21"/>
         </w:rPr>
         <w:t xml:space="preserve">的分子结构</w:t>
       </w:r>
       <w:r>
         <w:rPr>
-          <w:i/>
+          <w:b w:val="0"/>
+          <w:i w:val="0"/>
           <w:iCs/>
+          <w:sz w:val="21"/>
         </w:rPr>
         <w:t xml:space="preserve"> — 4 </w:t>
       </w:r>
       <w:r>
         <w:rPr>
-          <w:rFonts w:hint="eastAsia" w:eastAsia="SimSun" w:ascii="Times New Roman" w:hAnsi="Times New Roman"/>
-          <w:i/>
+          <w:rFonts w:hint="eastAsia" w:eastAsia="FangSong" w:ascii="Times New Roman" w:hAnsi="Times New Roman"/>
+          <w:b w:val="0"/>
+          <w:i w:val="0"/>
           <w:iCs/>
+          <w:sz w:val="21"/>
         </w:rPr>
         <w:t xml:space="preserve">个</w:t>
       </w:r>
       <w:r>
         <w:rPr>
-          <w:i/>
+          <w:b w:val="0"/>
+          <w:i w:val="0"/>
           <w:iCs/>
+          <w:sz w:val="21"/>
         </w:rPr>
         <w:t xml:space="preserve"> P </w:t>
       </w:r>
       <w:r>
         <w:rPr>
-          <w:rFonts w:hint="eastAsia" w:eastAsia="SimSun" w:ascii="Times New Roman" w:hAnsi="Times New Roman"/>
-          <w:i/>
+          <w:rFonts w:hint="eastAsia" w:eastAsia="FangSong" w:ascii="Times New Roman" w:hAnsi="Times New Roman"/>
+          <w:b w:val="0"/>
+          <w:i w:val="0"/>
           <w:iCs/>
+          <w:sz w:val="21"/>
         </w:rPr>
         <w:t xml:space="preserve">形成四面体骨架，通过</w:t>
       </w:r>
       <w:r>
         <w:rPr>
-          <w:i/>
+          <w:b w:val="0"/>
+          <w:i w:val="0"/>
           <w:iCs/>
+          <w:sz w:val="21"/>
         </w:rPr>
         <w:t xml:space="preserve"> 6 </w:t>
       </w:r>
       <w:r>
         <w:rPr>
-          <w:rFonts w:hint="eastAsia" w:eastAsia="SimSun" w:ascii="Times New Roman" w:hAnsi="Times New Roman"/>
-          <w:i/>
+          <w:rFonts w:hint="eastAsia" w:eastAsia="FangSong" w:ascii="Times New Roman" w:hAnsi="Times New Roman"/>
+          <w:b w:val="0"/>
+          <w:i w:val="0"/>
           <w:iCs/>
+          <w:sz w:val="21"/>
         </w:rPr>
         <w:t xml:space="preserve">个</w:t>
       </w:r>
       <w:r>
         <w:rPr>
-          <w:i/>
+          <w:b w:val="0"/>
+          <w:i w:val="0"/>
           <w:iCs/>
+          <w:sz w:val="21"/>
         </w:rPr>
         <w:t xml:space="preserve"> P—O—P </w:t>
       </w:r>
       <w:r>
         <w:rPr>
-          <w:rFonts w:hint="eastAsia" w:eastAsia="SimSun" w:ascii="Times New Roman" w:hAnsi="Times New Roman"/>
-          <w:i/>
+          <w:rFonts w:hint="eastAsia" w:eastAsia="FangSong" w:ascii="Times New Roman" w:hAnsi="Times New Roman"/>
+          <w:b w:val="0"/>
+          <w:i w:val="0"/>
           <w:iCs/>
+          <w:sz w:val="21"/>
         </w:rPr>
         <w:t xml:space="preserve">桥连接，每个</w:t>
       </w:r>
       <w:r>
         <w:rPr>
-          <w:i/>
+          <w:b w:val="0"/>
+          <w:i w:val="0"/>
           <w:iCs/>
+          <w:sz w:val="21"/>
         </w:rPr>
         <w:t xml:space="preserve"> P </w:t>
       </w:r>
       <w:r>
         <w:rPr>
-          <w:rFonts w:hint="eastAsia" w:eastAsia="SimSun" w:ascii="Times New Roman" w:hAnsi="Times New Roman"/>
-          <w:i/>
+          <w:rFonts w:hint="eastAsia" w:eastAsia="FangSong" w:ascii="Times New Roman" w:hAnsi="Times New Roman"/>
+          <w:b w:val="0"/>
+          <w:i w:val="0"/>
           <w:iCs/>
+          <w:sz w:val="21"/>
         </w:rPr>
         <w:t xml:space="preserve">上还有一个端基</w:t>
       </w:r>
       <w:r>
         <w:rPr>
-          <w:i/>
+          <w:b w:val="0"/>
+          <w:i w:val="0"/>
           <w:iCs/>
+          <w:sz w:val="21"/>
         </w:rPr>
         <w:t xml:space="preserve"> O </w:t>
       </w:r>
       <w:r>
         <w:rPr>
-          <w:rFonts w:hint="eastAsia" w:eastAsia="SimSun" w:ascii="Times New Roman" w:hAnsi="Times New Roman"/>
-          <w:i/>
+          <w:rFonts w:hint="eastAsia" w:eastAsia="FangSong" w:ascii="Times New Roman" w:hAnsi="Times New Roman"/>
+          <w:b w:val="0"/>
+          <w:i w:val="0"/>
           <w:iCs/>
+          <w:sz w:val="21"/>
         </w:rPr>
         <w:t xml:space="preserve">形成</w:t>
       </w:r>
       <w:r>
         <w:rPr>
-          <w:i/>
+          <w:b w:val="0"/>
+          <w:i w:val="0"/>
           <w:iCs/>
+          <w:sz w:val="21"/>
         </w:rPr>
         <w:t xml:space="preserve"> P=O </w:t>
       </w:r>
       <w:r>
         <w:rPr>
-          <w:rFonts w:hint="eastAsia" w:eastAsia="SimSun" w:ascii="Times New Roman" w:hAnsi="Times New Roman"/>
-          <w:i/>
+          <w:rFonts w:hint="eastAsia" w:eastAsia="FangSong" w:ascii="Times New Roman" w:hAnsi="Times New Roman"/>
+          <w:b w:val="0"/>
+          <w:i w:val="0"/>
           <w:iCs/>
+          <w:sz w:val="21"/>
         </w:rPr>
         <w:t xml:space="preserve">双键（Weller</w:t>
       </w:r>
       <w:r>
         <w:rPr>
-          <w:i/>
+          <w:b w:val="0"/>
+          <w:i w:val="0"/>
           <w:iCs/>
-        </w:rPr>
-        <w:t xml:space="preserve"> </w:t>
-      </w:r>
-      <w:r>
-        <w:rPr>
-          <w:rFonts w:hint="eastAsia" w:eastAsia="SimSun" w:ascii="Times New Roman" w:hAnsi="Times New Roman"/>
-          <w:i/>
+          <w:sz w:val="21"/>
+        </w:rPr>
+        <w:t xml:space="preserve"> </w:t>
+      </w:r>
+      <w:r>
+        <w:rPr>
+          <w:rFonts w:hint="eastAsia" w:eastAsia="FangSong" w:ascii="Times New Roman" w:hAnsi="Times New Roman"/>
+          <w:b w:val="0"/>
+          <w:i w:val="0"/>
           <w:iCs/>
+          <w:sz w:val="21"/>
         </w:rPr>
         <w:t xml:space="preserve">图15.2附近）</w:t>
       </w:r>
@@ -12116,7 +12681,7 @@
           <w:p>
             <w:pPr>
               <w:pStyle w:val="Compact"/>
-              <w:jc w:val="left"/>
+              <w:jc w:val="center"/>
             </w:pPr>
             <w:r>
               <w:rPr>
@@ -12132,7 +12697,7 @@
           <w:p>
             <w:pPr>
               <w:pStyle w:val="Compact"/>
-              <w:jc w:val="left"/>
+              <w:jc w:val="center"/>
             </w:pPr>
             <w:r>
               <w:rPr>
@@ -12171,7 +12736,7 @@
           <w:p>
             <w:pPr>
               <w:pStyle w:val="Compact"/>
-              <w:jc w:val="left"/>
+              <w:jc w:val="center"/>
             </w:pPr>
             <w:r>
               <w:rPr>
@@ -12221,7 +12786,7 @@
           <w:p>
             <w:pPr>
               <w:pStyle w:val="Compact"/>
-              <w:jc w:val="left"/>
+              <w:jc w:val="center"/>
             </w:pPr>
             <w:r>
               <w:rPr>
@@ -12236,7 +12801,7 @@
           <w:p>
             <w:pPr>
               <w:pStyle w:val="Compact"/>
-              <w:jc w:val="left"/>
+              <w:jc w:val="center"/>
             </w:pPr>
             <w:r>
               <w:rPr>
@@ -12266,7 +12831,7 @@
           <w:p>
             <w:pPr>
               <w:pStyle w:val="Compact"/>
-              <w:jc w:val="left"/>
+              <w:jc w:val="center"/>
             </w:pPr>
             <w:r>
               <w:rPr>
@@ -12349,7 +12914,7 @@
           <w:p>
             <w:pPr>
               <w:pStyle w:val="Compact"/>
-              <w:jc w:val="left"/>
+              <w:jc w:val="center"/>
             </w:pPr>
             <w:r>
               <w:rPr>
@@ -12364,7 +12929,7 @@
           <w:p>
             <w:pPr>
               <w:pStyle w:val="Compact"/>
-              <w:jc w:val="left"/>
+              <w:jc w:val="center"/>
             </w:pPr>
             <w:r>
               <w:rPr>
@@ -12394,7 +12959,7 @@
           <w:p>
             <w:pPr>
               <w:pStyle w:val="Compact"/>
-              <w:jc w:val="left"/>
+              <w:jc w:val="center"/>
             </w:pPr>
             <w:r>
               <w:rPr>
@@ -12477,7 +13042,7 @@
           <w:p>
             <w:pPr>
               <w:pStyle w:val="Compact"/>
-              <w:jc w:val="left"/>
+              <w:jc w:val="center"/>
             </w:pPr>
             <w:r>
               <w:rPr>
@@ -12492,7 +13057,7 @@
           <w:p>
             <w:pPr>
               <w:pStyle w:val="Compact"/>
-              <w:jc w:val="left"/>
+              <w:jc w:val="center"/>
             </w:pPr>
             <w:r>
               <w:rPr>
@@ -12522,7 +13087,7 @@
           <w:p>
             <w:pPr>
               <w:pStyle w:val="Compact"/>
-              <w:jc w:val="left"/>
+              <w:jc w:val="center"/>
             </w:pPr>
             <w:r>
               <w:rPr>
@@ -12593,7 +13158,7 @@
           <w:p>
             <w:pPr>
               <w:pStyle w:val="Compact"/>
-              <w:jc w:val="left"/>
+              <w:jc w:val="center"/>
             </w:pPr>
             <w:r>
               <w:rPr>
@@ -12608,7 +13173,7 @@
           <w:p>
             <w:pPr>
               <w:pStyle w:val="Compact"/>
-              <w:jc w:val="left"/>
+              <w:jc w:val="center"/>
             </w:pPr>
             <w:r>
               <w:rPr>
@@ -12638,7 +13203,7 @@
           <w:p>
             <w:pPr>
               <w:pStyle w:val="Compact"/>
-              <w:jc w:val="left"/>
+              <w:jc w:val="center"/>
             </w:pPr>
             <w:r>
               <w:rPr>
@@ -12691,7 +13256,7 @@
           <w:p>
             <w:pPr>
               <w:pStyle w:val="Compact"/>
-              <w:jc w:val="left"/>
+              <w:jc w:val="center"/>
             </w:pPr>
             <w:r>
               <w:rPr>
@@ -12706,7 +13271,7 @@
           <w:p>
             <w:pPr>
               <w:pStyle w:val="Compact"/>
-              <w:jc w:val="left"/>
+              <w:jc w:val="center"/>
             </w:pPr>
             <w:r>
               <w:rPr>
@@ -12736,7 +13301,7 @@
           <w:p>
             <w:pPr>
               <w:pStyle w:val="Compact"/>
-              <w:jc w:val="left"/>
+              <w:jc w:val="center"/>
             </w:pPr>
             <w:r>
               <w:rPr>
@@ -12881,7 +13446,7 @@
           <w:p>
             <w:pPr>
               <w:pStyle w:val="Compact"/>
-              <w:jc w:val="left"/>
+              <w:jc w:val="center"/>
             </w:pPr>
             <w:r>
               <w:rPr>
@@ -13033,7 +13598,7 @@
           <w:p>
             <w:pPr>
               <w:pStyle w:val="Compact"/>
-              <w:jc w:val="left"/>
+              <w:jc w:val="center"/>
             </w:pPr>
             <w:r>
               <w:rPr>
@@ -13114,7 +13679,7 @@
           <w:p>
             <w:pPr>
               <w:pStyle w:val="Compact"/>
-              <w:jc w:val="left"/>
+              <w:jc w:val="center"/>
             </w:pPr>
             <w:r>
               <w:rPr>
@@ -13195,7 +13760,7 @@
           <w:p>
             <w:pPr>
               <w:pStyle w:val="Compact"/>
-              <w:jc w:val="left"/>
+              <w:jc w:val="center"/>
             </w:pPr>
             <w:r>
               <w:rPr>
@@ -13343,6 +13908,12 @@
       <m:oMathPara>
         <m:oMathParaPr>
           <m:jc m:val="center"/>
+          <m:ctrlPr>
+            <w:rPr>
+              <w:sz w:val="28"/>
+              <w:szCs w:val="28"/>
+            </w:rPr>
+          </m:ctrlPr>
         </m:oMathParaPr>
         <m:oMath>
           <m:r>
@@ -13544,8 +14115,14 @@
     <w:p>
       <w:pPr>
         <w:pStyle w:val="FirstParagraph"/>
+        <w:jc w:val="center"/>
       </w:pPr>
       <w:r>
+        <w:rPr>
+          <w:b w:val="0"/>
+          <w:i w:val="0"/>
+          <w:sz w:val="21"/>
+        </w:rPr>
         <w:drawing>
           <wp:inline>
             <wp:extent cx="4457700" cy="2616200"/>
@@ -13588,88 +14165,115 @@
         </w:drawing>
       </w:r>
       <w:r>
-        <w:t xml:space="preserve"> </w:t>
-      </w:r>
-      <w:r>
-        <w:rPr>
-          <w:rFonts w:hint="eastAsia" w:eastAsia="SimSun" w:ascii="Times New Roman" w:hAnsi="Times New Roman"/>
-          <w:i/>
+        <w:rPr>
+          <w:b w:val="0"/>
+          <w:i w:val="0"/>
+          <w:sz w:val="21"/>
+        </w:rPr>
+        <w:t xml:space="preserve"> </w:t>
+      </w:r>
+      <w:r>
+        <w:rPr>
+          <w:rFonts w:hint="eastAsia" w:eastAsia="FangSong" w:ascii="Times New Roman" w:hAnsi="Times New Roman"/>
+          <w:b w:val="0"/>
+          <w:i w:val="0"/>
           <w:iCs/>
+          <w:sz w:val="21"/>
         </w:rPr>
         <w:t xml:space="preserve">图</w:t>
       </w:r>
       <w:r>
         <w:rPr>
-          <w:i/>
+          <w:b w:val="0"/>
+          <w:i w:val="0"/>
           <w:iCs/>
+          <w:sz w:val="21"/>
         </w:rPr>
         <w:t xml:space="preserve"> P₃O₁₀⁵⁻ </w:t>
       </w:r>
       <w:r>
         <w:rPr>
-          <w:rFonts w:hint="eastAsia" w:eastAsia="SimSun" w:ascii="Times New Roman" w:hAnsi="Times New Roman"/>
-          <w:i/>
+          <w:rFonts w:hint="eastAsia" w:eastAsia="FangSong" w:ascii="Times New Roman" w:hAnsi="Times New Roman"/>
+          <w:b w:val="0"/>
+          <w:i w:val="0"/>
           <w:iCs/>
+          <w:sz w:val="21"/>
         </w:rPr>
         <w:t xml:space="preserve">三聚磷酸根的结构</w:t>
       </w:r>
       <w:r>
         <w:rPr>
-          <w:i/>
+          <w:b w:val="0"/>
+          <w:i w:val="0"/>
           <w:iCs/>
+          <w:sz w:val="21"/>
         </w:rPr>
         <w:t xml:space="preserve"> — </w:t>
       </w:r>
       <w:r>
         <w:rPr>
-          <w:rFonts w:hint="eastAsia" w:eastAsia="SimSun" w:ascii="Times New Roman" w:hAnsi="Times New Roman"/>
-          <w:i/>
+          <w:rFonts w:hint="eastAsia" w:eastAsia="FangSong" w:ascii="Times New Roman" w:hAnsi="Times New Roman"/>
+          <w:b w:val="0"/>
+          <w:i w:val="0"/>
           <w:iCs/>
+          <w:sz w:val="21"/>
         </w:rPr>
         <w:t xml:space="preserve">三个</w:t>
       </w:r>
       <w:r>
         <w:rPr>
-          <w:i/>
+          <w:b w:val="0"/>
+          <w:i w:val="0"/>
           <w:iCs/>
-        </w:rPr>
-        <w:t xml:space="preserve"> </w:t>
-      </w:r>
-      <w:r>
-        <w:rPr>
-          <w:rFonts w:hint="eastAsia" w:eastAsia="SimSun" w:ascii="Times New Roman" w:hAnsi="Times New Roman"/>
-          <w:i/>
+          <w:sz w:val="21"/>
+        </w:rPr>
+        <w:t xml:space="preserve"> </w:t>
+      </w:r>
+      <w:r>
+        <w:rPr>
+          <w:rFonts w:hint="eastAsia" w:eastAsia="FangSong" w:ascii="Times New Roman" w:hAnsi="Times New Roman"/>
+          <w:b w:val="0"/>
+          <w:i w:val="0"/>
           <w:iCs/>
+          <w:sz w:val="21"/>
         </w:rPr>
         <w:t xml:space="preserve">PO₄四面体通过</w:t>
       </w:r>
       <w:r>
         <w:rPr>
-          <w:i/>
+          <w:b w:val="0"/>
+          <w:i w:val="0"/>
           <w:iCs/>
+          <w:sz w:val="21"/>
         </w:rPr>
         <w:t xml:space="preserve"> P—O—P </w:t>
       </w:r>
       <w:r>
         <w:rPr>
-          <w:rFonts w:hint="eastAsia" w:eastAsia="SimSun" w:ascii="Times New Roman" w:hAnsi="Times New Roman"/>
-          <w:i/>
+          <w:rFonts w:hint="eastAsia" w:eastAsia="FangSong" w:ascii="Times New Roman" w:hAnsi="Times New Roman"/>
+          <w:b w:val="0"/>
+          <w:i w:val="0"/>
           <w:iCs/>
+          <w:sz w:val="21"/>
         </w:rPr>
         <w:t xml:space="preserve">桥连接，展示了磷含氧酸的缩聚规律（Weller</w:t>
       </w:r>
       <w:r>
         <w:rPr>
-          <w:i/>
+          <w:b w:val="0"/>
+          <w:i w:val="0"/>
           <w:iCs/>
-        </w:rPr>
-        <w:t xml:space="preserve"> </w:t>
-      </w:r>
-      <w:r>
-        <w:rPr>
-          <w:rFonts w:hint="eastAsia" w:eastAsia="SimSun" w:ascii="Times New Roman" w:hAnsi="Times New Roman"/>
-          <w:i/>
+          <w:sz w:val="21"/>
+        </w:rPr>
+        <w:t xml:space="preserve"> </w:t>
+      </w:r>
+      <w:r>
+        <w:rPr>
+          <w:rFonts w:hint="eastAsia" w:eastAsia="FangSong" w:ascii="Times New Roman" w:hAnsi="Times New Roman"/>
+          <w:b w:val="0"/>
+          <w:i w:val="0"/>
           <w:iCs/>
+          <w:sz w:val="21"/>
         </w:rPr>
         <w:t xml:space="preserve">图15.16附近）</w:t>
       </w:r>
@@ -13718,7 +14322,7 @@
           <w:p>
             <w:pPr>
               <w:pStyle w:val="Compact"/>
-              <w:jc w:val="left"/>
+              <w:jc w:val="center"/>
             </w:pPr>
             <w:r>
               <w:rPr>
@@ -13734,7 +14338,7 @@
           <w:p>
             <w:pPr>
               <w:pStyle w:val="Compact"/>
-              <w:jc w:val="left"/>
+              <w:jc w:val="center"/>
             </w:pPr>
             <w:r>
               <w:rPr>
@@ -13750,7 +14354,7 @@
           <w:p>
             <w:pPr>
               <w:pStyle w:val="Compact"/>
-              <w:jc w:val="left"/>
+              <w:jc w:val="center"/>
             </w:pPr>
             <w:r>
               <w:rPr>
@@ -13768,7 +14372,7 @@
           <w:p>
             <w:pPr>
               <w:pStyle w:val="Compact"/>
-              <w:jc w:val="left"/>
+              <w:jc w:val="center"/>
             </w:pPr>
             <w:r>
               <w:rPr>
@@ -13783,7 +14387,7 @@
           <w:p>
             <w:pPr>
               <w:pStyle w:val="Compact"/>
-              <w:jc w:val="left"/>
+              <w:jc w:val="center"/>
             </w:pPr>
             <w:r>
               <w:rPr>
@@ -13798,7 +14402,7 @@
           <w:p>
             <w:pPr>
               <w:pStyle w:val="Compact"/>
-              <w:jc w:val="left"/>
+              <w:jc w:val="center"/>
             </w:pPr>
             <w:r>
               <w:rPr>
@@ -13821,7 +14425,7 @@
           <w:p>
             <w:pPr>
               <w:pStyle w:val="Compact"/>
-              <w:jc w:val="left"/>
+              <w:jc w:val="center"/>
             </w:pPr>
             <w:r>
               <w:rPr>
@@ -13836,7 +14440,7 @@
           <w:p>
             <w:pPr>
               <w:pStyle w:val="Compact"/>
-              <w:jc w:val="left"/>
+              <w:jc w:val="center"/>
             </w:pPr>
             <w:r>
               <w:rPr>
@@ -13851,7 +14455,7 @@
           <w:p>
             <w:pPr>
               <w:pStyle w:val="Compact"/>
-              <w:jc w:val="left"/>
+              <w:jc w:val="center"/>
             </w:pPr>
             <w:r>
               <w:rPr>
@@ -13874,7 +14478,7 @@
           <w:p>
             <w:pPr>
               <w:pStyle w:val="Compact"/>
-              <w:jc w:val="left"/>
+              <w:jc w:val="center"/>
             </w:pPr>
             <w:r>
               <w:rPr>
@@ -13903,7 +14507,7 @@
           <w:p>
             <w:pPr>
               <w:pStyle w:val="Compact"/>
-              <w:jc w:val="left"/>
+              <w:jc w:val="center"/>
             </w:pPr>
             <w:r>
               <w:rPr>
@@ -13928,7 +14532,7 @@
           <w:p>
             <w:pPr>
               <w:pStyle w:val="Compact"/>
-              <w:jc w:val="left"/>
+              <w:jc w:val="center"/>
             </w:pPr>
             <w:r>
               <w:rPr>
@@ -13945,7 +14549,7 @@
           <w:p>
             <w:pPr>
               <w:pStyle w:val="Compact"/>
-              <w:jc w:val="left"/>
+              <w:jc w:val="center"/>
             </w:pPr>
             <w:r>
               <w:rPr>
@@ -13960,7 +14564,7 @@
           <w:p>
             <w:pPr>
               <w:pStyle w:val="Compact"/>
-              <w:jc w:val="left"/>
+              <w:jc w:val="center"/>
             </w:pPr>
             <w:r>
               <w:rPr>
@@ -13975,7 +14579,7 @@
           <w:p>
             <w:pPr>
               <w:pStyle w:val="Compact"/>
-              <w:jc w:val="left"/>
+              <w:jc w:val="center"/>
             </w:pPr>
             <w:r>
               <w:rPr>
@@ -14141,7 +14745,7 @@
           <w:p>
             <w:pPr>
               <w:pStyle w:val="Compact"/>
-              <w:jc w:val="left"/>
+              <w:jc w:val="center"/>
             </w:pPr>
             <w:r>
               <w:rPr>
@@ -14157,7 +14761,7 @@
           <w:p>
             <w:pPr>
               <w:pStyle w:val="Compact"/>
-              <w:jc w:val="left"/>
+              <w:jc w:val="center"/>
             </w:pPr>
             <w:r>
               <w:rPr>
@@ -14173,7 +14777,7 @@
           <w:p>
             <w:pPr>
               <w:pStyle w:val="Compact"/>
-              <w:jc w:val="left"/>
+              <w:jc w:val="center"/>
             </w:pPr>
             <w:r>
               <w:rPr>
@@ -14207,7 +14811,7 @@
           <w:p>
             <w:pPr>
               <w:pStyle w:val="Compact"/>
-              <w:jc w:val="left"/>
+              <w:jc w:val="center"/>
             </w:pPr>
             <w:r>
               <w:rPr>
@@ -14222,7 +14826,7 @@
           <w:p>
             <w:pPr>
               <w:pStyle w:val="Compact"/>
-              <w:jc w:val="left"/>
+              <w:jc w:val="center"/>
             </w:pPr>
             <w:r>
               <w:rPr>
@@ -14257,7 +14861,7 @@
           <w:p>
             <w:pPr>
               <w:pStyle w:val="Compact"/>
-              <w:jc w:val="left"/>
+              <w:jc w:val="center"/>
             </w:pPr>
             <w:r>
               <w:rPr>
@@ -14297,7 +14901,7 @@
           <w:p>
             <w:pPr>
               <w:pStyle w:val="Compact"/>
-              <w:jc w:val="left"/>
+              <w:jc w:val="center"/>
             </w:pPr>
             <w:r>
               <w:rPr>
@@ -14312,7 +14916,7 @@
           <w:p>
             <w:pPr>
               <w:pStyle w:val="Compact"/>
-              <w:jc w:val="left"/>
+              <w:jc w:val="center"/>
             </w:pPr>
             <w:r>
               <w:rPr>
@@ -14359,7 +14963,7 @@
           <w:p>
             <w:pPr>
               <w:pStyle w:val="Compact"/>
-              <w:jc w:val="left"/>
+              <w:jc w:val="center"/>
             </w:pPr>
             <w:r>
               <w:rPr>
@@ -14409,7 +15013,7 @@
           <w:p>
             <w:pPr>
               <w:pStyle w:val="Compact"/>
-              <w:jc w:val="left"/>
+              <w:jc w:val="center"/>
             </w:pPr>
             <w:r>
               <w:rPr>
@@ -14424,7 +15028,7 @@
           <w:p>
             <w:pPr>
               <w:pStyle w:val="Compact"/>
-              <w:jc w:val="left"/>
+              <w:jc w:val="center"/>
             </w:pPr>
             <w:r>
               <w:rPr>
@@ -14447,7 +15051,7 @@
           <w:p>
             <w:pPr>
               <w:pStyle w:val="Compact"/>
-              <w:jc w:val="left"/>
+              <w:jc w:val="center"/>
             </w:pPr>
             <w:r>
               <w:rPr>
@@ -14505,7 +15109,7 @@
           <w:p>
             <w:pPr>
               <w:pStyle w:val="Compact"/>
-              <w:jc w:val="left"/>
+              <w:jc w:val="center"/>
             </w:pPr>
             <w:r>
               <w:rPr>
@@ -14520,7 +15124,7 @@
           <w:p>
             <w:pPr>
               <w:pStyle w:val="Compact"/>
-              <w:jc w:val="left"/>
+              <w:jc w:val="center"/>
             </w:pPr>
             <w:r>
               <w:rPr>
@@ -14547,7 +15151,7 @@
           <w:p>
             <w:pPr>
               <w:pStyle w:val="Compact"/>
-              <w:jc w:val="left"/>
+              <w:jc w:val="center"/>
             </w:pPr>
             <w:r>
               <w:rPr>
@@ -14707,8 +15311,14 @@
     <w:p>
       <w:pPr>
         <w:pStyle w:val="FirstParagraph"/>
+        <w:jc w:val="center"/>
       </w:pPr>
       <w:r>
+        <w:rPr>
+          <w:b w:val="0"/>
+          <w:i w:val="0"/>
+          <w:sz w:val="21"/>
+        </w:rPr>
         <w:drawing>
           <wp:inline>
             <wp:extent cx="5334000" cy="3272753"/>
@@ -14751,88 +15361,115 @@
         </w:drawing>
       </w:r>
       <w:r>
-        <w:t xml:space="preserve"> </w:t>
-      </w:r>
-      <w:r>
-        <w:rPr>
-          <w:rFonts w:hint="eastAsia" w:eastAsia="SimSun" w:ascii="Times New Roman" w:hAnsi="Times New Roman"/>
-          <w:i/>
+        <w:rPr>
+          <w:b w:val="0"/>
+          <w:i w:val="0"/>
+          <w:sz w:val="21"/>
+        </w:rPr>
+        <w:t xml:space="preserve"> </w:t>
+      </w:r>
+      <w:r>
+        <w:rPr>
+          <w:rFonts w:hint="eastAsia" w:eastAsia="FangSong" w:ascii="Times New Roman" w:hAnsi="Times New Roman"/>
+          <w:b w:val="0"/>
+          <w:i w:val="0"/>
           <w:iCs/>
+          <w:sz w:val="21"/>
         </w:rPr>
         <w:t xml:space="preserve">图</w:t>
       </w:r>
       <w:r>
         <w:rPr>
-          <w:i/>
+          <w:b w:val="0"/>
+          <w:i w:val="0"/>
           <w:iCs/>
-        </w:rPr>
-        <w:t xml:space="preserve"> </w:t>
-      </w:r>
-      <w:r>
-        <w:rPr>
-          <w:rFonts w:hint="eastAsia" w:eastAsia="SimSun" w:ascii="Times New Roman" w:hAnsi="Times New Roman"/>
-          <w:i/>
+          <w:sz w:val="21"/>
+        </w:rPr>
+        <w:t xml:space="preserve"> </w:t>
+      </w:r>
+      <w:r>
+        <w:rPr>
+          <w:rFonts w:hint="eastAsia" w:eastAsia="FangSong" w:ascii="Times New Roman" w:hAnsi="Times New Roman"/>
+          <w:b w:val="0"/>
+          <w:i w:val="0"/>
           <w:iCs/>
+          <w:sz w:val="21"/>
         </w:rPr>
         <w:t xml:space="preserve">氮族元素在酸性溶液中的</w:t>
       </w:r>
       <w:r>
         <w:rPr>
-          <w:i/>
+          <w:b w:val="0"/>
+          <w:i w:val="0"/>
           <w:iCs/>
+          <w:sz w:val="21"/>
         </w:rPr>
         <w:t xml:space="preserve"> Frost </w:t>
       </w:r>
       <w:r>
         <w:rPr>
-          <w:rFonts w:hint="eastAsia" w:eastAsia="SimSun" w:ascii="Times New Roman" w:hAnsi="Times New Roman"/>
-          <w:i/>
+          <w:rFonts w:hint="eastAsia" w:eastAsia="FangSong" w:ascii="Times New Roman" w:hAnsi="Times New Roman"/>
+          <w:b w:val="0"/>
+          <w:i w:val="0"/>
           <w:iCs/>
+          <w:sz w:val="21"/>
         </w:rPr>
         <w:t xml:space="preserve">图（Weller</w:t>
       </w:r>
       <w:r>
         <w:rPr>
-          <w:i/>
+          <w:b w:val="0"/>
+          <w:i w:val="0"/>
           <w:iCs/>
-        </w:rPr>
-        <w:t xml:space="preserve"> </w:t>
-      </w:r>
-      <w:r>
-        <w:rPr>
-          <w:rFonts w:hint="eastAsia" w:eastAsia="SimSun" w:ascii="Times New Roman" w:hAnsi="Times New Roman"/>
-          <w:i/>
+          <w:sz w:val="21"/>
+        </w:rPr>
+        <w:t xml:space="preserve"> </w:t>
+      </w:r>
+      <w:r>
+        <w:rPr>
+          <w:rFonts w:hint="eastAsia" w:eastAsia="FangSong" w:ascii="Times New Roman" w:hAnsi="Times New Roman"/>
+          <w:b w:val="0"/>
+          <w:i w:val="0"/>
           <w:iCs/>
+          <w:sz w:val="21"/>
         </w:rPr>
         <w:t xml:space="preserve">图15.6）—</w:t>
       </w:r>
       <w:r>
         <w:rPr>
-          <w:i/>
+          <w:b w:val="0"/>
+          <w:i w:val="0"/>
           <w:iCs/>
-        </w:rPr>
-        <w:t xml:space="preserve"> </w:t>
-      </w:r>
-      <w:r>
-        <w:rPr>
-          <w:rFonts w:hint="eastAsia" w:eastAsia="SimSun" w:ascii="Times New Roman" w:hAnsi="Times New Roman"/>
-          <w:i/>
+          <w:sz w:val="21"/>
+        </w:rPr>
+        <w:t xml:space="preserve"> </w:t>
+      </w:r>
+      <w:r>
+        <w:rPr>
+          <w:rFonts w:hint="eastAsia" w:eastAsia="FangSong" w:ascii="Times New Roman" w:hAnsi="Times New Roman"/>
+          <w:b w:val="0"/>
+          <w:i w:val="0"/>
           <w:iCs/>
+          <w:sz w:val="21"/>
         </w:rPr>
         <w:t xml:space="preserve">中间氧化态在连接线上方时易发生歧化。可用于判断</w:t>
       </w:r>
       <w:r>
         <w:rPr>
-          <w:i/>
+          <w:b w:val="0"/>
+          <w:i w:val="0"/>
           <w:iCs/>
+          <w:sz w:val="21"/>
         </w:rPr>
         <w:t xml:space="preserve"> NO₂、PH₃ </w:t>
       </w:r>
       <w:r>
         <w:rPr>
-          <w:rFonts w:hint="eastAsia" w:eastAsia="SimSun" w:ascii="Times New Roman" w:hAnsi="Times New Roman"/>
-          <w:i/>
+          <w:rFonts w:hint="eastAsia" w:eastAsia="FangSong" w:ascii="Times New Roman" w:hAnsi="Times New Roman"/>
+          <w:b w:val="0"/>
+          <w:i w:val="0"/>
           <w:iCs/>
+          <w:sz w:val="21"/>
         </w:rPr>
         <w:t xml:space="preserve">等物种的歧化倾向</w:t>
       </w:r>
@@ -14892,7 +15529,7 @@
           <w:p>
             <w:pPr>
               <w:pStyle w:val="Compact"/>
-              <w:jc w:val="left"/>
+              <w:jc w:val="center"/>
             </w:pPr>
             <w:r>
               <w:rPr>
@@ -14958,7 +15595,7 @@
           <w:p>
             <w:pPr>
               <w:pStyle w:val="Compact"/>
-              <w:jc w:val="left"/>
+              <w:jc w:val="center"/>
             </w:pPr>
             <w:r>
               <w:rPr>
@@ -15020,7 +15657,7 @@
           <w:p>
             <w:pPr>
               <w:pStyle w:val="Compact"/>
-              <w:jc w:val="left"/>
+              <w:jc w:val="center"/>
             </w:pPr>
             <w:r>
               <w:rPr>
@@ -15082,7 +15719,7 @@
           <w:p>
             <w:pPr>
               <w:pStyle w:val="Compact"/>
-              <w:jc w:val="left"/>
+              <w:jc w:val="center"/>
             </w:pPr>
             <w:r>
               <w:rPr>
@@ -15166,7 +15803,7 @@
           <w:b/>
           <w:bCs/>
         </w:rPr>
-        <w:t xml:space="preserve">&gt; 💡 Bi₂O₅ </w:t>
+        <w:t xml:space="preserve">&gt; Bi₂O₅ </w:t>
       </w:r>
       <w:r>
         <w:rPr>
@@ -17524,7 +18161,7 @@
           <w:b/>
           <w:bCs/>
         </w:rPr>
-        <w:t xml:space="preserve">&gt; 💡</w:t>
+        <w:t xml:space="preserve">&gt;</w:t>
       </w:r>
       <w:r>
         <w:rPr>
@@ -18185,7 +18822,7 @@
           <w:p>
             <w:pPr>
               <w:pStyle w:val="Compact"/>
-              <w:jc w:val="left"/>
+              <w:jc w:val="center"/>
             </w:pPr>
             <w:r>
               <w:rPr>
@@ -18201,7 +18838,7 @@
           <w:p>
             <w:pPr>
               <w:pStyle w:val="Compact"/>
-              <w:jc w:val="left"/>
+              <w:jc w:val="center"/>
             </w:pPr>
             <w:r>
               <w:rPr>
@@ -18217,7 +18854,7 @@
           <w:p>
             <w:pPr>
               <w:pStyle w:val="Compact"/>
-              <w:jc w:val="left"/>
+              <w:jc w:val="center"/>
             </w:pPr>
             <w:r>
               <w:rPr>
@@ -18233,7 +18870,7 @@
           <w:p>
             <w:pPr>
               <w:pStyle w:val="Compact"/>
-              <w:jc w:val="left"/>
+              <w:jc w:val="center"/>
             </w:pPr>
             <w:r>
               <w:rPr>
@@ -18251,7 +18888,7 @@
           <w:p>
             <w:pPr>
               <w:pStyle w:val="Compact"/>
-              <w:jc w:val="left"/>
+              <w:jc w:val="center"/>
             </w:pPr>
             <w:r>
               <w:rPr>
@@ -18266,7 +18903,7 @@
           <w:p>
             <w:pPr>
               <w:pStyle w:val="Compact"/>
-              <w:jc w:val="left"/>
+              <w:jc w:val="center"/>
             </w:pPr>
             <w:r>
               <w:rPr>
@@ -18299,7 +18936,7 @@
           <w:p>
             <w:pPr>
               <w:pStyle w:val="Compact"/>
-              <w:jc w:val="left"/>
+              <w:jc w:val="center"/>
             </w:pPr>
             <w:r>
               <w:rPr>
@@ -18330,7 +18967,7 @@
           <w:p>
             <w:pPr>
               <w:pStyle w:val="Compact"/>
-              <w:jc w:val="left"/>
+              <w:jc w:val="center"/>
             </w:pPr>
             <w:r>
               <w:rPr>
@@ -18353,7 +18990,7 @@
           <w:p>
             <w:pPr>
               <w:pStyle w:val="Compact"/>
-              <w:jc w:val="left"/>
+              <w:jc w:val="center"/>
             </w:pPr>
             <w:r>
               <w:rPr>
@@ -18368,7 +19005,7 @@
           <w:p>
             <w:pPr>
               <w:pStyle w:val="Compact"/>
-              <w:jc w:val="left"/>
+              <w:jc w:val="center"/>
             </w:pPr>
             <w:r>
               <w:rPr>
@@ -18383,7 +19020,7 @@
           <w:p>
             <w:pPr>
               <w:pStyle w:val="Compact"/>
-              <w:jc w:val="left"/>
+              <w:jc w:val="center"/>
             </w:pPr>
             <w:r>
               <w:rPr>
@@ -18434,7 +19071,7 @@
           <w:p>
             <w:pPr>
               <w:pStyle w:val="Compact"/>
-              <w:jc w:val="left"/>
+              <w:jc w:val="center"/>
             </w:pPr>
             <w:r>
               <w:rPr>
@@ -18469,7 +19106,7 @@
           <w:p>
             <w:pPr>
               <w:pStyle w:val="Compact"/>
-              <w:jc w:val="left"/>
+              <w:jc w:val="center"/>
             </w:pPr>
             <w:r>
               <w:rPr>
@@ -18490,7 +19127,7 @@
           <w:p>
             <w:pPr>
               <w:pStyle w:val="Compact"/>
-              <w:jc w:val="left"/>
+              <w:jc w:val="center"/>
             </w:pPr>
             <w:r>
               <w:rPr>
@@ -18517,7 +19154,7 @@
           <w:p>
             <w:pPr>
               <w:pStyle w:val="Compact"/>
-              <w:jc w:val="left"/>
+              <w:jc w:val="center"/>
             </w:pPr>
             <w:r>
               <w:rPr>
@@ -18576,7 +19213,7 @@
           <w:p>
             <w:pPr>
               <w:pStyle w:val="Compact"/>
-              <w:jc w:val="left"/>
+              <w:jc w:val="center"/>
             </w:pPr>
             <w:r>
               <w:rPr>
@@ -18617,7 +19254,7 @@
           <w:p>
             <w:pPr>
               <w:pStyle w:val="Compact"/>
-              <w:jc w:val="left"/>
+              <w:jc w:val="center"/>
             </w:pPr>
             <w:r>
               <w:rPr>
@@ -18656,7 +19293,7 @@
           <w:p>
             <w:pPr>
               <w:pStyle w:val="Compact"/>
-              <w:jc w:val="left"/>
+              <w:jc w:val="center"/>
             </w:pPr>
             <w:r>
               <w:rPr>
@@ -18671,7 +19308,7 @@
           <w:p>
             <w:pPr>
               <w:pStyle w:val="Compact"/>
-              <w:jc w:val="left"/>
+              <w:jc w:val="center"/>
             </w:pPr>
             <w:r>
               <w:rPr>
@@ -18728,7 +19365,7 @@
           <w:p>
             <w:pPr>
               <w:pStyle w:val="Compact"/>
-              <w:jc w:val="left"/>
+              <w:jc w:val="center"/>
             </w:pPr>
             <w:r>
               <w:rPr>
@@ -18745,7 +19382,7 @@
           <w:p>
             <w:pPr>
               <w:pStyle w:val="Compact"/>
-              <w:jc w:val="left"/>
+              <w:jc w:val="center"/>
             </w:pPr>
             <w:r>
               <w:rPr>
@@ -18766,7 +19403,7 @@
           <w:p>
             <w:pPr>
               <w:pStyle w:val="Compact"/>
-              <w:jc w:val="left"/>
+              <w:jc w:val="center"/>
             </w:pPr>
             <w:r>
               <w:rPr>
@@ -18781,7 +19418,7 @@
           <w:p>
             <w:pPr>
               <w:pStyle w:val="Compact"/>
-              <w:jc w:val="left"/>
+              <w:jc w:val="center"/>
             </w:pPr>
             <w:r>
               <w:rPr>
@@ -18814,7 +19451,7 @@
           <w:p>
             <w:pPr>
               <w:pStyle w:val="Compact"/>
-              <w:jc w:val="left"/>
+              <w:jc w:val="center"/>
             </w:pPr>
             <w:r>
               <w:rPr>
@@ -18831,7 +19468,7 @@
           <w:p>
             <w:pPr>
               <w:pStyle w:val="Compact"/>
-              <w:jc w:val="left"/>
+              <w:jc w:val="center"/>
             </w:pPr>
             <w:r>
               <w:rPr>
@@ -18864,7 +19501,7 @@
           <w:p>
             <w:pPr>
               <w:pStyle w:val="Compact"/>
-              <w:jc w:val="left"/>
+              <w:jc w:val="center"/>
             </w:pPr>
             <w:r>
               <w:rPr>
@@ -18885,7 +19522,7 @@
           <w:p>
             <w:pPr>
               <w:pStyle w:val="Compact"/>
-              <w:jc w:val="left"/>
+              <w:jc w:val="center"/>
             </w:pPr>
             <w:r>
               <w:rPr>
@@ -18932,7 +19569,7 @@
           <w:p>
             <w:pPr>
               <w:pStyle w:val="Compact"/>
-              <w:jc w:val="left"/>
+              <w:jc w:val="center"/>
             </w:pPr>
             <w:r>
               <w:rPr>
@@ -18967,7 +19604,7 @@
           <w:p>
             <w:pPr>
               <w:pStyle w:val="Compact"/>
-              <w:jc w:val="left"/>
+              <w:jc w:val="center"/>
             </w:pPr>
             <w:r>
               <w:rPr>
@@ -19006,7 +19643,7 @@
           <w:p>
             <w:pPr>
               <w:pStyle w:val="Compact"/>
-              <w:jc w:val="left"/>
+              <w:jc w:val="center"/>
             </w:pPr>
             <w:r>
               <w:rPr>
@@ -19063,7 +19700,7 @@
           <w:p>
             <w:pPr>
               <w:pStyle w:val="Compact"/>
-              <w:jc w:val="left"/>
+              <w:jc w:val="center"/>
             </w:pPr>
             <w:r>
               <w:rPr>
@@ -19122,7 +19759,7 @@
           <w:p>
             <w:pPr>
               <w:pStyle w:val="Compact"/>
-              <w:jc w:val="left"/>
+              <w:jc w:val="center"/>
             </w:pPr>
             <w:r>
               <w:rPr>
@@ -19157,7 +19794,7 @@
           <w:p>
             <w:pPr>
               <w:pStyle w:val="Compact"/>
-              <w:jc w:val="left"/>
+              <w:jc w:val="center"/>
             </w:pPr>
             <w:r>
               <w:rPr>
@@ -19178,7 +19815,7 @@
           <w:p>
             <w:pPr>
               <w:pStyle w:val="Compact"/>
-              <w:jc w:val="left"/>
+              <w:jc w:val="center"/>
             </w:pPr>
             <w:r>
               <w:rPr>
@@ -19205,7 +19842,7 @@
           <w:p>
             <w:pPr>
               <w:pStyle w:val="Compact"/>
-              <w:jc w:val="left"/>
+              <w:jc w:val="center"/>
             </w:pPr>
             <w:r>
               <w:rPr>
@@ -19246,7 +19883,7 @@
           <w:p>
             <w:pPr>
               <w:pStyle w:val="Compact"/>
-              <w:jc w:val="left"/>
+              <w:jc w:val="center"/>
             </w:pPr>
             <w:r>
               <w:rPr>
@@ -19275,7 +19912,7 @@
           <w:p>
             <w:pPr>
               <w:pStyle w:val="Compact"/>
-              <w:jc w:val="left"/>
+              <w:jc w:val="center"/>
             </w:pPr>
             <w:r>
               <w:rPr>
@@ -19290,7 +19927,7 @@
           <w:p>
             <w:pPr>
               <w:pStyle w:val="Compact"/>
-              <w:jc w:val="left"/>
+              <w:jc w:val="center"/>
             </w:pPr>
             <w:r>
               <w:rPr>
@@ -19311,7 +19948,7 @@
           <w:p>
             <w:pPr>
               <w:pStyle w:val="Compact"/>
-              <w:jc w:val="left"/>
+              <w:jc w:val="center"/>
             </w:pPr>
             <w:r>
               <w:rPr>
@@ -19358,7 +19995,7 @@
           <w:p>
             <w:pPr>
               <w:pStyle w:val="Compact"/>
-              <w:jc w:val="left"/>
+              <w:jc w:val="center"/>
             </w:pPr>
             <w:r>
               <w:rPr>
@@ -19375,7 +20012,7 @@
           <w:p>
             <w:pPr>
               <w:pStyle w:val="Compact"/>
-              <w:jc w:val="left"/>
+              <w:jc w:val="center"/>
             </w:pPr>
             <w:r>
               <w:rPr>
@@ -19396,7 +20033,7 @@
           <w:p>
             <w:pPr>
               <w:pStyle w:val="Compact"/>
-              <w:jc w:val="left"/>
+              <w:jc w:val="center"/>
             </w:pPr>
             <w:r>
               <w:rPr>
@@ -19429,7 +20066,7 @@
           <w:p>
             <w:pPr>
               <w:pStyle w:val="Compact"/>
-              <w:jc w:val="left"/>
+              <w:jc w:val="center"/>
             </w:pPr>
             <w:r>
               <w:rPr>
@@ -19502,7 +20139,7 @@
           <w:p>
             <w:pPr>
               <w:pStyle w:val="Compact"/>
-              <w:jc w:val="left"/>
+              <w:jc w:val="center"/>
             </w:pPr>
             <w:r>
               <w:rPr>
@@ -20397,7 +21034,7 @@
           <w:p>
             <w:pPr>
               <w:pStyle w:val="Compact"/>
-              <w:jc w:val="left"/>
+              <w:jc w:val="center"/>
             </w:pPr>
             <w:r>
               <w:rPr>
@@ -20413,7 +21050,7 @@
           <w:p>
             <w:pPr>
               <w:pStyle w:val="Compact"/>
-              <w:jc w:val="left"/>
+              <w:jc w:val="center"/>
             </w:pPr>
             <w:r>
               <w:rPr>
@@ -20429,7 +21066,7 @@
           <w:p>
             <w:pPr>
               <w:pStyle w:val="Compact"/>
-              <w:jc w:val="left"/>
+              <w:jc w:val="center"/>
             </w:pPr>
             <w:r>
               <w:rPr>
@@ -20447,7 +21084,7 @@
           <w:p>
             <w:pPr>
               <w:pStyle w:val="Compact"/>
-              <w:jc w:val="left"/>
+              <w:jc w:val="center"/>
             </w:pPr>
             <w:r>
               <w:rPr>
@@ -20462,7 +21099,7 @@
           <w:p>
             <w:pPr>
               <w:pStyle w:val="Compact"/>
-              <w:jc w:val="left"/>
+              <w:jc w:val="center"/>
             </w:pPr>
             <w:r>
               <w:rPr>
@@ -20489,7 +21126,7 @@
           <w:p>
             <w:pPr>
               <w:pStyle w:val="Compact"/>
-              <w:jc w:val="left"/>
+              <w:jc w:val="center"/>
             </w:pPr>
             <w:r>
               <w:rPr>
@@ -20506,7 +21143,7 @@
           <w:p>
             <w:pPr>
               <w:pStyle w:val="Compact"/>
-              <w:jc w:val="left"/>
+              <w:jc w:val="center"/>
             </w:pPr>
             <w:r>
               <w:rPr>
@@ -20521,7 +21158,7 @@
           <w:p>
             <w:pPr>
               <w:pStyle w:val="Compact"/>
-              <w:jc w:val="left"/>
+              <w:jc w:val="center"/>
             </w:pPr>
             <w:r>
               <w:rPr>
@@ -20542,7 +21179,7 @@
           <w:p>
             <w:pPr>
               <w:pStyle w:val="Compact"/>
-              <w:jc w:val="left"/>
+              <w:jc w:val="center"/>
             </w:pPr>
             <w:r>
               <w:rPr>
@@ -20559,7 +21196,7 @@
           <w:p>
             <w:pPr>
               <w:pStyle w:val="Compact"/>
-              <w:jc w:val="left"/>
+              <w:jc w:val="center"/>
             </w:pPr>
             <w:r>
               <w:rPr>
@@ -20574,7 +21211,7 @@
           <w:p>
             <w:pPr>
               <w:pStyle w:val="Compact"/>
-              <w:jc w:val="left"/>
+              <w:jc w:val="center"/>
             </w:pPr>
             <w:r>
               <w:rPr>
@@ -20595,7 +21232,7 @@
           <w:p>
             <w:pPr>
               <w:pStyle w:val="Compact"/>
-              <w:jc w:val="left"/>
+              <w:jc w:val="center"/>
             </w:pPr>
             <w:r>
               <w:rPr>
@@ -20612,7 +21249,7 @@
           <w:p>
             <w:pPr>
               <w:pStyle w:val="Compact"/>
-              <w:jc w:val="left"/>
+              <w:jc w:val="center"/>
             </w:pPr>
             <w:r>
               <w:rPr>
@@ -20627,7 +21264,7 @@
           <w:p>
             <w:pPr>
               <w:pStyle w:val="Compact"/>
-              <w:jc w:val="left"/>
+              <w:jc w:val="center"/>
             </w:pPr>
             <w:r>
               <w:rPr>
@@ -20654,7 +21291,7 @@
           <w:p>
             <w:pPr>
               <w:pStyle w:val="Compact"/>
-              <w:jc w:val="left"/>
+              <w:jc w:val="center"/>
             </w:pPr>
             <w:r>
               <w:rPr>
@@ -20703,7 +21340,7 @@
           <w:p>
             <w:pPr>
               <w:pStyle w:val="Compact"/>
-              <w:jc w:val="left"/>
+              <w:jc w:val="center"/>
             </w:pPr>
             <w:r>
               <w:rPr>
@@ -20769,7 +21406,7 @@
           <w:p>
             <w:pPr>
               <w:pStyle w:val="Compact"/>
-              <w:jc w:val="left"/>
+              <w:jc w:val="center"/>
             </w:pPr>
             <w:r>
               <w:rPr>
@@ -20864,7 +21501,7 @@
           <w:p>
             <w:pPr>
               <w:pStyle w:val="Compact"/>
-              <w:jc w:val="left"/>
+              <w:jc w:val="center"/>
             </w:pPr>
             <w:r>
               <w:rPr>
@@ -20880,7 +21517,7 @@
           <w:p>
             <w:pPr>
               <w:pStyle w:val="Compact"/>
-              <w:jc w:val="left"/>
+              <w:jc w:val="center"/>
             </w:pPr>
             <w:r>
               <w:rPr>
@@ -20981,7 +21618,7 @@
           <w:p>
             <w:pPr>
               <w:pStyle w:val="Compact"/>
-              <w:jc w:val="left"/>
+              <w:jc w:val="center"/>
             </w:pPr>
             <w:r>
               <w:rPr>
@@ -20996,7 +21633,7 @@
           <w:p>
             <w:pPr>
               <w:pStyle w:val="Compact"/>
-              <w:jc w:val="left"/>
+              <w:jc w:val="center"/>
             </w:pPr>
             <w:r>
               <w:rPr>
@@ -21060,7 +21697,7 @@
           <w:p>
             <w:pPr>
               <w:pStyle w:val="Compact"/>
-              <w:jc w:val="left"/>
+              <w:jc w:val="center"/>
             </w:pPr>
             <w:r>
               <w:rPr>
@@ -21075,7 +21712,7 @@
           <w:p>
             <w:pPr>
               <w:pStyle w:val="Compact"/>
-              <w:jc w:val="left"/>
+              <w:jc w:val="center"/>
             </w:pPr>
             <w:r>
               <w:rPr>
@@ -21139,7 +21776,7 @@
           <w:p>
             <w:pPr>
               <w:pStyle w:val="Compact"/>
-              <w:jc w:val="left"/>
+              <w:jc w:val="center"/>
             </w:pPr>
             <w:r>
               <w:rPr>
@@ -21154,7 +21791,7 @@
           <w:p>
             <w:pPr>
               <w:pStyle w:val="Compact"/>
-              <w:jc w:val="left"/>
+              <w:jc w:val="center"/>
             </w:pPr>
             <w:r>
               <w:rPr>
@@ -21250,7 +21887,7 @@
           <w:p>
             <w:pPr>
               <w:pStyle w:val="Compact"/>
-              <w:jc w:val="left"/>
+              <w:jc w:val="center"/>
             </w:pPr>
             <w:r>
               <w:rPr>
@@ -21289,7 +21926,7 @@
           <w:p>
             <w:pPr>
               <w:pStyle w:val="Compact"/>
-              <w:jc w:val="left"/>
+              <w:jc w:val="center"/>
             </w:pPr>
             <w:r>
               <w:rPr>
@@ -21305,7 +21942,7 @@
           <w:p>
             <w:pPr>
               <w:pStyle w:val="Compact"/>
-              <w:jc w:val="left"/>
+              <w:jc w:val="center"/>
             </w:pPr>
             <w:r>
               <w:rPr>
@@ -21323,7 +21960,7 @@
           <w:p>
             <w:pPr>
               <w:pStyle w:val="Compact"/>
-              <w:jc w:val="left"/>
+              <w:jc w:val="center"/>
             </w:pPr>
             <w:r>
               <w:rPr>
@@ -21353,7 +21990,7 @@
           <w:p>
             <w:pPr>
               <w:pStyle w:val="Compact"/>
-              <w:jc w:val="left"/>
+              <w:jc w:val="center"/>
             </w:pPr>
             <w:r>
               <w:rPr>
@@ -21368,7 +22005,7 @@
           <w:p>
             <w:pPr>
               <w:pStyle w:val="Compact"/>
-              <w:jc w:val="left"/>
+              <w:jc w:val="center"/>
             </w:pPr>
             <w:r>
               <w:rPr>
@@ -21397,7 +22034,7 @@
           <w:p>
             <w:pPr>
               <w:pStyle w:val="Compact"/>
-              <w:jc w:val="left"/>
+              <w:jc w:val="center"/>
             </w:pPr>
             <w:r>
               <w:rPr>
@@ -21427,7 +22064,7 @@
           <w:p>
             <w:pPr>
               <w:pStyle w:val="Compact"/>
-              <w:jc w:val="left"/>
+              <w:jc w:val="center"/>
             </w:pPr>
             <w:r>
               <w:rPr>
@@ -21442,7 +22079,7 @@
           <w:p>
             <w:pPr>
               <w:pStyle w:val="Compact"/>
-              <w:jc w:val="left"/>
+              <w:jc w:val="center"/>
             </w:pPr>
             <w:r>
               <w:rPr>
@@ -21479,7 +22116,7 @@
           <w:p>
             <w:pPr>
               <w:pStyle w:val="Compact"/>
-              <w:jc w:val="left"/>
+              <w:jc w:val="center"/>
             </w:pPr>
             <w:r>
               <w:rPr>
@@ -21509,7 +22146,7 @@
           <w:p>
             <w:pPr>
               <w:pStyle w:val="Compact"/>
-              <w:jc w:val="left"/>
+              <w:jc w:val="center"/>
             </w:pPr>
             <w:r>
               <w:rPr>
@@ -21524,7 +22161,7 @@
           <w:p>
             <w:pPr>
               <w:pStyle w:val="Compact"/>
-              <w:jc w:val="left"/>
+              <w:jc w:val="center"/>
             </w:pPr>
             <w:r>
               <w:rPr>
@@ -21543,7 +22180,7 @@
           <w:p>
             <w:pPr>
               <w:pStyle w:val="Compact"/>
-              <w:jc w:val="left"/>
+              <w:jc w:val="center"/>
             </w:pPr>
             <w:r>
               <w:rPr>
@@ -21573,7 +22210,7 @@
           <w:p>
             <w:pPr>
               <w:pStyle w:val="Compact"/>
-              <w:jc w:val="left"/>
+              <w:jc w:val="center"/>
             </w:pPr>
             <w:r>
               <w:rPr>
@@ -21590,7 +22227,7 @@
           <w:p>
             <w:pPr>
               <w:pStyle w:val="Compact"/>
-              <w:jc w:val="left"/>
+              <w:jc w:val="center"/>
             </w:pPr>
             <w:r>
               <w:rPr>
@@ -21619,7 +22256,7 @@
           <w:p>
             <w:pPr>
               <w:pStyle w:val="Compact"/>
-              <w:jc w:val="left"/>
+              <w:jc w:val="center"/>
             </w:pPr>
             <w:r>
               <w:rPr>
@@ -21649,7 +22286,7 @@
           <w:p>
             <w:pPr>
               <w:pStyle w:val="Compact"/>
-              <w:jc w:val="left"/>
+              <w:jc w:val="center"/>
             </w:pPr>
             <w:r>
               <w:rPr>
@@ -21664,7 +22301,7 @@
           <w:p>
             <w:pPr>
               <w:pStyle w:val="Compact"/>
-              <w:jc w:val="left"/>
+              <w:jc w:val="center"/>
             </w:pPr>
             <w:r>
               <w:rPr>
@@ -21726,7 +22363,7 @@
           <w:p>
             <w:pPr>
               <w:pStyle w:val="Compact"/>
-              <w:jc w:val="left"/>
+              <w:jc w:val="center"/>
             </w:pPr>
             <w:r>
               <w:rPr>
@@ -21742,7 +22379,7 @@
           <w:p>
             <w:pPr>
               <w:pStyle w:val="Compact"/>
-              <w:jc w:val="left"/>
+              <w:jc w:val="center"/>
             </w:pPr>
             <w:r>
               <w:rPr>
@@ -21758,7 +22395,7 @@
           <w:p>
             <w:pPr>
               <w:pStyle w:val="Compact"/>
-              <w:jc w:val="left"/>
+              <w:jc w:val="center"/>
             </w:pPr>
             <w:r>
               <w:rPr>
@@ -21776,7 +22413,7 @@
           <w:p>
             <w:pPr>
               <w:pStyle w:val="Compact"/>
-              <w:jc w:val="left"/>
+              <w:jc w:val="center"/>
             </w:pPr>
             <w:r>
               <w:rPr>
@@ -21803,7 +22440,7 @@
           <w:p>
             <w:pPr>
               <w:pStyle w:val="Compact"/>
-              <w:jc w:val="left"/>
+              <w:jc w:val="center"/>
             </w:pPr>
             <w:r>
               <w:rPr>
@@ -21838,7 +22475,7 @@
           <w:p>
             <w:pPr>
               <w:pStyle w:val="Compact"/>
-              <w:jc w:val="left"/>
+              <w:jc w:val="center"/>
             </w:pPr>
             <w:r>
               <w:rPr>
@@ -21855,7 +22492,7 @@
           <w:p>
             <w:pPr>
               <w:pStyle w:val="Compact"/>
-              <w:jc w:val="left"/>
+              <w:jc w:val="center"/>
             </w:pPr>
             <w:r>
               <w:rPr>
@@ -21882,7 +22519,7 @@
           <w:p>
             <w:pPr>
               <w:pStyle w:val="Compact"/>
-              <w:jc w:val="left"/>
+              <w:jc w:val="center"/>
             </w:pPr>
             <w:r>
               <w:rPr>
@@ -21911,7 +22548,7 @@
           <w:p>
             <w:pPr>
               <w:pStyle w:val="Compact"/>
-              <w:jc w:val="left"/>
+              <w:jc w:val="center"/>
             </w:pPr>
             <w:r>
               <w:rPr>
@@ -21928,7 +22565,7 @@
           <w:p>
             <w:pPr>
               <w:pStyle w:val="Compact"/>
-              <w:jc w:val="left"/>
+              <w:jc w:val="center"/>
             </w:pPr>
             <w:r>
               <w:rPr>
@@ -21943,7 +22580,7 @@
           <w:p>
             <w:pPr>
               <w:pStyle w:val="Compact"/>
-              <w:jc w:val="left"/>
+              <w:jc w:val="center"/>
             </w:pPr>
             <w:r>
               <w:rPr>
@@ -21978,7 +22615,7 @@
           <w:p>
             <w:pPr>
               <w:pStyle w:val="Compact"/>
-              <w:jc w:val="left"/>
+              <w:jc w:val="center"/>
             </w:pPr>
             <w:r>
               <w:rPr>
@@ -22036,7 +22673,7 @@
           <w:p>
             <w:pPr>
               <w:pStyle w:val="Compact"/>
-              <w:jc w:val="left"/>
+              <w:jc w:val="center"/>
             </w:pPr>
             <w:r>
               <w:rPr>
@@ -22102,7 +22739,7 @@
           <w:p>
             <w:pPr>
               <w:pStyle w:val="Compact"/>
-              <w:jc w:val="left"/>
+              <w:jc w:val="center"/>
             </w:pPr>
             <w:r>
               <w:rPr>
@@ -22176,7 +22813,7 @@
           <w:p>
             <w:pPr>
               <w:pStyle w:val="Compact"/>
-              <w:jc w:val="left"/>
+              <w:jc w:val="center"/>
             </w:pPr>
             <w:r>
               <w:rPr>
@@ -22250,7 +22887,7 @@
           <w:p>
             <w:pPr>
               <w:pStyle w:val="Compact"/>
-              <w:jc w:val="left"/>
+              <w:jc w:val="center"/>
             </w:pPr>
             <w:r>
               <w:rPr>

--- a/06-学生侧材料/讲义/2026-06-23-氧族与氮族元素.docx
+++ b/06-学生侧材料/讲义/2026-06-23-氧族与氮族元素.docx
@@ -1195,14 +1195,7 @@
           <w:b/>
           <w:bCs/>
         </w:rPr>
-        <w:t xml:space="preserve">&gt;</w:t>
-      </w:r>
-      <w:r>
-        <w:rPr>
-          <w:b/>
-          <w:bCs/>
-        </w:rPr>
-        <w:t xml:space="preserve"> </w:t>
+        <w:t xml:space="preserve">&gt; 💡</w:t>
       </w:r>
       <w:r>
         <w:t xml:space="preserve"> </w:t>
@@ -1689,20 +1682,17 @@
         <w:pStyle w:val="BlockText"/>
       </w:pPr>
       <w:r>
-        <w:t xml:space="preserve">[!warning] ** </w:t>
-      </w:r>
-      <w:r>
-        <w:rPr>
-          <w:rFonts w:hint="eastAsia" w:eastAsia="SimSun" w:ascii="Times New Roman" w:hAnsi="Times New Roman"/>
-        </w:rPr>
-        <w:t xml:space="preserve">易错点”单质都是非极性”</w:t>
+        <w:t xml:space="preserve">[!warning]</w:t>
+      </w:r>
+      <w:r>
+        <w:t xml:space="preserve"> </w:t>
       </w:r>
       <w:r>
         <w:rPr>
           <w:b/>
           <w:bCs/>
         </w:rPr>
-        <w:t xml:space="preserve"> </w:t>
+        <w:t xml:space="preserve">⚠️ </w:t>
       </w:r>
       <w:r>
         <w:rPr>
@@ -1710,31 +1700,36 @@
           <w:b/>
           <w:bCs/>
         </w:rPr>
+        <w:t xml:space="preserve">易错点”单质都是非极性”</w:t>
+      </w:r>
+      <w:r>
+        <w:t xml:space="preserve"> </w:t>
+      </w:r>
+      <w:r>
+        <w:rPr>
+          <w:rFonts w:hint="eastAsia" w:eastAsia="SimSun" w:ascii="Times New Roman" w:hAnsi="Times New Roman"/>
+        </w:rPr>
         <w:t xml:space="preserve">学生常认为单质分子都是非极性——但</w:t>
       </w:r>
       <w:r>
-        <w:rPr>
+        <w:t xml:space="preserve"> O₃ </w:t>
+      </w:r>
+      <w:r>
+        <w:rPr>
+          <w:rFonts w:hint="eastAsia" w:eastAsia="SimSun" w:ascii="Times New Roman" w:hAnsi="Times New Roman"/>
+        </w:rPr>
+        <w:t xml:space="preserve">是</w:t>
+      </w:r>
+      <w:r>
+        <w:rPr>
+          <w:rFonts w:hint="eastAsia" w:eastAsia="SimSun" w:ascii="Times New Roman" w:hAnsi="Times New Roman"/>
           <w:b/>
           <w:bCs/>
         </w:rPr>
-        <w:t xml:space="preserve"> O₃ </w:t>
-      </w:r>
-      <w:r>
-        <w:rPr>
-          <w:rFonts w:hint="eastAsia" w:eastAsia="SimSun" w:ascii="Times New Roman" w:hAnsi="Times New Roman"/>
-          <w:b/>
-          <w:bCs/>
-        </w:rPr>
-        <w:t xml:space="preserve">是</w:t>
-      </w:r>
-      <w:r>
-        <w:rPr>
-          <w:rFonts w:hint="eastAsia" w:eastAsia="SimSun" w:ascii="Times New Roman" w:hAnsi="Times New Roman"/>
-        </w:rPr>
-        <w:t xml:space="preserve">极性单质**。N₂、O₂、Cl₂</w:t>
-      </w:r>
-      <w:r>
-        <w:t xml:space="preserve"> </w:t>
+        <w:t xml:space="preserve">极性单质</w:t>
+      </w:r>
+      <w:r>
+        <w:t xml:space="preserve">。N₂、O₂、Cl₂ </w:t>
       </w:r>
       <w:r>
         <w:rPr>
@@ -2110,7 +2105,7 @@
           <w:b/>
           <w:bCs/>
         </w:rPr>
-        <w:t xml:space="preserve">&gt; </w:t>
+        <w:t xml:space="preserve">&gt; 💡 </w:t>
       </w:r>
       <w:r>
         <w:rPr>
@@ -4597,7 +4592,7 @@
           <w:b/>
           <w:bCs/>
         </w:rPr>
-        <w:t xml:space="preserve">&gt; </w:t>
+        <w:t xml:space="preserve">&gt; ⚠️ </w:t>
       </w:r>
       <w:r>
         <w:rPr>
@@ -5436,7 +5431,7 @@
           <w:b/>
           <w:bCs/>
         </w:rPr>
-        <w:t xml:space="preserve">&gt; </w:t>
+        <w:t xml:space="preserve">&gt; 💡 </w:t>
       </w:r>
       <w:r>
         <w:rPr>
@@ -7191,20 +7186,17 @@
         <w:pStyle w:val="BlockText"/>
       </w:pPr>
       <w:r>
-        <w:t xml:space="preserve">[!warning] ** </w:t>
-      </w:r>
-      <w:r>
-        <w:rPr>
-          <w:rFonts w:hint="eastAsia" w:eastAsia="SimSun" w:ascii="Times New Roman" w:hAnsi="Times New Roman"/>
-        </w:rPr>
-        <w:t xml:space="preserve">易错点</w:t>
+        <w:t xml:space="preserve">[!warning]</w:t>
+      </w:r>
+      <w:r>
+        <w:t xml:space="preserve"> </w:t>
       </w:r>
       <w:r>
         <w:rPr>
           <w:b/>
           <w:bCs/>
         </w:rPr>
-        <w:t xml:space="preserve"> </w:t>
+        <w:t xml:space="preserve">⚠️ </w:t>
       </w:r>
       <w:r>
         <w:rPr>
@@ -7212,193 +7204,135 @@
           <w:b/>
           <w:bCs/>
         </w:rPr>
+        <w:t xml:space="preserve">易错点</w:t>
+      </w:r>
+      <w:r>
+        <w:t xml:space="preserve"> </w:t>
+      </w:r>
+      <w:r>
+        <w:rPr>
+          <w:rFonts w:hint="eastAsia" w:eastAsia="SimSun" w:ascii="Times New Roman" w:hAnsi="Times New Roman"/>
+        </w:rPr>
         <w:t xml:space="preserve">学生常误以为</w:t>
       </w:r>
       <w:r>
-        <w:rPr>
+        <w:t xml:space="preserve"> S₂O₃²⁻ </w:t>
+      </w:r>
+      <w:r>
+        <w:rPr>
+          <w:rFonts w:hint="eastAsia" w:eastAsia="SimSun" w:ascii="Times New Roman" w:hAnsi="Times New Roman"/>
+        </w:rPr>
+        <w:t xml:space="preserve">中两个</w:t>
+      </w:r>
+      <w:r>
+        <w:t xml:space="preserve"> S </w:t>
+      </w:r>
+      <w:r>
+        <w:rPr>
+          <w:rFonts w:hint="eastAsia" w:eastAsia="SimSun" w:ascii="Times New Roman" w:hAnsi="Times New Roman"/>
+        </w:rPr>
+        <w:t xml:space="preserve">氧化数相同（平均法得出</w:t>
+      </w:r>
+      <w:r>
+        <w:t xml:space="preserve"> </w:t>
+      </w:r>
+      <w:r>
+        <w:rPr>
+          <w:rFonts w:hint="eastAsia" w:eastAsia="SimSun" w:ascii="Times New Roman" w:hAnsi="Times New Roman"/>
+        </w:rPr>
+        <w:t xml:space="preserve">+2）。</w:t>
+      </w:r>
+      <w:r>
+        <w:t xml:space="preserve"> </w:t>
+      </w:r>
+      <w:r>
+        <w:rPr>
+          <w:rFonts w:hint="eastAsia" w:eastAsia="SimSun" w:ascii="Times New Roman" w:hAnsi="Times New Roman"/>
+        </w:rPr>
+        <w:t xml:space="preserve">正确理解：Na₂S₂O₃</w:t>
+      </w:r>
+      <w:r>
+        <w:t xml:space="preserve"> </w:t>
+      </w:r>
+      <w:r>
+        <w:rPr>
+          <w:rFonts w:hint="eastAsia" w:eastAsia="SimSun" w:ascii="Times New Roman" w:hAnsi="Times New Roman"/>
+        </w:rPr>
+        <w:t xml:space="preserve">结构为</w:t>
+      </w:r>
+      <w:r>
+        <w:t xml:space="preserve"> </w:t>
+      </w:r>
+      <w:r>
+        <w:rPr>
+          <w:rFonts w:hint="eastAsia" w:eastAsia="SimSun" w:ascii="Times New Roman" w:hAnsi="Times New Roman"/>
+        </w:rPr>
+        <w:t xml:space="preserve">S—SO₃²⁻——中心</w:t>
+      </w:r>
+      <w:r>
+        <w:t xml:space="preserve"> S </w:t>
+      </w:r>
+      <w:r>
+        <w:rPr>
+          <w:rFonts w:hint="eastAsia" w:eastAsia="SimSun" w:ascii="Times New Roman" w:hAnsi="Times New Roman"/>
+        </w:rPr>
+        <w:t xml:space="preserve">为</w:t>
+      </w:r>
+      <w:r>
+        <w:t xml:space="preserve"> </w:t>
+      </w:r>
+      <w:r>
+        <w:rPr>
+          <w:rFonts w:hint="eastAsia" w:eastAsia="SimSun" w:ascii="Times New Roman" w:hAnsi="Times New Roman"/>
+        </w:rPr>
+        <w:t xml:space="preserve">+6（四面体位），端</w:t>
+      </w:r>
+      <w:r>
+        <w:t xml:space="preserve"> S </w:t>
+      </w:r>
+      <w:r>
+        <w:rPr>
+          <w:rFonts w:hint="eastAsia" w:eastAsia="SimSun" w:ascii="Times New Roman" w:hAnsi="Times New Roman"/>
+        </w:rPr>
+        <w:t xml:space="preserve">为</w:t>
+      </w:r>
+      <w:r>
+        <w:t xml:space="preserve"> </w:t>
+      </w:r>
+      <w:r>
+        <w:rPr>
+          <w:rFonts w:hint="eastAsia" w:eastAsia="SimSun" w:ascii="Times New Roman" w:hAnsi="Times New Roman"/>
+        </w:rPr>
+        <w:t xml:space="preserve">−2（类似</w:t>
+      </w:r>
+      <w:r>
+        <w:t xml:space="preserve"> </w:t>
+      </w:r>
+      <w:r>
+        <w:rPr>
+          <w:rFonts w:hint="eastAsia" w:eastAsia="SimSun" w:ascii="Times New Roman" w:hAnsi="Times New Roman"/>
+        </w:rPr>
+        <w:t xml:space="preserve">S²⁻）。两个</w:t>
+      </w:r>
+      <w:r>
+        <w:t xml:space="preserve"> S </w:t>
+      </w:r>
+      <w:r>
+        <w:rPr>
+          <w:rFonts w:hint="eastAsia" w:eastAsia="SimSun" w:ascii="Times New Roman" w:hAnsi="Times New Roman"/>
+        </w:rPr>
+        <w:t xml:space="preserve">的化学环境</w:t>
+      </w:r>
+      <w:r>
+        <w:rPr>
+          <w:rFonts w:hint="eastAsia" w:eastAsia="SimSun" w:ascii="Times New Roman" w:hAnsi="Times New Roman"/>
           <w:b/>
           <w:bCs/>
         </w:rPr>
-        <w:t xml:space="preserve"> S₂O₃²⁻ </w:t>
-      </w:r>
-      <w:r>
-        <w:rPr>
-          <w:rFonts w:hint="eastAsia" w:eastAsia="SimSun" w:ascii="Times New Roman" w:hAnsi="Times New Roman"/>
-          <w:b/>
-          <w:bCs/>
-        </w:rPr>
-        <w:t xml:space="preserve">中两个</w:t>
-      </w:r>
-      <w:r>
-        <w:rPr>
-          <w:b/>
-          <w:bCs/>
-        </w:rPr>
-        <w:t xml:space="preserve"> S </w:t>
-      </w:r>
-      <w:r>
-        <w:rPr>
-          <w:rFonts w:hint="eastAsia" w:eastAsia="SimSun" w:ascii="Times New Roman" w:hAnsi="Times New Roman"/>
-          <w:b/>
-          <w:bCs/>
-        </w:rPr>
-        <w:t xml:space="preserve">氧化数相同（平均法得出</w:t>
-      </w:r>
-      <w:r>
-        <w:rPr>
-          <w:b/>
-          <w:bCs/>
-        </w:rPr>
-        <w:t xml:space="preserve"> </w:t>
-      </w:r>
-      <w:r>
-        <w:rPr>
-          <w:rFonts w:hint="eastAsia" w:eastAsia="SimSun" w:ascii="Times New Roman" w:hAnsi="Times New Roman"/>
-          <w:b/>
-          <w:bCs/>
-        </w:rPr>
-        <w:t xml:space="preserve">+2）。</w:t>
-      </w:r>
-      <w:r>
-        <w:rPr>
-          <w:b/>
-          <w:bCs/>
-        </w:rPr>
-        <w:t xml:space="preserve"> </w:t>
-      </w:r>
-      <w:r>
-        <w:rPr>
-          <w:rFonts w:hint="eastAsia" w:eastAsia="SimSun" w:ascii="Times New Roman" w:hAnsi="Times New Roman"/>
-          <w:b/>
-          <w:bCs/>
-        </w:rPr>
-        <w:t xml:space="preserve">正确理解：Na₂S₂O₃</w:t>
-      </w:r>
-      <w:r>
-        <w:rPr>
-          <w:b/>
-          <w:bCs/>
-        </w:rPr>
-        <w:t xml:space="preserve"> </w:t>
-      </w:r>
-      <w:r>
-        <w:rPr>
-          <w:rFonts w:hint="eastAsia" w:eastAsia="SimSun" w:ascii="Times New Roman" w:hAnsi="Times New Roman"/>
-          <w:b/>
-          <w:bCs/>
-        </w:rPr>
-        <w:t xml:space="preserve">结构为</w:t>
-      </w:r>
-      <w:r>
-        <w:rPr>
-          <w:b/>
-          <w:bCs/>
-        </w:rPr>
-        <w:t xml:space="preserve"> </w:t>
-      </w:r>
-      <w:r>
-        <w:rPr>
-          <w:rFonts w:hint="eastAsia" w:eastAsia="SimSun" w:ascii="Times New Roman" w:hAnsi="Times New Roman"/>
-          <w:b/>
-          <w:bCs/>
-        </w:rPr>
-        <w:t xml:space="preserve">S—SO₃²⁻——中心</w:t>
-      </w:r>
-      <w:r>
-        <w:rPr>
-          <w:b/>
-          <w:bCs/>
-        </w:rPr>
-        <w:t xml:space="preserve"> S </w:t>
-      </w:r>
-      <w:r>
-        <w:rPr>
-          <w:rFonts w:hint="eastAsia" w:eastAsia="SimSun" w:ascii="Times New Roman" w:hAnsi="Times New Roman"/>
-          <w:b/>
-          <w:bCs/>
-        </w:rPr>
-        <w:t xml:space="preserve">为</w:t>
-      </w:r>
-      <w:r>
-        <w:rPr>
-          <w:b/>
-          <w:bCs/>
-        </w:rPr>
-        <w:t xml:space="preserve"> </w:t>
-      </w:r>
-      <w:r>
-        <w:rPr>
-          <w:rFonts w:hint="eastAsia" w:eastAsia="SimSun" w:ascii="Times New Roman" w:hAnsi="Times New Roman"/>
-          <w:b/>
-          <w:bCs/>
-        </w:rPr>
-        <w:t xml:space="preserve">+6（四面体位），端</w:t>
-      </w:r>
-      <w:r>
-        <w:rPr>
-          <w:b/>
-          <w:bCs/>
-        </w:rPr>
-        <w:t xml:space="preserve"> S </w:t>
-      </w:r>
-      <w:r>
-        <w:rPr>
-          <w:rFonts w:hint="eastAsia" w:eastAsia="SimSun" w:ascii="Times New Roman" w:hAnsi="Times New Roman"/>
-          <w:b/>
-          <w:bCs/>
-        </w:rPr>
-        <w:t xml:space="preserve">为</w:t>
-      </w:r>
-      <w:r>
-        <w:rPr>
-          <w:b/>
-          <w:bCs/>
-        </w:rPr>
-        <w:t xml:space="preserve"> </w:t>
-      </w:r>
-      <w:r>
-        <w:rPr>
-          <w:rFonts w:hint="eastAsia" w:eastAsia="SimSun" w:ascii="Times New Roman" w:hAnsi="Times New Roman"/>
-          <w:b/>
-          <w:bCs/>
-        </w:rPr>
-        <w:t xml:space="preserve">−2（类似</w:t>
-      </w:r>
-      <w:r>
-        <w:rPr>
-          <w:b/>
-          <w:bCs/>
-        </w:rPr>
-        <w:t xml:space="preserve"> </w:t>
-      </w:r>
-      <w:r>
-        <w:rPr>
-          <w:rFonts w:hint="eastAsia" w:eastAsia="SimSun" w:ascii="Times New Roman" w:hAnsi="Times New Roman"/>
-          <w:b/>
-          <w:bCs/>
-        </w:rPr>
-        <w:t xml:space="preserve">S²⁻）。两个</w:t>
-      </w:r>
-      <w:r>
-        <w:rPr>
-          <w:b/>
-          <w:bCs/>
-        </w:rPr>
-        <w:t xml:space="preserve"> S </w:t>
-      </w:r>
-      <w:r>
-        <w:rPr>
-          <w:rFonts w:hint="eastAsia" w:eastAsia="SimSun" w:ascii="Times New Roman" w:hAnsi="Times New Roman"/>
-          <w:b/>
-          <w:bCs/>
-        </w:rPr>
-        <w:t xml:space="preserve">的化学环境</w:t>
-      </w:r>
-      <w:r>
-        <w:rPr>
-          <w:rFonts w:hint="eastAsia" w:eastAsia="SimSun" w:ascii="Times New Roman" w:hAnsi="Times New Roman"/>
-        </w:rPr>
-        <w:t xml:space="preserve">截然不同**。</w:t>
+        <w:t xml:space="preserve">截然不同</w:t>
+      </w:r>
+      <w:r>
+        <w:t xml:space="preserve">。</w:t>
       </w:r>
     </w:p>
     <w:p>
@@ -9478,7 +9412,7 @@
           <w:b/>
           <w:bCs/>
         </w:rPr>
-        <w:t xml:space="preserve">&gt; </w:t>
+        <w:t xml:space="preserve">&gt; ⚠️ </w:t>
       </w:r>
       <w:r>
         <w:rPr>
@@ -10542,7 +10476,7 @@
           <w:b/>
           <w:bCs/>
         </w:rPr>
-        <w:t xml:space="preserve">&gt; NO </w:t>
+        <w:t xml:space="preserve">&gt; 💡 NO </w:t>
       </w:r>
       <w:r>
         <w:rPr>
@@ -11353,29 +11287,17 @@
         <w:pStyle w:val="BlockText"/>
       </w:pPr>
       <w:r>
-        <w:t xml:space="preserve">[!warning] ** </w:t>
-      </w:r>
-      <w:r>
-        <w:rPr>
-          <w:rFonts w:hint="eastAsia" w:eastAsia="SimSun" w:ascii="Times New Roman" w:hAnsi="Times New Roman"/>
-        </w:rPr>
-        <w:t xml:space="preserve">易错点：电负性大</w:t>
-      </w:r>
-      <w:r>
-        <w:t xml:space="preserve"> ≠ </w:t>
-      </w:r>
-      <w:r>
-        <w:rPr>
-          <w:rFonts w:hint="eastAsia" w:eastAsia="SimSun" w:ascii="Times New Roman" w:hAnsi="Times New Roman"/>
-        </w:rPr>
-        <w:t xml:space="preserve">分子极性大</w:t>
+        <w:t xml:space="preserve">[!warning]</w:t>
+      </w:r>
+      <w:r>
+        <w:t xml:space="preserve"> </w:t>
       </w:r>
       <w:r>
         <w:rPr>
           <w:b/>
           <w:bCs/>
         </w:rPr>
-        <w:t xml:space="preserve"> </w:t>
+        <w:t xml:space="preserve">⚠️ </w:t>
       </w:r>
       <w:r>
         <w:rPr>
@@ -11383,13 +11305,45 @@
           <w:b/>
           <w:bCs/>
         </w:rPr>
+        <w:t xml:space="preserve">易错点：电负性大</w:t>
+      </w:r>
+      <w:r>
+        <w:rPr>
+          <w:b/>
+          <w:bCs/>
+        </w:rPr>
+        <w:t xml:space="preserve"> ≠ </w:t>
+      </w:r>
+      <w:r>
+        <w:rPr>
+          <w:rFonts w:hint="eastAsia" w:eastAsia="SimSun" w:ascii="Times New Roman" w:hAnsi="Times New Roman"/>
+          <w:b/>
+          <w:bCs/>
+        </w:rPr>
+        <w:t xml:space="preserve">分子极性大</w:t>
+      </w:r>
+      <w:r>
+        <w:t xml:space="preserve"> </w:t>
+      </w:r>
+      <w:r>
+        <w:rPr>
+          <w:rFonts w:hint="eastAsia" w:eastAsia="SimSun" w:ascii="Times New Roman" w:hAnsi="Times New Roman"/>
+        </w:rPr>
         <w:t xml:space="preserve">偶极是</w:t>
       </w:r>
       <w:r>
         <w:rPr>
           <w:rFonts w:hint="eastAsia" w:eastAsia="SimSun" w:ascii="Times New Roman" w:hAnsi="Times New Roman"/>
-        </w:rPr>
-        <w:t xml:space="preserve">矢量**和——方向相反可能相互抵消。NF₃</w:t>
+          <w:b/>
+          <w:bCs/>
+        </w:rPr>
+        <w:t xml:space="preserve">矢量</w:t>
+      </w:r>
+      <w:r>
+        <w:rPr>
+          <w:rFonts w:hint="eastAsia" w:eastAsia="SimSun" w:ascii="Times New Roman" w:hAnsi="Times New Roman"/>
+        </w:rPr>
+        <w:t xml:space="preserve">和——方向相反可能相互抵消。NF₃</w:t>
       </w:r>
       <w:r>
         <w:t xml:space="preserve"> </w:t>
@@ -15803,7 +15757,7 @@
           <w:b/>
           <w:bCs/>
         </w:rPr>
-        <w:t xml:space="preserve">&gt; Bi₂O₅ </w:t>
+        <w:t xml:space="preserve">&gt; 💡 Bi₂O₅ </w:t>
       </w:r>
       <w:r>
         <w:rPr>
@@ -18161,7 +18115,7 @@
           <w:b/>
           <w:bCs/>
         </w:rPr>
-        <w:t xml:space="preserve">&gt;</w:t>
+        <w:t xml:space="preserve">&gt; 💡</w:t>
       </w:r>
       <w:r>
         <w:rPr>
